--- a/11-变流电路/01-整流电路/半控整流电路/半控整流电路.docx
+++ b/11-变流电路/01-整流电路/半控整流电路/半控整流电路.docx
@@ -2436,6 +2436,20 @@
     </w:p>
     <w:bookmarkEnd w:id="26"/>
     <w:bookmarkEnd w:id="27"/>
+    <w:p>
+      <w:pPr>
+        <w:spacing w:before="360"/>
+        <w:jc w:val="center"/>
+      </w:pPr>
+      <w:r>
+        <w:rPr>
+          <w:rFonts w:ascii="Times New Roman" w:hAnsi="Times New Roman"/>
+          <w:color w:val="555555"/>
+          <w:sz w:val="21"/>
+        </w:rPr>
+        <w:t>材料收集者：杜文杰</w:t>
+      </w:r>
+    </w:p>
     <w:sectPr>
       <w:headerReference r:id="rId9" w:type="default"/>
       <w:footerReference r:id="rId10" w:type="default"/>

--- a/11-变流电路/01-整流电路/半控整流电路/半控整流电路.docx
+++ b/11-变流电路/01-整流电路/半控整流电路/半控整流电路.docx
@@ -1,6 +1,6 @@
 
 <file path=word/document.xml><?xml version="1.0" encoding="utf-8"?>
-<w:document xmlns:w="http://schemas.openxmlformats.org/wordprocessingml/2006/main" xmlns:m="http://schemas.openxmlformats.org/officeDocument/2006/math" xmlns:r="http://schemas.openxmlformats.org/officeDocument/2006/relationships" xmlns:o="urn:schemas-microsoft-com:office:office" xmlns:v="urn:schemas-microsoft-com:vml" xmlns:w10="urn:schemas-microsoft-com:office:word" xmlns:a="http://schemas.openxmlformats.org/drawingml/2006/main" xmlns:pic="http://schemas.openxmlformats.org/drawingml/2006/picture" xmlns:wp="http://schemas.openxmlformats.org/drawingml/2006/wordprocessingDrawing">
+<w:document xmlns:m="http://schemas.openxmlformats.org/officeDocument/2006/math" xmlns:r="http://schemas.openxmlformats.org/officeDocument/2006/relationships" xmlns:w="http://schemas.openxmlformats.org/wordprocessingml/2006/main" xmlns:o="urn:schemas-microsoft-com:office:office" xmlns:v="urn:schemas-microsoft-com:vml" xmlns:w10="urn:schemas-microsoft-com:office:word" xmlns:a="http://schemas.openxmlformats.org/drawingml/2006/main" xmlns:pic="http://schemas.openxmlformats.org/drawingml/2006/picture" xmlns:wp="http://schemas.openxmlformats.org/drawingml/2006/wordprocessingDrawing">
   <w:body>
     <w:bookmarkStart w:id="27" w:name="半控整流电路"/>
     <w:p>
@@ -9,7 +9,7 @@
       </w:pPr>
       <w:r>
         <w:rPr>
-          <w:rFonts w:hint="eastAsia"/>
+          <w:rFonts w:hint="eastAsia" w:eastAsia="黑体"/>
         </w:rPr>
         <w:t xml:space="preserve">半控整流电路</w:t>
       </w:r>
@@ -21,7 +21,7 @@
       </w:pPr>
       <w:r>
         <w:rPr>
-          <w:rFonts w:hint="eastAsia"/>
+          <w:rFonts w:hint="eastAsia" w:eastAsia="黑体"/>
         </w:rPr>
         <w:t xml:space="preserve">拓扑描述</w:t>
       </w:r>
@@ -32,16 +32,19 @@
       </w:pPr>
       <w:r>
         <w:rPr>
-          <w:rFonts w:hint="eastAsia"/>
+          <w:rFonts w:hint="eastAsia" w:eastAsia="黑体"/>
         </w:rPr>
         <w:t xml:space="preserve">由</w:t>
       </w:r>
       <w:r>
+        <w:rPr>
+          <w:rFonts w:eastAsia="黑体"/>
+        </w:rPr>
         <w:t xml:space="preserve"> </w:t>
       </w:r>
       <w:r>
         <w:rPr>
-          <w:rFonts w:hint="eastAsia"/>
+          <w:rFonts w:hint="eastAsia" w:eastAsia="黑体"/>
           <w:b/>
           <w:bCs/>
         </w:rPr>
@@ -81,6 +84,7 @@
       </m:oMath>
       <w:r>
         <w:rPr>
+          <w:rFonts w:eastAsia="黑体"/>
           <w:b/>
           <w:bCs/>
         </w:rPr>
@@ -88,7 +92,7 @@
       </w:r>
       <w:r>
         <w:rPr>
-          <w:rFonts w:hint="eastAsia"/>
+          <w:rFonts w:hint="eastAsia" w:eastAsia="黑体"/>
           <w:b/>
           <w:bCs/>
         </w:rPr>
@@ -96,6 +100,7 @@
       </w:r>
       <w:r>
         <w:rPr>
+          <w:rFonts w:eastAsia="黑体"/>
           <w:b/>
           <w:bCs/>
         </w:rPr>
@@ -134,17 +139,20 @@
         </m:sSub>
       </m:oMath>
       <w:r>
+        <w:rPr>
+          <w:rFonts w:eastAsia="黑体"/>
+        </w:rPr>
         <w:t xml:space="preserve"> </w:t>
       </w:r>
       <w:r>
         <w:rPr>
-          <w:rFonts w:hint="eastAsia"/>
+          <w:rFonts w:hint="eastAsia" w:eastAsia="黑体"/>
         </w:rPr>
         <w:t xml:space="preserve">组成的单相半控桥式结构（共阴极组为可控晶闸管、共阳极组为不可控二极管）。电路关键节点：</w:t>
       </w:r>
       <w:r>
         <w:rPr>
-          <w:rFonts w:hint="eastAsia"/>
+          <w:rFonts w:hint="eastAsia" w:eastAsia="黑体"/>
           <w:b/>
           <w:bCs/>
         </w:rPr>
@@ -152,6 +160,7 @@
       </w:r>
       <w:r>
         <w:rPr>
+          <w:rFonts w:eastAsia="黑体"/>
           <w:b/>
           <w:bCs/>
         </w:rPr>
@@ -159,7 +168,7 @@
       </w:r>
       <w:r>
         <w:rPr>
-          <w:rFonts w:hint="eastAsia"/>
+          <w:rFonts w:hint="eastAsia" w:eastAsia="黑体"/>
           <w:b/>
           <w:bCs/>
         </w:rPr>
@@ -167,6 +176,7 @@
       </w:r>
       <w:r>
         <w:rPr>
+          <w:rFonts w:eastAsia="黑体"/>
           <w:b/>
           <w:bCs/>
         </w:rPr>
@@ -188,13 +198,13 @@
       </m:oMath>
       <w:r>
         <w:rPr>
-          <w:rFonts w:hint="eastAsia"/>
+          <w:rFonts w:hint="eastAsia" w:eastAsia="黑体"/>
         </w:rPr>
         <w:t xml:space="preserve">（交流电源两端分别接两桥臂中点）；</w:t>
       </w:r>
       <w:r>
         <w:rPr>
-          <w:rFonts w:hint="eastAsia"/>
+          <w:rFonts w:hint="eastAsia" w:eastAsia="黑体"/>
           <w:b/>
           <w:bCs/>
         </w:rPr>
@@ -202,6 +212,7 @@
       </w:r>
       <w:r>
         <w:rPr>
+          <w:rFonts w:eastAsia="黑体"/>
           <w:b/>
           <w:bCs/>
         </w:rPr>
@@ -209,7 +220,7 @@
       </w:r>
       <w:r>
         <w:rPr>
-          <w:rFonts w:hint="eastAsia"/>
+          <w:rFonts w:hint="eastAsia" w:eastAsia="黑体"/>
           <w:b/>
           <w:bCs/>
         </w:rPr>
@@ -217,6 +228,7 @@
       </w:r>
       <w:r>
         <w:rPr>
+          <w:rFonts w:eastAsia="黑体"/>
           <w:b/>
           <w:bCs/>
         </w:rPr>
@@ -232,7 +244,7 @@
       </m:oMath>
       <w:r>
         <w:rPr>
-          <w:rFonts w:hint="eastAsia"/>
+          <w:rFonts w:hint="eastAsia" w:eastAsia="黑体"/>
         </w:rPr>
         <w:t xml:space="preserve">（</w:t>
       </w:r>
@@ -269,17 +281,20 @@
         </m:sSub>
       </m:oMath>
       <w:r>
+        <w:rPr>
+          <w:rFonts w:eastAsia="黑体"/>
+        </w:rPr>
         <w:t xml:space="preserve"> </w:t>
       </w:r>
       <w:r>
         <w:rPr>
-          <w:rFonts w:hint="eastAsia"/>
+          <w:rFonts w:hint="eastAsia" w:eastAsia="黑体"/>
         </w:rPr>
         <w:t xml:space="preserve">的共阴极端，即直流正端）；</w:t>
       </w:r>
       <w:r>
         <w:rPr>
-          <w:rFonts w:hint="eastAsia"/>
+          <w:rFonts w:hint="eastAsia" w:eastAsia="黑体"/>
           <w:b/>
           <w:bCs/>
         </w:rPr>
@@ -287,6 +302,7 @@
       </w:r>
       <w:r>
         <w:rPr>
+          <w:rFonts w:eastAsia="黑体"/>
           <w:b/>
           <w:bCs/>
         </w:rPr>
@@ -294,7 +310,7 @@
       </w:r>
       <w:r>
         <w:rPr>
-          <w:rFonts w:hint="eastAsia"/>
+          <w:rFonts w:hint="eastAsia" w:eastAsia="黑体"/>
           <w:b/>
           <w:bCs/>
         </w:rPr>
@@ -302,6 +318,7 @@
       </w:r>
       <w:r>
         <w:rPr>
+          <w:rFonts w:eastAsia="黑体"/>
           <w:b/>
           <w:bCs/>
         </w:rPr>
@@ -317,7 +334,7 @@
       </m:oMath>
       <w:r>
         <w:rPr>
-          <w:rFonts w:hint="eastAsia"/>
+          <w:rFonts w:hint="eastAsia" w:eastAsia="黑体"/>
         </w:rPr>
         <w:t xml:space="preserve">（</w:t>
       </w:r>
@@ -354,17 +371,20 @@
         </m:sSub>
       </m:oMath>
       <w:r>
+        <w:rPr>
+          <w:rFonts w:eastAsia="黑体"/>
+        </w:rPr>
         <w:t xml:space="preserve"> </w:t>
       </w:r>
       <w:r>
         <w:rPr>
-          <w:rFonts w:hint="eastAsia"/>
+          <w:rFonts w:hint="eastAsia" w:eastAsia="黑体"/>
         </w:rPr>
         <w:t xml:space="preserve">的共阳极端，即直流负端）；</w:t>
       </w:r>
       <w:r>
         <w:rPr>
-          <w:rFonts w:hint="eastAsia"/>
+          <w:rFonts w:hint="eastAsia" w:eastAsia="黑体"/>
           <w:b/>
           <w:bCs/>
         </w:rPr>
@@ -372,6 +392,7 @@
       </w:r>
       <w:r>
         <w:rPr>
+          <w:rFonts w:eastAsia="黑体"/>
           <w:b/>
           <w:bCs/>
         </w:rPr>
@@ -379,7 +400,7 @@
       </w:r>
       <w:r>
         <w:rPr>
-          <w:rFonts w:hint="eastAsia"/>
+          <w:rFonts w:hint="eastAsia" w:eastAsia="黑体"/>
           <w:b/>
           <w:bCs/>
         </w:rPr>
@@ -387,11 +408,14 @@
       </w:r>
       <w:r>
         <w:rPr>
-          <w:rFonts w:hint="eastAsia"/>
+          <w:rFonts w:hint="eastAsia" w:eastAsia="黑体"/>
         </w:rPr>
         <w:t xml:space="preserve">（负载与滤波电路跨接在</w:t>
       </w:r>
       <w:r>
+        <w:rPr>
+          <w:rFonts w:eastAsia="黑体"/>
+        </w:rPr>
         <w:t xml:space="preserve"> </w:t>
       </w:r>
       <m:oMath>
@@ -403,15 +427,21 @@
         </m:r>
       </m:oMath>
       <w:r>
+        <w:rPr>
+          <w:rFonts w:eastAsia="黑体"/>
+        </w:rPr>
         <w:t xml:space="preserve"> </w:t>
       </w:r>
       <w:r>
         <w:rPr>
-          <w:rFonts w:hint="eastAsia"/>
+          <w:rFonts w:hint="eastAsia" w:eastAsia="黑体"/>
         </w:rPr>
         <w:t xml:space="preserve">与</w:t>
       </w:r>
       <w:r>
+        <w:rPr>
+          <w:rFonts w:eastAsia="黑体"/>
+        </w:rPr>
         <w:t xml:space="preserve"> </w:t>
       </w:r>
       <m:oMath>
@@ -423,11 +453,14 @@
         </m:r>
       </m:oMath>
       <w:r>
+        <w:rPr>
+          <w:rFonts w:eastAsia="黑体"/>
+        </w:rPr>
         <w:t xml:space="preserve"> </w:t>
       </w:r>
       <w:r>
         <w:rPr>
-          <w:rFonts w:hint="eastAsia"/>
+          <w:rFonts w:hint="eastAsia" w:eastAsia="黑体"/>
         </w:rPr>
         <w:t xml:space="preserve">之间）。</w:t>
       </w:r>
@@ -436,7 +469,7 @@
       <w:pPr/>
       <w:r>
         <w:rPr>
-          <w:rFonts w:hint="eastAsia"/>
+          <w:rFonts w:hint="eastAsia" w:eastAsia="黑体"/>
         </w:rPr>
         <w:t xml:space="preserve">各元件管脚连接：</w:t>
       </w:r>
@@ -455,15 +488,21 @@
         </m:sSub>
       </m:oMath>
       <w:r>
+        <w:rPr>
+          <w:rFonts w:eastAsia="黑体"/>
+        </w:rPr>
         <w:t xml:space="preserve"> </w:t>
       </w:r>
       <w:r>
         <w:rPr>
-          <w:rFonts w:hint="eastAsia"/>
+          <w:rFonts w:hint="eastAsia" w:eastAsia="黑体"/>
         </w:rPr>
         <w:t xml:space="preserve">的阳极接交流节点</w:t>
       </w:r>
       <w:r>
+        <w:rPr>
+          <w:rFonts w:eastAsia="黑体"/>
+        </w:rPr>
         <w:t xml:space="preserve"> </w:t>
       </w:r>
       <m:oMath>
@@ -473,11 +512,14 @@
       </m:oMath>
       <w:r>
         <w:rPr>
-          <w:rFonts w:hint="eastAsia"/>
+          <w:rFonts w:hint="eastAsia" w:eastAsia="黑体"/>
         </w:rPr>
         <w:t xml:space="preserve">、阴极接直流正节点</w:t>
       </w:r>
       <w:r>
+        <w:rPr>
+          <w:rFonts w:eastAsia="黑体"/>
+        </w:rPr>
         <w:t xml:space="preserve"> </w:t>
       </w:r>
       <m:oMath>
@@ -490,7 +532,7 @@
       </m:oMath>
       <w:r>
         <w:rPr>
-          <w:rFonts w:hint="eastAsia"/>
+          <w:rFonts w:hint="eastAsia" w:eastAsia="黑体"/>
         </w:rPr>
         <w:t xml:space="preserve">、门极接触发电路；</w:t>
       </w:r>
@@ -509,15 +551,21 @@
         </m:sSub>
       </m:oMath>
       <w:r>
+        <w:rPr>
+          <w:rFonts w:eastAsia="黑体"/>
+        </w:rPr>
         <w:t xml:space="preserve"> </w:t>
       </w:r>
       <w:r>
         <w:rPr>
-          <w:rFonts w:hint="eastAsia"/>
+          <w:rFonts w:hint="eastAsia" w:eastAsia="黑体"/>
         </w:rPr>
         <w:t xml:space="preserve">的阳极接交流节点</w:t>
       </w:r>
       <w:r>
+        <w:rPr>
+          <w:rFonts w:eastAsia="黑体"/>
+        </w:rPr>
         <w:t xml:space="preserve"> </w:t>
       </w:r>
       <m:oMath>
@@ -527,11 +575,14 @@
       </m:oMath>
       <w:r>
         <w:rPr>
-          <w:rFonts w:hint="eastAsia"/>
+          <w:rFonts w:hint="eastAsia" w:eastAsia="黑体"/>
         </w:rPr>
         <w:t xml:space="preserve">、阴极接</w:t>
       </w:r>
       <w:r>
+        <w:rPr>
+          <w:rFonts w:eastAsia="黑体"/>
+        </w:rPr>
         <w:t xml:space="preserve"> </w:t>
       </w:r>
       <m:oMath>
@@ -544,7 +595,7 @@
       </m:oMath>
       <w:r>
         <w:rPr>
-          <w:rFonts w:hint="eastAsia"/>
+          <w:rFonts w:hint="eastAsia" w:eastAsia="黑体"/>
         </w:rPr>
         <w:t xml:space="preserve">、门极接触发电路；</w:t>
       </w:r>
@@ -563,15 +614,21 @@
         </m:sSub>
       </m:oMath>
       <w:r>
+        <w:rPr>
+          <w:rFonts w:eastAsia="黑体"/>
+        </w:rPr>
         <w:t xml:space="preserve"> </w:t>
       </w:r>
       <w:r>
         <w:rPr>
-          <w:rFonts w:hint="eastAsia"/>
+          <w:rFonts w:hint="eastAsia" w:eastAsia="黑体"/>
         </w:rPr>
         <w:t xml:space="preserve">的阳极接直流负节点</w:t>
       </w:r>
       <w:r>
+        <w:rPr>
+          <w:rFonts w:eastAsia="黑体"/>
+        </w:rPr>
         <w:t xml:space="preserve"> </w:t>
       </w:r>
       <m:oMath>
@@ -584,11 +641,14 @@
       </m:oMath>
       <w:r>
         <w:rPr>
-          <w:rFonts w:hint="eastAsia"/>
+          <w:rFonts w:hint="eastAsia" w:eastAsia="黑体"/>
         </w:rPr>
         <w:t xml:space="preserve">、阴极接交流节点</w:t>
       </w:r>
       <w:r>
+        <w:rPr>
+          <w:rFonts w:eastAsia="黑体"/>
+        </w:rPr>
         <w:t xml:space="preserve"> </w:t>
       </w:r>
       <m:oMath>
@@ -598,7 +658,7 @@
       </m:oMath>
       <w:r>
         <w:rPr>
-          <w:rFonts w:hint="eastAsia"/>
+          <w:rFonts w:hint="eastAsia" w:eastAsia="黑体"/>
         </w:rPr>
         <w:t xml:space="preserve">；</w:t>
       </w:r>
@@ -617,15 +677,21 @@
         </m:sSub>
       </m:oMath>
       <w:r>
+        <w:rPr>
+          <w:rFonts w:eastAsia="黑体"/>
+        </w:rPr>
         <w:t xml:space="preserve"> </w:t>
       </w:r>
       <w:r>
         <w:rPr>
-          <w:rFonts w:hint="eastAsia"/>
+          <w:rFonts w:hint="eastAsia" w:eastAsia="黑体"/>
         </w:rPr>
         <w:t xml:space="preserve">的阳极接</w:t>
       </w:r>
       <w:r>
+        <w:rPr>
+          <w:rFonts w:eastAsia="黑体"/>
+        </w:rPr>
         <w:t xml:space="preserve"> </w:t>
       </w:r>
       <m:oMath>
@@ -638,11 +704,14 @@
       </m:oMath>
       <w:r>
         <w:rPr>
-          <w:rFonts w:hint="eastAsia"/>
+          <w:rFonts w:hint="eastAsia" w:eastAsia="黑体"/>
         </w:rPr>
         <w:t xml:space="preserve">、阴极接交流节点</w:t>
       </w:r>
       <w:r>
+        <w:rPr>
+          <w:rFonts w:eastAsia="黑体"/>
+        </w:rPr>
         <w:t xml:space="preserve"> </w:t>
       </w:r>
       <m:oMath>
@@ -652,11 +721,14 @@
       </m:oMath>
       <w:r>
         <w:rPr>
-          <w:rFonts w:hint="eastAsia"/>
+          <w:rFonts w:hint="eastAsia" w:eastAsia="黑体"/>
         </w:rPr>
         <w:t xml:space="preserve">；负载（或</w:t>
       </w:r>
       <w:r>
+        <w:rPr>
+          <w:rFonts w:eastAsia="黑体"/>
+        </w:rPr>
         <w:t xml:space="preserve"> </w:t>
       </w:r>
       <m:oMath>
@@ -668,24 +740,33 @@
         </m:r>
       </m:oMath>
       <w:r>
+        <w:rPr>
+          <w:rFonts w:eastAsia="黑体"/>
+        </w:rPr>
         <w:t xml:space="preserve"> </w:t>
       </w:r>
       <w:r>
         <w:rPr>
-          <w:rFonts w:hint="eastAsia"/>
+          <w:rFonts w:hint="eastAsia" w:eastAsia="黑体"/>
         </w:rPr>
         <w:t xml:space="preserve">负载</w:t>
       </w:r>
       <w:r>
+        <w:rPr>
+          <w:rFonts w:eastAsia="黑体"/>
+        </w:rPr>
         <w:t xml:space="preserve"> + </w:t>
       </w:r>
       <w:r>
         <w:rPr>
-          <w:rFonts w:hint="eastAsia"/>
+          <w:rFonts w:hint="eastAsia" w:eastAsia="黑体"/>
         </w:rPr>
         <w:t xml:space="preserve">续流二极管）跨接在</w:t>
       </w:r>
       <w:r>
+        <w:rPr>
+          <w:rFonts w:eastAsia="黑体"/>
+        </w:rPr>
         <w:t xml:space="preserve"> </w:t>
       </w:r>
       <m:oMath>
@@ -697,15 +778,21 @@
         </m:r>
       </m:oMath>
       <w:r>
+        <w:rPr>
+          <w:rFonts w:eastAsia="黑体"/>
+        </w:rPr>
         <w:t xml:space="preserve"> </w:t>
       </w:r>
       <w:r>
         <w:rPr>
-          <w:rFonts w:hint="eastAsia"/>
+          <w:rFonts w:hint="eastAsia" w:eastAsia="黑体"/>
         </w:rPr>
         <w:t xml:space="preserve">与</w:t>
       </w:r>
       <w:r>
+        <w:rPr>
+          <w:rFonts w:eastAsia="黑体"/>
+        </w:rPr>
         <w:t xml:space="preserve"> </w:t>
       </w:r>
       <m:oMath>
@@ -717,11 +804,14 @@
         </m:r>
       </m:oMath>
       <w:r>
+        <w:rPr>
+          <w:rFonts w:eastAsia="黑体"/>
+        </w:rPr>
         <w:t xml:space="preserve"> </w:t>
       </w:r>
       <w:r>
         <w:rPr>
-          <w:rFonts w:hint="eastAsia"/>
+          <w:rFonts w:hint="eastAsia" w:eastAsia="黑体"/>
         </w:rPr>
         <w:t xml:space="preserve">之间。</w:t>
       </w:r>
@@ -730,20 +820,26 @@
       <w:pPr/>
       <w:r>
         <w:rPr>
-          <w:rFonts w:hint="eastAsia"/>
+          <w:rFonts w:hint="eastAsia" w:eastAsia="黑体"/>
         </w:rPr>
         <w:t xml:space="preserve">由此构成”两只晶闸管共阴极组</w:t>
       </w:r>
       <w:r>
+        <w:rPr>
+          <w:rFonts w:eastAsia="黑体"/>
+        </w:rPr>
         <w:t xml:space="preserve"> + </w:t>
       </w:r>
       <w:r>
         <w:rPr>
-          <w:rFonts w:hint="eastAsia"/>
+          <w:rFonts w:hint="eastAsia" w:eastAsia="黑体"/>
         </w:rPr>
         <w:t xml:space="preserve">两只二极管共阳极组”的单相半控桥整流组态，晶闸管控制开始导通时刻、二极管自然换流，输出直流电压可部分调节（延迟角</w:t>
       </w:r>
       <w:r>
+        <w:rPr>
+          <w:rFonts w:eastAsia="黑体"/>
+        </w:rPr>
         <w:t xml:space="preserve"> </w:t>
       </w:r>
       <m:oMath>
@@ -752,11 +848,14 @@
         </m:r>
       </m:oMath>
       <w:r>
+        <w:rPr>
+          <w:rFonts w:eastAsia="黑体"/>
+        </w:rPr>
         <w:t xml:space="preserve"> </w:t>
       </w:r>
       <w:r>
         <w:rPr>
-          <w:rFonts w:hint="eastAsia"/>
+          <w:rFonts w:hint="eastAsia" w:eastAsia="黑体"/>
         </w:rPr>
         <w:t xml:space="preserve">越大输出电压越低）。</w:t>
       </w:r>
@@ -769,7 +868,7 @@
       </w:pPr>
       <w:r>
         <w:rPr>
-          <w:rFonts w:hint="eastAsia"/>
+          <w:rFonts w:hint="eastAsia" w:eastAsia="黑体"/>
         </w:rPr>
         <w:t xml:space="preserve">工作原理</w:t>
       </w:r>
@@ -780,25 +879,31 @@
       </w:pPr>
       <w:r>
         <w:rPr>
-          <w:rFonts w:hint="eastAsia"/>
+          <w:rFonts w:hint="eastAsia" w:eastAsia="黑体"/>
         </w:rPr>
         <w:t xml:space="preserve">晶闸管在正向电压与门极触发信号同时满足时导通，延迟角</w:t>
       </w:r>
       <w:r>
+        <w:rPr>
+          <w:rFonts w:eastAsia="黑体"/>
+        </w:rPr>
         <w:t xml:space="preserve"> α </w:t>
       </w:r>
       <w:r>
         <w:rPr>
-          <w:rFonts w:hint="eastAsia"/>
+          <w:rFonts w:hint="eastAsia" w:eastAsia="黑体"/>
         </w:rPr>
         <w:t xml:space="preserve">决定其开始导通的时刻；二极管则在对应半周自然导通。当延迟角</w:t>
       </w:r>
       <w:r>
+        <w:rPr>
+          <w:rFonts w:eastAsia="黑体"/>
+        </w:rPr>
         <w:t xml:space="preserve"> α </w:t>
       </w:r>
       <w:r>
         <w:rPr>
-          <w:rFonts w:hint="eastAsia"/>
+          <w:rFonts w:hint="eastAsia" w:eastAsia="黑体"/>
         </w:rPr>
         <w:t xml:space="preserve">增大，晶闸管导通推迟，输出直流平均电压随之下降，从而实现有限范围的电压调节。</w:t>
       </w:r>
@@ -811,7 +916,7 @@
       </w:pPr>
       <w:r>
         <w:rPr>
-          <w:rFonts w:hint="eastAsia"/>
+          <w:rFonts w:hint="eastAsia" w:eastAsia="黑体"/>
         </w:rPr>
         <w:t xml:space="preserve">关键计算公式</w:t>
       </w:r>
@@ -825,7 +930,7 @@
       </w:pPr>
       <w:r>
         <w:rPr>
-          <w:rFonts w:hint="eastAsia"/>
+          <w:rFonts w:hint="eastAsia" w:eastAsia="黑体"/>
         </w:rPr>
         <w:t xml:space="preserve">单相半控桥输出平均电压（电阻负载）：</w:t>
       </w:r>
@@ -924,7 +1029,7 @@
       </w:pPr>
       <w:r>
         <w:rPr>
-          <w:rFonts w:hint="eastAsia"/>
+          <w:rFonts w:hint="eastAsia" w:eastAsia="黑体"/>
         </w:rPr>
         <w:t xml:space="preserve">角频率关系：</w:t>
       </w:r>
@@ -969,7 +1074,7 @@
       </w:pPr>
       <w:r>
         <w:rPr>
-          <w:rFonts w:hint="eastAsia"/>
+          <w:rFonts w:hint="eastAsia" w:eastAsia="黑体"/>
         </w:rPr>
         <w:t xml:space="preserve">输出平均电流（电阻负载）：</w:t>
       </w:r>
@@ -1038,7 +1143,7 @@
       </w:pPr>
       <w:r>
         <w:rPr>
-          <w:rFonts w:hint="eastAsia"/>
+          <w:rFonts w:hint="eastAsia" w:eastAsia="黑体"/>
         </w:rPr>
         <w:t xml:space="preserve">有效值电压：</w:t>
       </w:r>
@@ -1201,7 +1306,7 @@
             </w:pPr>
             <w:r>
               <w:rPr>
-                <w:rFonts w:hint="eastAsia"/>
+                <w:rFonts w:hint="eastAsia" w:eastAsia="黑体"/>
               </w:rPr>
               <w:t xml:space="preserve">符号</w:t>
             </w:r>
@@ -1215,7 +1320,7 @@
             </w:pPr>
             <w:r>
               <w:rPr>
-                <w:rFonts w:hint="eastAsia"/>
+                <w:rFonts w:hint="eastAsia" w:eastAsia="黑体"/>
               </w:rPr>
               <w:t xml:space="preserve">含义</w:t>
             </w:r>
@@ -1229,7 +1334,7 @@
             </w:pPr>
             <w:r>
               <w:rPr>
-                <w:rFonts w:hint="eastAsia"/>
+                <w:rFonts w:hint="eastAsia" w:eastAsia="黑体"/>
               </w:rPr>
               <w:t xml:space="preserve">单位</w:t>
             </w:r>
@@ -1258,6 +1363,9 @@
               </m:sSub>
             </m:oMath>
             <w:r>
+              <w:rPr>
+                <w:rFonts w:eastAsia="黑体"/>
+              </w:rPr>
               <w:t xml:space="preserve">​</w:t>
             </w:r>
           </w:p>
@@ -1270,7 +1378,7 @@
             </w:pPr>
             <w:r>
               <w:rPr>
-                <w:rFonts w:hint="eastAsia"/>
+                <w:rFonts w:hint="eastAsia" w:eastAsia="黑体"/>
               </w:rPr>
               <w:t xml:space="preserve">输出平均电压</w:t>
             </w:r>
@@ -1283,6 +1391,9 @@
               <w:pStyle w:val="Compact"/>
             </w:pPr>
             <w:r>
+              <w:rPr>
+                <w:rFonts w:eastAsia="黑体"/>
+              </w:rPr>
               <w:t xml:space="preserve">V</w:t>
             </w:r>
           </w:p>
@@ -1310,6 +1421,9 @@
               </m:sSub>
             </m:oMath>
             <w:r>
+              <w:rPr>
+                <w:rFonts w:eastAsia="黑体"/>
+              </w:rPr>
               <w:t xml:space="preserve">​</w:t>
             </w:r>
           </w:p>
@@ -1322,7 +1436,7 @@
             </w:pPr>
             <w:r>
               <w:rPr>
-                <w:rFonts w:hint="eastAsia"/>
+                <w:rFonts w:hint="eastAsia" w:eastAsia="黑体"/>
               </w:rPr>
               <w:t xml:space="preserve">输入交流峰值电压</w:t>
             </w:r>
@@ -1335,6 +1449,9 @@
               <w:pStyle w:val="Compact"/>
             </w:pPr>
             <w:r>
+              <w:rPr>
+                <w:rFonts w:eastAsia="黑体"/>
+              </w:rPr>
               <w:t xml:space="preserve">V</w:t>
             </w:r>
           </w:p>
@@ -1368,6 +1485,9 @@
               </m:sSub>
             </m:oMath>
             <w:r>
+              <w:rPr>
+                <w:rFonts w:eastAsia="黑体"/>
+              </w:rPr>
               <w:t xml:space="preserve">​</w:t>
             </w:r>
           </w:p>
@@ -1380,7 +1500,7 @@
             </w:pPr>
             <w:r>
               <w:rPr>
-                <w:rFonts w:hint="eastAsia"/>
+                <w:rFonts w:hint="eastAsia" w:eastAsia="黑体"/>
               </w:rPr>
               <w:t xml:space="preserve">输出电压有效值</w:t>
             </w:r>
@@ -1393,6 +1513,9 @@
               <w:pStyle w:val="Compact"/>
             </w:pPr>
             <w:r>
+              <w:rPr>
+                <w:rFonts w:eastAsia="黑体"/>
+              </w:rPr>
               <w:t xml:space="preserve">V</w:t>
             </w:r>
           </w:p>
@@ -1411,6 +1534,9 @@
               </m:r>
             </m:oMath>
             <w:r>
+              <w:rPr>
+                <w:rFonts w:eastAsia="黑体"/>
+              </w:rPr>
               <w:t xml:space="preserve">​</w:t>
             </w:r>
           </w:p>
@@ -1423,7 +1549,7 @@
             </w:pPr>
             <w:r>
               <w:rPr>
-                <w:rFonts w:hint="eastAsia"/>
+                <w:rFonts w:hint="eastAsia" w:eastAsia="黑体"/>
               </w:rPr>
               <w:t xml:space="preserve">触发延迟角</w:t>
             </w:r>
@@ -1436,6 +1562,9 @@
               <w:pStyle w:val="Compact"/>
             </w:pPr>
             <w:r>
+              <w:rPr>
+                <w:rFonts w:eastAsia="黑体"/>
+              </w:rPr>
               <w:t xml:space="preserve">rad</w:t>
             </w:r>
           </w:p>
@@ -1463,6 +1592,9 @@
               </m:sSub>
             </m:oMath>
             <w:r>
+              <w:rPr>
+                <w:rFonts w:eastAsia="黑体"/>
+              </w:rPr>
               <w:t xml:space="preserve">​</w:t>
             </w:r>
           </w:p>
@@ -1475,7 +1607,7 @@
             </w:pPr>
             <w:r>
               <w:rPr>
-                <w:rFonts w:hint="eastAsia"/>
+                <w:rFonts w:hint="eastAsia" w:eastAsia="黑体"/>
               </w:rPr>
               <w:t xml:space="preserve">负载平均电流</w:t>
             </w:r>
@@ -1488,6 +1620,9 @@
               <w:pStyle w:val="Compact"/>
             </w:pPr>
             <w:r>
+              <w:rPr>
+                <w:rFonts w:eastAsia="黑体"/>
+              </w:rPr>
               <w:t xml:space="preserve">A</w:t>
             </w:r>
           </w:p>
@@ -1506,6 +1641,9 @@
               </m:r>
             </m:oMath>
             <w:r>
+              <w:rPr>
+                <w:rFonts w:eastAsia="黑体"/>
+              </w:rPr>
               <w:t xml:space="preserve">​</w:t>
             </w:r>
           </w:p>
@@ -1518,7 +1656,7 @@
             </w:pPr>
             <w:r>
               <w:rPr>
-                <w:rFonts w:hint="eastAsia"/>
+                <w:rFonts w:hint="eastAsia" w:eastAsia="黑体"/>
               </w:rPr>
               <w:t xml:space="preserve">交流频率</w:t>
             </w:r>
@@ -1531,6 +1669,9 @@
               <w:pStyle w:val="Compact"/>
             </w:pPr>
             <w:r>
+              <w:rPr>
+                <w:rFonts w:eastAsia="黑体"/>
+              </w:rPr>
               <w:t xml:space="preserve">Hz</w:t>
             </w:r>
           </w:p>
@@ -1545,7 +1686,7 @@
       </w:pPr>
       <w:r>
         <w:rPr>
-          <w:rFonts w:hint="eastAsia"/>
+          <w:rFonts w:hint="eastAsia" w:eastAsia="黑体"/>
         </w:rPr>
         <w:t xml:space="preserve">元件调整影响</w:t>
       </w:r>
@@ -1560,7 +1701,7 @@
       </w:pPr>
       <w:r>
         <w:rPr>
-          <w:rFonts w:hint="eastAsia"/>
+          <w:rFonts w:hint="eastAsia" w:eastAsia="黑体"/>
           <w:b/>
           <w:bCs/>
         </w:rPr>
@@ -1568,6 +1709,7 @@
       </w:r>
       <w:r>
         <w:rPr>
+          <w:rFonts w:eastAsia="黑体"/>
           <w:b/>
           <w:bCs/>
         </w:rPr>
@@ -1575,25 +1717,34 @@
       </w:r>
       <w:r>
         <w:rPr>
-          <w:rFonts w:hint="eastAsia"/>
+          <w:rFonts w:hint="eastAsia" w:eastAsia="黑体"/>
           <w:b/>
           <w:bCs/>
         </w:rPr>
         <w:t xml:space="preserve">增大</w:t>
       </w:r>
       <w:r>
+        <w:rPr>
+          <w:rFonts w:eastAsia="黑体"/>
+        </w:rPr>
         <w:t xml:space="preserve"> </w:t>
       </w:r>
       <w:r>
+        <w:rPr>
+          <w:rFonts w:eastAsia="黑体"/>
+        </w:rPr>
         <w:t xml:space="preserve">→ </w:t>
       </w:r>
       <w:r>
         <w:rPr>
-          <w:rFonts w:hint="eastAsia"/>
+          <w:rFonts w:hint="eastAsia" w:eastAsia="黑体"/>
         </w:rPr>
         <w:t xml:space="preserve">输出平均电压</w:t>
       </w:r>
       <w:r>
+        <w:rPr>
+          <w:rFonts w:eastAsia="黑体"/>
+        </w:rPr>
         <w:t xml:space="preserve"> </w:t>
       </w:r>
       <m:oMath>
@@ -1611,11 +1762,14 @@
         </m:sSub>
       </m:oMath>
       <w:r>
+        <w:rPr>
+          <w:rFonts w:eastAsia="黑体"/>
+        </w:rPr>
         <w:t xml:space="preserve"> </w:t>
       </w:r>
       <w:r>
         <w:rPr>
-          <w:rFonts w:hint="eastAsia"/>
+          <w:rFonts w:hint="eastAsia" w:eastAsia="黑体"/>
         </w:rPr>
         <w:t xml:space="preserve">下降，可从接近全导通降到接近零。</w:t>
       </w:r>
@@ -1630,6 +1784,7 @@
       </w:pPr>
       <w:r>
         <w:rPr>
+          <w:rFonts w:eastAsia="黑体"/>
           <w:b/>
           <w:bCs/>
         </w:rPr>
@@ -1637,21 +1792,27 @@
       </w:r>
       <w:r>
         <w:rPr>
-          <w:rFonts w:hint="eastAsia"/>
+          <w:rFonts w:hint="eastAsia" w:eastAsia="黑体"/>
           <w:b/>
           <w:bCs/>
         </w:rPr>
         <w:t xml:space="preserve">减小</w:t>
       </w:r>
       <w:r>
+        <w:rPr>
+          <w:rFonts w:eastAsia="黑体"/>
+        </w:rPr>
         <w:t xml:space="preserve"> </w:t>
       </w:r>
       <w:r>
+        <w:rPr>
+          <w:rFonts w:eastAsia="黑体"/>
+        </w:rPr>
         <w:t xml:space="preserve">→ </w:t>
       </w:r>
       <w:r>
         <w:rPr>
-          <w:rFonts w:hint="eastAsia"/>
+          <w:rFonts w:hint="eastAsia" w:eastAsia="黑体"/>
         </w:rPr>
         <w:t xml:space="preserve">输出电压升高，功率因数与波形质量改善。</w:t>
       </w:r>
@@ -1666,21 +1827,27 @@
       </w:pPr>
       <w:r>
         <w:rPr>
-          <w:rFonts w:hint="eastAsia"/>
+          <w:rFonts w:hint="eastAsia" w:eastAsia="黑体"/>
           <w:b/>
           <w:bCs/>
         </w:rPr>
         <w:t xml:space="preserve">负载为感性时</w:t>
       </w:r>
       <w:r>
+        <w:rPr>
+          <w:rFonts w:eastAsia="黑体"/>
+        </w:rPr>
         <w:t xml:space="preserve"> </w:t>
       </w:r>
       <w:r>
+        <w:rPr>
+          <w:rFonts w:eastAsia="黑体"/>
+        </w:rPr>
         <w:t xml:space="preserve">→ </w:t>
       </w:r>
       <w:r>
         <w:rPr>
-          <w:rFonts w:hint="eastAsia"/>
+          <w:rFonts w:hint="eastAsia" w:eastAsia="黑体"/>
         </w:rPr>
         <w:t xml:space="preserve">输出电压调节范围受限，需加续流二极管防止失控。</w:t>
       </w:r>
@@ -1695,21 +1862,27 @@
       </w:pPr>
       <w:r>
         <w:rPr>
-          <w:rFonts w:hint="eastAsia"/>
+          <w:rFonts w:hint="eastAsia" w:eastAsia="黑体"/>
           <w:b/>
           <w:bCs/>
         </w:rPr>
         <w:t xml:space="preserve">换流重叠角越大</w:t>
       </w:r>
       <w:r>
+        <w:rPr>
+          <w:rFonts w:eastAsia="黑体"/>
+        </w:rPr>
         <w:t xml:space="preserve"> </w:t>
       </w:r>
       <w:r>
+        <w:rPr>
+          <w:rFonts w:eastAsia="黑体"/>
+        </w:rPr>
         <w:t xml:space="preserve">→ </w:t>
       </w:r>
       <w:r>
         <w:rPr>
-          <w:rFonts w:hint="eastAsia"/>
+          <w:rFonts w:hint="eastAsia" w:eastAsia="黑体"/>
         </w:rPr>
         <w:t xml:space="preserve">有效输出电压更低，纹波更大。</w:t>
       </w:r>
@@ -1724,7 +1897,7 @@
       </w:pPr>
       <w:r>
         <w:rPr>
-          <w:rFonts w:hint="eastAsia"/>
+          <w:rFonts w:hint="eastAsia" w:eastAsia="黑体"/>
           <w:b/>
           <w:bCs/>
         </w:rPr>
@@ -1732,6 +1905,7 @@
       </w:r>
       <w:r>
         <w:rPr>
+          <w:rFonts w:eastAsia="黑体"/>
           <w:b/>
           <w:bCs/>
         </w:rPr>
@@ -1739,21 +1913,27 @@
       </w:r>
       <w:r>
         <w:rPr>
-          <w:rFonts w:hint="eastAsia"/>
+          <w:rFonts w:hint="eastAsia" w:eastAsia="黑体"/>
           <w:b/>
           <w:bCs/>
         </w:rPr>
         <w:t xml:space="preserve">电流额定越高</w:t>
       </w:r>
       <w:r>
+        <w:rPr>
+          <w:rFonts w:eastAsia="黑体"/>
+        </w:rPr>
         <w:t xml:space="preserve"> </w:t>
       </w:r>
       <w:r>
+        <w:rPr>
+          <w:rFonts w:eastAsia="黑体"/>
+        </w:rPr>
         <w:t xml:space="preserve">→ </w:t>
       </w:r>
       <w:r>
         <w:rPr>
-          <w:rFonts w:hint="eastAsia"/>
+          <w:rFonts w:hint="eastAsia" w:eastAsia="黑体"/>
         </w:rPr>
         <w:t xml:space="preserve">可整流的功率越大，但成本上升。</w:t>
       </w:r>
@@ -1766,7 +1946,7 @@
       </w:pPr>
       <w:r>
         <w:rPr>
-          <w:rFonts w:hint="eastAsia"/>
+          <w:rFonts w:hint="eastAsia" w:eastAsia="黑体"/>
         </w:rPr>
         <w:t xml:space="preserve">典型参数示例</w:t>
       </w:r>
@@ -1781,11 +1961,14 @@
       </w:pPr>
       <w:r>
         <w:rPr>
-          <w:rFonts w:hint="eastAsia"/>
+          <w:rFonts w:hint="eastAsia" w:eastAsia="黑体"/>
         </w:rPr>
         <w:t xml:space="preserve">单相</w:t>
       </w:r>
       <w:r>
+        <w:rPr>
+          <w:rFonts w:eastAsia="黑体"/>
+        </w:rPr>
         <w:t xml:space="preserve"> 220 V、</w:t>
       </w:r>
       <m:oMath>
@@ -1843,7 +2026,7 @@
       </m:oMath>
       <w:r>
         <w:rPr>
-          <w:rFonts w:hint="eastAsia"/>
+          <w:rFonts w:hint="eastAsia" w:eastAsia="黑体"/>
         </w:rPr>
         <w:t xml:space="preserve">，</w:t>
       </w:r>
@@ -1872,6 +2055,9 @@
         </m:r>
       </m:oMath>
       <w:r>
+        <w:rPr>
+          <w:rFonts w:eastAsia="黑体"/>
+        </w:rPr>
         <w:t xml:space="preserve">。</w:t>
       </w:r>
     </w:p>
@@ -1885,11 +2071,14 @@
       </w:pPr>
       <w:r>
         <w:rPr>
-          <w:rFonts w:hint="eastAsia"/>
+          <w:rFonts w:hint="eastAsia" w:eastAsia="黑体"/>
         </w:rPr>
         <w:t xml:space="preserve">取</w:t>
       </w:r>
       <w:r>
+        <w:rPr>
+          <w:rFonts w:eastAsia="黑体"/>
+        </w:rPr>
         <w:t xml:space="preserve"> </w:t>
       </w:r>
       <m:oMath>
@@ -1920,7 +2109,7 @@
       </m:oMath>
       <w:r>
         <w:rPr>
-          <w:rFonts w:hint="eastAsia"/>
+          <w:rFonts w:hint="eastAsia" w:eastAsia="黑体"/>
         </w:rPr>
         <w:t xml:space="preserve">：</w:t>
       </w:r>
@@ -2043,7 +2232,7 @@
       </m:oMath>
       <w:r>
         <w:rPr>
-          <w:rFonts w:hint="eastAsia"/>
+          <w:rFonts w:hint="eastAsia" w:eastAsia="黑体"/>
         </w:rPr>
         <w:t xml:space="preserve">，</w:t>
       </w:r>
@@ -2102,6 +2291,9 @@
         </m:r>
       </m:oMath>
       <w:r>
+        <w:rPr>
+          <w:rFonts w:eastAsia="黑体"/>
+        </w:rPr>
         <w:t xml:space="preserve">。</w:t>
       </w:r>
     </w:p>
@@ -2115,11 +2307,14 @@
       </w:pPr>
       <w:r>
         <w:rPr>
-          <w:rFonts w:hint="eastAsia"/>
+          <w:rFonts w:hint="eastAsia" w:eastAsia="黑体"/>
         </w:rPr>
         <w:t xml:space="preserve">取</w:t>
       </w:r>
       <w:r>
+        <w:rPr>
+          <w:rFonts w:eastAsia="黑体"/>
+        </w:rPr>
         <w:t xml:space="preserve"> </w:t>
       </w:r>
       <m:oMath>
@@ -2138,7 +2333,7 @@
       </m:oMath>
       <w:r>
         <w:rPr>
-          <w:rFonts w:hint="eastAsia"/>
+          <w:rFonts w:hint="eastAsia" w:eastAsia="黑体"/>
         </w:rPr>
         <w:t xml:space="preserve">：</w:t>
       </w:r>
@@ -2221,6 +2416,9 @@
         </m:r>
       </m:oMath>
       <w:r>
+        <w:rPr>
+          <w:rFonts w:eastAsia="黑体"/>
+        </w:rPr>
         <w:t xml:space="preserve">。</w:t>
       </w:r>
     </w:p>
@@ -2232,7 +2430,7 @@
       </w:pPr>
       <w:r>
         <w:rPr>
-          <w:rFonts w:hint="eastAsia"/>
+          <w:rFonts w:hint="eastAsia" w:eastAsia="黑体"/>
         </w:rPr>
         <w:t xml:space="preserve">常见器件型号</w:t>
       </w:r>
@@ -2247,7 +2445,7 @@
       </w:pPr>
       <w:r>
         <w:rPr>
-          <w:rFonts w:hint="eastAsia"/>
+          <w:rFonts w:hint="eastAsia" w:eastAsia="黑体"/>
         </w:rPr>
         <w:t xml:space="preserve">晶闸管：BT151、BT169、TIC116、MCR100-6。</w:t>
       </w:r>
@@ -2262,7 +2460,7 @@
       </w:pPr>
       <w:r>
         <w:rPr>
-          <w:rFonts w:hint="eastAsia"/>
+          <w:rFonts w:hint="eastAsia" w:eastAsia="黑体"/>
         </w:rPr>
         <w:t xml:space="preserve">整流二极管：1N4007、1N5408、6A10。</w:t>
       </w:r>
@@ -2277,16 +2475,19 @@
       </w:pPr>
       <w:r>
         <w:rPr>
-          <w:rFonts w:hint="eastAsia"/>
+          <w:rFonts w:hint="eastAsia" w:eastAsia="黑体"/>
         </w:rPr>
         <w:t xml:space="preserve">续流二极管：常用快恢复二极管（如</w:t>
       </w:r>
       <w:r>
+        <w:rPr>
+          <w:rFonts w:eastAsia="黑体"/>
+        </w:rPr>
         <w:t xml:space="preserve"> </w:t>
       </w:r>
       <w:r>
         <w:rPr>
-          <w:rFonts w:hint="eastAsia"/>
+          <w:rFonts w:hint="eastAsia" w:eastAsia="黑体"/>
         </w:rPr>
         <w:t xml:space="preserve">FR107、MUR460）。</w:t>
       </w:r>
@@ -2301,7 +2502,7 @@
       </w:pPr>
       <w:r>
         <w:rPr>
-          <w:rFonts w:hint="eastAsia"/>
+          <w:rFonts w:hint="eastAsia" w:eastAsia="黑体"/>
         </w:rPr>
         <w:t xml:space="preserve">集成半控桥模块：常用按需选型。</w:t>
       </w:r>
@@ -2314,7 +2515,7 @@
       </w:pPr>
       <w:r>
         <w:rPr>
-          <w:rFonts w:hint="eastAsia"/>
+          <w:rFonts w:hint="eastAsia" w:eastAsia="黑体"/>
         </w:rPr>
         <w:t xml:space="preserve">注意事项</w:t>
       </w:r>
@@ -2329,7 +2530,7 @@
       </w:pPr>
       <w:r>
         <w:rPr>
-          <w:rFonts w:hint="eastAsia"/>
+          <w:rFonts w:hint="eastAsia" w:eastAsia="黑体"/>
         </w:rPr>
         <w:t xml:space="preserve">半控桥价廉、结构简单，但输出纹波与谐波较大，功率因数低。</w:t>
       </w:r>
@@ -2344,7 +2545,7 @@
       </w:pPr>
       <w:r>
         <w:rPr>
-          <w:rFonts w:hint="eastAsia"/>
+          <w:rFonts w:hint="eastAsia" w:eastAsia="黑体"/>
         </w:rPr>
         <w:t xml:space="preserve">感性负载必须并联续流二极管，否则可能发生失控导致输出异常。</w:t>
       </w:r>
@@ -2359,7 +2560,7 @@
       </w:pPr>
       <w:r>
         <w:rPr>
-          <w:rFonts w:hint="eastAsia"/>
+          <w:rFonts w:hint="eastAsia" w:eastAsia="黑体"/>
         </w:rPr>
         <w:t xml:space="preserve">触发电路需与交流电源同步，避免延迟角漂移。</w:t>
       </w:r>
@@ -2374,7 +2575,7 @@
       </w:pPr>
       <w:r>
         <w:rPr>
-          <w:rFonts w:hint="eastAsia"/>
+          <w:rFonts w:hint="eastAsia" w:eastAsia="黑体"/>
         </w:rPr>
         <w:t xml:space="preserve">晶闸管一旦导通无法靠门极关断，需等电流降至维持电流以下自然关断。</w:t>
       </w:r>
@@ -2387,7 +2588,7 @@
       </w:pPr>
       <w:r>
         <w:rPr>
-          <w:rFonts w:hint="eastAsia"/>
+          <w:rFonts w:hint="eastAsia" w:eastAsia="黑体"/>
         </w:rPr>
         <w:t xml:space="preserve">参考资料</w:t>
       </w:r>
@@ -2402,7 +2603,7 @@
       </w:pPr>
       <w:r>
         <w:rPr>
-          <w:rFonts w:hint="eastAsia"/>
+          <w:rFonts w:hint="eastAsia" w:eastAsia="黑体"/>
         </w:rPr>
         <w:t xml:space="preserve">《电力电子技术》（王兆安、刘进军）。</w:t>
       </w:r>
@@ -2416,6 +2617,9 @@
         </w:numPr>
       </w:pPr>
       <w:r>
+        <w:rPr>
+          <w:rFonts w:eastAsia="黑体"/>
+        </w:rPr>
         <w:t xml:space="preserve">Wikipedia: Silicon controlled rectifier / Rectifier。</w:t>
       </w:r>
     </w:p>
@@ -2429,7 +2633,7 @@
       </w:pPr>
       <w:r>
         <w:rPr>
-          <w:rFonts w:hint="eastAsia"/>
+          <w:rFonts w:hint="eastAsia" w:eastAsia="黑体"/>
         </w:rPr>
         <w:t xml:space="preserve">《晶闸管变流技术》。</w:t>
       </w:r>
@@ -2443,11 +2647,11 @@
       </w:pPr>
       <w:r>
         <w:rPr>
-          <w:rFonts w:ascii="Times New Roman" w:hAnsi="Times New Roman"/>
+          <w:rFonts w:ascii="Times New Roman" w:hAnsi="Times New Roman" w:eastAsia="黑体"/>
           <w:color w:val="555555"/>
           <w:sz w:val="21"/>
         </w:rPr>
-        <w:t>材料收集者：杜文杰</w:t>
+        <w:t>材料收集者：杜文杰，WX手机：19519196569，QQ:3478827729</w:t>
       </w:r>
     </w:p>
     <w:sectPr>
@@ -2467,7 +2671,7 @@
 </file>
 
 <file path=word/footer1.xml><?xml version="1.0" encoding="utf-8"?>
-<w:ftr xmlns:m="http://schemas.openxmlformats.org/officeDocument/2006/math" xmlns:mc="http://schemas.openxmlformats.org/markup-compatibility/2006" xmlns:mo="http://schemas.microsoft.com/office/mac/office/2008/main" xmlns:mv="urn:schemas-microsoft-com:mac:vml" xmlns:o="urn:schemas-microsoft-com:office:office" xmlns:r="http://schemas.openxmlformats.org/officeDocument/2006/relationships" xmlns:v="urn:schemas-microsoft-com:vml" xmlns:w10="urn:schemas-microsoft-com:office:word" xmlns:w14="http://schemas.microsoft.com/office/word/2010/wordml" xmlns:w="http://schemas.openxmlformats.org/wordprocessingml/2006/main" xmlns:wne="http://schemas.microsoft.com/office/word/2006/wordml" xmlns:wp14="http://schemas.microsoft.com/office/word/2010/wordprocessingDrawing" xmlns:wp="http://schemas.openxmlformats.org/drawingml/2006/wordprocessingDrawing" xmlns:wpc="http://schemas.microsoft.com/office/word/2010/wordprocessingCanvas" xmlns:wpg="http://schemas.microsoft.com/office/word/2010/wordprocessingGroup" xmlns:wpi="http://schemas.microsoft.com/office/word/2010/wordprocessingInk" xmlns:wps="http://schemas.microsoft.com/office/word/2010/wordprocessingShape" mc:Ignorable="w14 wp14">
+<w:ftr xmlns:mc="http://schemas.openxmlformats.org/markup-compatibility/2006" xmlns:w="http://schemas.openxmlformats.org/wordprocessingml/2006/main" xmlns:m="http://schemas.openxmlformats.org/officeDocument/2006/math" xmlns:mo="http://schemas.microsoft.com/office/mac/office/2008/main" xmlns:mv="urn:schemas-microsoft-com:mac:vml" xmlns:o="urn:schemas-microsoft-com:office:office" xmlns:r="http://schemas.openxmlformats.org/officeDocument/2006/relationships" xmlns:v="urn:schemas-microsoft-com:vml" xmlns:w10="urn:schemas-microsoft-com:office:word" xmlns:w14="http://schemas.microsoft.com/office/word/2010/wordml" xmlns:wne="http://schemas.microsoft.com/office/word/2006/wordml" xmlns:wp14="http://schemas.microsoft.com/office/word/2010/wordprocessingDrawing" xmlns:wp="http://schemas.openxmlformats.org/drawingml/2006/wordprocessingDrawing" xmlns:wpc="http://schemas.microsoft.com/office/word/2010/wordprocessingCanvas" xmlns:wpg="http://schemas.microsoft.com/office/word/2010/wordprocessingGroup" xmlns:wpi="http://schemas.microsoft.com/office/word/2010/wordprocessingInk" xmlns:wps="http://schemas.microsoft.com/office/word/2010/wordprocessingShape" mc:Ignorable="w14 wp14">
   <w:p>
     <w:pPr>
       <w:pStyle w:val="Footer"/>
@@ -2475,12 +2679,14 @@
     </w:pPr>
     <w:r>
       <w:rPr>
+        <w:rFonts w:eastAsia="黑体"/>
         <w:sz w:val="18"/>
       </w:rPr>
       <w:t xml:space="preserve">第 </w:t>
     </w:r>
     <w:r>
       <w:rPr>
+        <w:rFonts w:eastAsia="黑体"/>
         <w:sz w:val="18"/>
       </w:rPr>
       <w:fldChar w:fldCharType="begin"/>
@@ -2489,6 +2695,7 @@
     </w:r>
     <w:r>
       <w:rPr>
+        <w:rFonts w:eastAsia="黑体"/>
         <w:sz w:val="18"/>
       </w:rPr>
       <w:t xml:space="preserve"> 页</w:t>
@@ -2502,6 +2709,9 @@
   <w:footnote w:type="continuationSeparator" w:id="0">
     <w:p>
       <w:r>
+        <w:rPr>
+          <w:rFonts w:eastAsia="黑体"/>
+        </w:rPr>
         <w:continuationSeparator/>
       </w:r>
     </w:p>
@@ -2509,6 +2719,9 @@
   <w:footnote w:type="separator" w:id="-1">
     <w:p>
       <w:r>
+        <w:rPr>
+          <w:rFonts w:eastAsia="黑体"/>
+        </w:rPr>
         <w:separator/>
       </w:r>
     </w:p>
@@ -2517,7 +2730,7 @@
 </file>
 
 <file path=word/header1.xml><?xml version="1.0" encoding="utf-8"?>
-<w:hdr xmlns:m="http://schemas.openxmlformats.org/officeDocument/2006/math" xmlns:mc="http://schemas.openxmlformats.org/markup-compatibility/2006" xmlns:mo="http://schemas.microsoft.com/office/mac/office/2008/main" xmlns:mv="urn:schemas-microsoft-com:mac:vml" xmlns:o="urn:schemas-microsoft-com:office:office" xmlns:r="http://schemas.openxmlformats.org/officeDocument/2006/relationships" xmlns:v="urn:schemas-microsoft-com:vml" xmlns:w10="urn:schemas-microsoft-com:office:word" xmlns:w14="http://schemas.microsoft.com/office/word/2010/wordml" xmlns:w="http://schemas.openxmlformats.org/wordprocessingml/2006/main" xmlns:wne="http://schemas.microsoft.com/office/word/2006/wordml" xmlns:wp14="http://schemas.microsoft.com/office/word/2010/wordprocessingDrawing" xmlns:wp="http://schemas.openxmlformats.org/drawingml/2006/wordprocessingDrawing" xmlns:wpc="http://schemas.microsoft.com/office/word/2010/wordprocessingCanvas" xmlns:wpg="http://schemas.microsoft.com/office/word/2010/wordprocessingGroup" xmlns:wpi="http://schemas.microsoft.com/office/word/2010/wordprocessingInk" xmlns:wps="http://schemas.microsoft.com/office/word/2010/wordprocessingShape" mc:Ignorable="w14 wp14">
+<w:hdr xmlns:mc="http://schemas.openxmlformats.org/markup-compatibility/2006" xmlns:w="http://schemas.openxmlformats.org/wordprocessingml/2006/main" xmlns:m="http://schemas.openxmlformats.org/officeDocument/2006/math" xmlns:mo="http://schemas.microsoft.com/office/mac/office/2008/main" xmlns:mv="urn:schemas-microsoft-com:mac:vml" xmlns:o="urn:schemas-microsoft-com:office:office" xmlns:r="http://schemas.openxmlformats.org/officeDocument/2006/relationships" xmlns:v="urn:schemas-microsoft-com:vml" xmlns:w10="urn:schemas-microsoft-com:office:word" xmlns:w14="http://schemas.microsoft.com/office/word/2010/wordml" xmlns:wne="http://schemas.microsoft.com/office/word/2006/wordml" xmlns:wp14="http://schemas.microsoft.com/office/word/2010/wordprocessingDrawing" xmlns:wp="http://schemas.openxmlformats.org/drawingml/2006/wordprocessingDrawing" xmlns:wpc="http://schemas.microsoft.com/office/word/2010/wordprocessingCanvas" xmlns:wpg="http://schemas.microsoft.com/office/word/2010/wordprocessingGroup" xmlns:wpi="http://schemas.microsoft.com/office/word/2010/wordprocessingInk" xmlns:wps="http://schemas.microsoft.com/office/word/2010/wordprocessingShape" mc:Ignorable="w14 wp14">
   <w:p>
     <w:pPr>
       <w:pStyle w:val="Header"/>
@@ -2525,7 +2738,7 @@
     </w:pPr>
     <w:r>
       <w:rPr>
-        <w:rFonts w:ascii="Times New Roman" w:hAnsi="Times New Roman"/>
+        <w:rFonts w:ascii="Times New Roman" w:hAnsi="Times New Roman" w:eastAsia="黑体"/>
         <w:sz w:val="18"/>
         <w:rFonts w:eastAsia="黑体"/>
         <w:rFonts w:eastAsia="黑体"/>
@@ -2537,7 +2750,7 @@
 </file>
 
 <file path=word/numbering.xml><?xml version="1.0" encoding="utf-8"?>
-<w:numbering xmlns:m="http://schemas.openxmlformats.org/officeDocument/2006/math" xmlns:mc="http://schemas.openxmlformats.org/markup-compatibility/2006" xmlns:mo="http://schemas.microsoft.com/office/mac/office/2008/main" xmlns:mv="urn:schemas-microsoft-com:mac:vml" xmlns:o="urn:schemas-microsoft-com:office:office" xmlns:r="http://schemas.openxmlformats.org/officeDocument/2006/relationships" xmlns:v="urn:schemas-microsoft-com:vml" xmlns:w="http://schemas.openxmlformats.org/wordprocessingml/2006/main" xmlns:w10="urn:schemas-microsoft-com:office:word" xmlns:w14="http://schemas.microsoft.com/office/word/2010/wordml" xmlns:wne="http://schemas.microsoft.com/office/word/2006/wordml" xmlns:wp="http://schemas.openxmlformats.org/drawingml/2006/wordprocessingDrawing" xmlns:wp14="http://schemas.microsoft.com/office/word/2010/wordprocessingDrawing" xmlns:wpc="http://schemas.microsoft.com/office/word/2010/wordprocessingCanvas" xmlns:wpg="http://schemas.microsoft.com/office/word/2010/wordprocessingGroup" xmlns:wpi="http://schemas.microsoft.com/office/word/2010/wordprocessingInk" xmlns:wps="http://schemas.microsoft.com/office/word/2010/wordprocessingShape" mc:Ignorable="w14 wp14">
+<w:numbering xmlns:mc="http://schemas.openxmlformats.org/markup-compatibility/2006" xmlns:w="http://schemas.openxmlformats.org/wordprocessingml/2006/main" xmlns:m="http://schemas.openxmlformats.org/officeDocument/2006/math" xmlns:mo="http://schemas.microsoft.com/office/mac/office/2008/main" xmlns:mv="urn:schemas-microsoft-com:mac:vml" xmlns:o="urn:schemas-microsoft-com:office:office" xmlns:r="http://schemas.openxmlformats.org/officeDocument/2006/relationships" xmlns:v="urn:schemas-microsoft-com:vml" xmlns:w10="urn:schemas-microsoft-com:office:word" xmlns:w14="http://schemas.microsoft.com/office/word/2010/wordml" xmlns:wne="http://schemas.microsoft.com/office/word/2006/wordml" xmlns:wp="http://schemas.openxmlformats.org/drawingml/2006/wordprocessingDrawing" xmlns:wp14="http://schemas.microsoft.com/office/word/2010/wordprocessingDrawing" xmlns:wpc="http://schemas.microsoft.com/office/word/2010/wordprocessingCanvas" xmlns:wpg="http://schemas.microsoft.com/office/word/2010/wordprocessingGroup" xmlns:wpi="http://schemas.microsoft.com/office/word/2010/wordprocessingInk" xmlns:wps="http://schemas.microsoft.com/office/word/2010/wordprocessingShape" mc:Ignorable="w14 wp14">
   <w:abstractNum w:abstractNumId="0">
     <w:nsid w:val="FFFFFF7C"/>
     <w:multiLevelType w:val="singleLevel"/>
@@ -2624,7 +2837,7 @@
         <w:ind w:hanging="360" w:left="1440"/>
       </w:pPr>
       <w:rPr>
-        <w:rFonts w:ascii="Symbol" w:hAnsi="Symbol" w:hint="default"/>
+        <w:rFonts w:ascii="Symbol" w:hAnsi="Symbol" w:hint="default" w:eastAsia="黑体"/>
       </w:rPr>
     </w:lvl>
   </w:abstractNum>
@@ -2645,7 +2858,7 @@
         <w:ind w:hanging="360" w:left="1080"/>
       </w:pPr>
       <w:rPr>
-        <w:rFonts w:ascii="Symbol" w:hAnsi="Symbol" w:hint="default"/>
+        <w:rFonts w:ascii="Symbol" w:hAnsi="Symbol" w:hint="default" w:eastAsia="黑体"/>
       </w:rPr>
     </w:lvl>
   </w:abstractNum>
@@ -2666,7 +2879,7 @@
         <w:ind w:hanging="360" w:left="720"/>
       </w:pPr>
       <w:rPr>
-        <w:rFonts w:ascii="Symbol" w:hAnsi="Symbol" w:hint="default"/>
+        <w:rFonts w:ascii="Symbol" w:hAnsi="Symbol" w:hint="default" w:eastAsia="黑体"/>
       </w:rPr>
     </w:lvl>
   </w:abstractNum>
@@ -2705,7 +2918,7 @@
         <w:ind w:hanging="360" w:left="360"/>
       </w:pPr>
       <w:rPr>
-        <w:rFonts w:ascii="Symbol" w:hAnsi="Symbol" w:hint="default"/>
+        <w:rFonts w:ascii="Symbol" w:hAnsi="Symbol" w:hint="default" w:eastAsia="黑体"/>
       </w:rPr>
     </w:lvl>
   </w:abstractNum>
@@ -2796,7 +3009,7 @@
         <w:ind w:left="720" w:hanging="360"/>
       </w:pPr>
       <w:rPr>
-        <w:rFonts w:ascii="Symbol" w:hAnsi="Symbol" w:cs="Symbol" w:hint="default"/>
+        <w:rFonts w:ascii="Symbol" w:hAnsi="Symbol" w:cs="Symbol" w:hint="default" w:eastAsia="黑体"/>
       </w:rPr>
     </w:lvl>
     <w:lvl w:ilvl="1">
@@ -2807,7 +3020,7 @@
         <w:ind w:left="1440" w:hanging="360"/>
       </w:pPr>
       <w:rPr>
-        <w:rFonts w:ascii="Courier New" w:hAnsi="Courier New" w:cs="Courier New" w:hint="default"/>
+        <w:rFonts w:ascii="Courier New" w:hAnsi="Courier New" w:cs="Courier New" w:hint="default" w:eastAsia="黑体"/>
       </w:rPr>
     </w:lvl>
     <w:lvl w:ilvl="2">
@@ -2818,7 +3031,7 @@
         <w:ind w:left="2160" w:hanging="360"/>
       </w:pPr>
       <w:rPr>
-        <w:rFonts w:ascii="Wingdings" w:hAnsi="Wingdings" w:cs="Wingdings" w:hint="default"/>
+        <w:rFonts w:ascii="Wingdings" w:hAnsi="Wingdings" w:cs="Wingdings" w:hint="default" w:eastAsia="黑体"/>
       </w:rPr>
     </w:lvl>
     <w:lvl w:ilvl="3">
@@ -2829,7 +3042,7 @@
         <w:ind w:left="2880" w:hanging="360"/>
       </w:pPr>
       <w:rPr>
-        <w:rFonts w:ascii="Symbol" w:hAnsi="Symbol" w:cs="Symbol" w:hint="default"/>
+        <w:rFonts w:ascii="Symbol" w:hAnsi="Symbol" w:cs="Symbol" w:hint="default" w:eastAsia="黑体"/>
       </w:rPr>
     </w:lvl>
     <w:lvl w:ilvl="4">
@@ -2840,7 +3053,7 @@
         <w:ind w:left="3600" w:hanging="360"/>
       </w:pPr>
       <w:rPr>
-        <w:rFonts w:ascii="Courier New" w:hAnsi="Courier New" w:cs="Courier New" w:hint="default"/>
+        <w:rFonts w:ascii="Courier New" w:hAnsi="Courier New" w:cs="Courier New" w:hint="default" w:eastAsia="黑体"/>
       </w:rPr>
     </w:lvl>
     <w:lvl w:ilvl="5">
@@ -2851,7 +3064,7 @@
         <w:ind w:left="4320" w:hanging="360"/>
       </w:pPr>
       <w:rPr>
-        <w:rFonts w:ascii="Wingdings" w:hAnsi="Wingdings" w:cs="Wingdings" w:hint="default"/>
+        <w:rFonts w:ascii="Wingdings" w:hAnsi="Wingdings" w:cs="Wingdings" w:hint="default" w:eastAsia="黑体"/>
       </w:rPr>
     </w:lvl>
     <w:lvl w:ilvl="6">
@@ -2862,7 +3075,7 @@
         <w:ind w:left="5040" w:hanging="360"/>
       </w:pPr>
       <w:rPr>
-        <w:rFonts w:ascii="Symbol" w:hAnsi="Symbol" w:cs="Symbol" w:hint="default"/>
+        <w:rFonts w:ascii="Symbol" w:hAnsi="Symbol" w:cs="Symbol" w:hint="default" w:eastAsia="黑体"/>
       </w:rPr>
     </w:lvl>
     <w:lvl w:ilvl="7">
@@ -2873,7 +3086,7 @@
         <w:ind w:left="5760" w:hanging="360"/>
       </w:pPr>
       <w:rPr>
-        <w:rFonts w:ascii="Courier New" w:hAnsi="Courier New" w:cs="Courier New" w:hint="default"/>
+        <w:rFonts w:ascii="Courier New" w:hAnsi="Courier New" w:cs="Courier New" w:hint="default" w:eastAsia="黑体"/>
       </w:rPr>
     </w:lvl>
     <w:lvl w:ilvl="8">
@@ -2884,7 +3097,7 @@
         <w:ind w:left="6480" w:hanging="360"/>
       </w:pPr>
       <w:rPr>
-        <w:rFonts w:ascii="Wingdings" w:hAnsi="Wingdings" w:cs="Wingdings" w:hint="default"/>
+        <w:rFonts w:ascii="Wingdings" w:hAnsi="Wingdings" w:cs="Wingdings" w:hint="default" w:eastAsia="黑体"/>
       </w:rPr>
     </w:lvl>
   </w:abstractNum>
@@ -2940,11 +3153,11 @@
 </file>
 
 <file path=word/styles.xml><?xml version="1.0" encoding="utf-8"?>
-<w:styles xmlns:mc="http://schemas.openxmlformats.org/markup-compatibility/2006" xmlns:r="http://schemas.openxmlformats.org/officeDocument/2006/relationships" xmlns:w="http://schemas.openxmlformats.org/wordprocessingml/2006/main" xmlns:w14="http://schemas.microsoft.com/office/word/2010/wordml" mc:Ignorable="w14">
+<w:styles xmlns:mc="http://schemas.openxmlformats.org/markup-compatibility/2006" xmlns:w="http://schemas.openxmlformats.org/wordprocessingml/2006/main" xmlns:r="http://schemas.openxmlformats.org/officeDocument/2006/relationships" xmlns:w14="http://schemas.microsoft.com/office/word/2010/wordml" mc:Ignorable="w14">
   <w:docDefaults>
     <w:rPrDefault>
       <w:rPr>
-        <w:rFonts w:asciiTheme="minorHAnsi" w:cstheme="minorBidi" w:eastAsiaTheme="minorEastAsia" w:hAnsiTheme="minorHAnsi"/>
+        <w:rFonts w:asciiTheme="minorHAnsi" w:cstheme="minorBidi" w:hAnsiTheme="minorHAnsi" w:eastAsia="黑体"/>
         <w:sz w:val="22"/>
         <w:szCs w:val="22"/>
         <w:lang w:bidi="ar-SA" w:eastAsia="en-US" w:val="en-US"/>
@@ -3166,7 +3379,7 @@
       <w:outlineLvl w:val="0"/>
     </w:pPr>
     <w:rPr>
-      <w:rFonts w:ascii="Times New Roman" w:asciiTheme="majorHAnsi" w:cstheme="majorBidi" w:eastAsia="黑体" w:eastAsiaTheme="majorEastAsia" w:hAnsi="Times New Roman" w:hAnsiTheme="majorHAnsi"/>
+      <w:rFonts w:ascii="Times New Roman" w:asciiTheme="majorHAnsi" w:cstheme="majorBidi" w:eastAsia="黑体" w:hAnsi="Times New Roman" w:hAnsiTheme="majorHAnsi"/>
       <w:b/>
       <w:bCs/>
       <w:color w:val="1F3864"/>
@@ -3190,7 +3403,7 @@
       <w:outlineLvl w:val="1"/>
     </w:pPr>
     <w:rPr>
-      <w:rFonts w:ascii="Times New Roman" w:asciiTheme="majorHAnsi" w:cstheme="majorBidi" w:eastAsia="黑体" w:eastAsiaTheme="majorEastAsia" w:hAnsi="Times New Roman" w:hAnsiTheme="majorHAnsi"/>
+      <w:rFonts w:ascii="Times New Roman" w:asciiTheme="majorHAnsi" w:cstheme="majorBidi" w:eastAsia="黑体" w:hAnsi="Times New Roman" w:hAnsiTheme="majorHAnsi"/>
       <w:b/>
       <w:bCs/>
       <w:color w:val="2E4E7E"/>
@@ -3214,7 +3427,7 @@
       <w:outlineLvl w:val="2"/>
     </w:pPr>
     <w:rPr>
-      <w:rFonts w:ascii="Times New Roman" w:asciiTheme="majorHAnsi" w:cstheme="majorBidi" w:eastAsia="黑体" w:eastAsiaTheme="majorEastAsia" w:hAnsi="Times New Roman" w:hAnsiTheme="majorHAnsi"/>
+      <w:rFonts w:ascii="Times New Roman" w:asciiTheme="majorHAnsi" w:cstheme="majorBidi" w:eastAsia="黑体" w:hAnsi="Times New Roman" w:hAnsiTheme="majorHAnsi"/>
       <w:b/>
       <w:bCs/>
       <w:color w:val="2E4E7E"/>
@@ -3238,7 +3451,7 @@
       <w:outlineLvl w:val="3"/>
     </w:pPr>
     <w:rPr>
-      <w:rFonts w:ascii="Times New Roman" w:asciiTheme="majorHAnsi" w:cstheme="majorBidi" w:eastAsia="黑体" w:eastAsiaTheme="majorEastAsia" w:hAnsi="Times New Roman" w:hAnsiTheme="majorHAnsi"/>
+      <w:rFonts w:ascii="Times New Roman" w:asciiTheme="majorHAnsi" w:cstheme="majorBidi" w:eastAsia="黑体" w:hAnsi="Times New Roman" w:hAnsiTheme="majorHAnsi"/>
       <w:b/>
       <w:bCs/>
       <w:i/>
@@ -3264,7 +3477,7 @@
       <w:outlineLvl w:val="4"/>
     </w:pPr>
     <w:rPr>
-      <w:rFonts w:ascii="Times New Roman" w:asciiTheme="majorHAnsi" w:cstheme="majorBidi" w:eastAsia="黑体" w:eastAsiaTheme="majorEastAsia" w:hAnsi="Times New Roman" w:hAnsiTheme="majorHAnsi"/>
+      <w:rFonts w:ascii="Times New Roman" w:asciiTheme="majorHAnsi" w:cstheme="majorBidi" w:eastAsia="黑体" w:hAnsi="Times New Roman" w:hAnsiTheme="majorHAnsi"/>
       <w:b/>
       <w:color w:val="333333"/>
       <w:sz w:val="22"/>
@@ -3287,7 +3500,7 @@
       <w:outlineLvl w:val="5"/>
     </w:pPr>
     <w:rPr>
-      <w:rFonts w:asciiTheme="majorHAnsi" w:cstheme="majorBidi" w:eastAsiaTheme="majorEastAsia" w:hAnsiTheme="majorHAnsi"/>
+      <w:rFonts w:asciiTheme="majorHAnsi" w:cstheme="majorBidi" w:hAnsiTheme="majorHAnsi" w:eastAsia="黑体"/>
       <w:i/>
       <w:iCs/>
       <w:color w:themeColor="accent1" w:themeShade="7F" w:val="243F60"/>
@@ -3310,7 +3523,7 @@
       <w:outlineLvl w:val="6"/>
     </w:pPr>
     <w:rPr>
-      <w:rFonts w:asciiTheme="majorHAnsi" w:cstheme="majorBidi" w:eastAsiaTheme="majorEastAsia" w:hAnsiTheme="majorHAnsi"/>
+      <w:rFonts w:asciiTheme="majorHAnsi" w:cstheme="majorBidi" w:hAnsiTheme="majorHAnsi" w:eastAsia="黑体"/>
       <w:i/>
       <w:iCs/>
       <w:color w:themeColor="text1" w:themeTint="BF" w:val="404040"/>
@@ -3333,7 +3546,7 @@
       <w:outlineLvl w:val="7"/>
     </w:pPr>
     <w:rPr>
-      <w:rFonts w:asciiTheme="majorHAnsi" w:cstheme="majorBidi" w:eastAsiaTheme="majorEastAsia" w:hAnsiTheme="majorHAnsi"/>
+      <w:rFonts w:asciiTheme="majorHAnsi" w:cstheme="majorBidi" w:hAnsiTheme="majorHAnsi" w:eastAsia="黑体"/>
       <w:color w:themeColor="accent1" w:val="4F81BD"/>
       <w:sz w:val="20"/>
       <w:szCs w:val="20"/>
@@ -3356,7 +3569,7 @@
       <w:outlineLvl w:val="8"/>
     </w:pPr>
     <w:rPr>
-      <w:rFonts w:asciiTheme="majorHAnsi" w:cstheme="majorBidi" w:eastAsiaTheme="majorEastAsia" w:hAnsiTheme="majorHAnsi"/>
+      <w:rFonts w:asciiTheme="majorHAnsi" w:cstheme="majorBidi" w:hAnsiTheme="majorHAnsi" w:eastAsia="黑体"/>
       <w:i/>
       <w:iCs/>
       <w:color w:themeColor="text1" w:themeTint="BF" w:val="404040"/>
@@ -3407,7 +3620,7 @@
     <w:uiPriority w:val="9"/>
     <w:rsid w:val="00FC693F"/>
     <w:rPr>
-      <w:rFonts w:asciiTheme="majorHAnsi" w:cstheme="majorBidi" w:eastAsiaTheme="majorEastAsia" w:hAnsiTheme="majorHAnsi"/>
+      <w:rFonts w:asciiTheme="majorHAnsi" w:cstheme="majorBidi" w:hAnsiTheme="majorHAnsi" w:eastAsia="黑体"/>
       <w:b/>
       <w:bCs/>
       <w:color w:themeColor="accent1" w:themeShade="BF" w:val="365F91"/>
@@ -3422,7 +3635,7 @@
     <w:uiPriority w:val="9"/>
     <w:rsid w:val="00FC693F"/>
     <w:rPr>
-      <w:rFonts w:asciiTheme="majorHAnsi" w:cstheme="majorBidi" w:eastAsiaTheme="majorEastAsia" w:hAnsiTheme="majorHAnsi"/>
+      <w:rFonts w:asciiTheme="majorHAnsi" w:cstheme="majorBidi" w:hAnsiTheme="majorHAnsi" w:eastAsia="黑体"/>
       <w:b/>
       <w:bCs/>
       <w:color w:themeColor="accent1" w:val="4F81BD"/>
@@ -3437,7 +3650,7 @@
     <w:uiPriority w:val="9"/>
     <w:rsid w:val="00FC693F"/>
     <w:rPr>
-      <w:rFonts w:asciiTheme="majorHAnsi" w:cstheme="majorBidi" w:eastAsiaTheme="majorEastAsia" w:hAnsiTheme="majorHAnsi"/>
+      <w:rFonts w:asciiTheme="majorHAnsi" w:cstheme="majorBidi" w:hAnsiTheme="majorHAnsi" w:eastAsia="黑体"/>
       <w:b/>
       <w:bCs/>
       <w:color w:themeColor="accent1" w:val="4F81BD"/>
@@ -3460,7 +3673,7 @@
       <w:contextualSpacing/>
     </w:pPr>
     <w:rPr>
-      <w:rFonts w:ascii="Times New Roman" w:asciiTheme="majorHAnsi" w:cstheme="majorBidi" w:eastAsia="黑体" w:eastAsiaTheme="majorEastAsia" w:hAnsi="Times New Roman" w:hAnsiTheme="majorHAnsi"/>
+      <w:rFonts w:ascii="Times New Roman" w:asciiTheme="majorHAnsi" w:cstheme="majorBidi" w:eastAsia="黑体" w:hAnsi="Times New Roman" w:hAnsiTheme="majorHAnsi"/>
       <w:b/>
       <w:color w:val="1F3864"/>
       <w:spacing w:val="5"/>
@@ -3476,7 +3689,7 @@
     <w:uiPriority w:val="10"/>
     <w:rsid w:val="00FC693F"/>
     <w:rPr>
-      <w:rFonts w:asciiTheme="majorHAnsi" w:cstheme="majorBidi" w:eastAsiaTheme="majorEastAsia" w:hAnsiTheme="majorHAnsi"/>
+      <w:rFonts w:asciiTheme="majorHAnsi" w:cstheme="majorBidi" w:hAnsiTheme="majorHAnsi" w:eastAsia="黑体"/>
       <w:color w:themeColor="text2" w:themeShade="BF" w:val="17365D"/>
       <w:spacing w:val="5"/>
       <w:kern w:val="28"/>
@@ -3498,7 +3711,7 @@
       </w:numPr>
     </w:pPr>
     <w:rPr>
-      <w:rFonts w:asciiTheme="majorHAnsi" w:cstheme="majorBidi" w:eastAsiaTheme="majorEastAsia" w:hAnsiTheme="majorHAnsi"/>
+      <w:rFonts w:asciiTheme="majorHAnsi" w:cstheme="majorBidi" w:hAnsiTheme="majorHAnsi" w:eastAsia="黑体"/>
       <w:i/>
       <w:iCs/>
       <w:color w:themeColor="accent1" w:val="4F81BD"/>
@@ -3514,7 +3727,7 @@
     <w:uiPriority w:val="11"/>
     <w:rsid w:val="00FC693F"/>
     <w:rPr>
-      <w:rFonts w:asciiTheme="majorHAnsi" w:cstheme="majorBidi" w:eastAsiaTheme="majorEastAsia" w:hAnsiTheme="majorHAnsi"/>
+      <w:rFonts w:asciiTheme="majorHAnsi" w:cstheme="majorBidi" w:hAnsiTheme="majorHAnsi" w:eastAsia="黑体"/>
       <w:i/>
       <w:iCs/>
       <w:color w:themeColor="accent1" w:val="4F81BD"/>
@@ -3581,6 +3794,7 @@
       <w:spacing w:after="120"/>
     </w:pPr>
     <w:rPr>
+      <w:rFonts w:eastAsia="黑体"/>
       <w:sz w:val="16"/>
       <w:szCs w:val="16"/>
     </w:rPr>
@@ -3592,6 +3806,7 @@
     <w:uiPriority w:val="99"/>
     <w:rsid w:val="00AA1D8D"/>
     <w:rPr>
+      <w:rFonts w:eastAsia="黑体"/>
       <w:sz w:val="16"/>
       <w:szCs w:val="16"/>
     </w:rPr>
@@ -3761,7 +3976,7 @@
       </w:tabs>
     </w:pPr>
     <w:rPr>
-      <w:rFonts w:ascii="Courier" w:hAnsi="Courier"/>
+      <w:rFonts w:ascii="Courier" w:hAnsi="Courier" w:eastAsia="黑体"/>
       <w:sz w:val="20"/>
       <w:szCs w:val="20"/>
     </w:rPr>
@@ -3773,7 +3988,7 @@
     <w:uiPriority w:val="99"/>
     <w:rsid w:val="0029639D"/>
     <w:rPr>
-      <w:rFonts w:ascii="Courier" w:hAnsi="Courier"/>
+      <w:rFonts w:ascii="Courier" w:hAnsi="Courier" w:eastAsia="黑体"/>
       <w:sz w:val="20"/>
       <w:szCs w:val="20"/>
     </w:rPr>
@@ -3809,6 +4024,7 @@
     <w:uiPriority w:val="29"/>
     <w:rsid w:val="00FC693F"/>
     <w:rPr>
+      <w:rFonts w:eastAsia="黑体"/>
       <w:i/>
       <w:iCs/>
       <w:color w:themeColor="text1" w:val="000000"/>
@@ -3822,7 +4038,7 @@
     <w:semiHidden/>
     <w:rsid w:val="00FC693F"/>
     <w:rPr>
-      <w:rFonts w:asciiTheme="majorHAnsi" w:cstheme="majorBidi" w:eastAsiaTheme="majorEastAsia" w:hAnsiTheme="majorHAnsi"/>
+      <w:rFonts w:asciiTheme="majorHAnsi" w:cstheme="majorBidi" w:hAnsiTheme="majorHAnsi" w:eastAsia="黑体"/>
       <w:b/>
       <w:bCs/>
       <w:i/>
@@ -3838,7 +4054,7 @@
     <w:semiHidden/>
     <w:rsid w:val="00FC693F"/>
     <w:rPr>
-      <w:rFonts w:asciiTheme="majorHAnsi" w:cstheme="majorBidi" w:eastAsiaTheme="majorEastAsia" w:hAnsiTheme="majorHAnsi"/>
+      <w:rFonts w:asciiTheme="majorHAnsi" w:cstheme="majorBidi" w:hAnsiTheme="majorHAnsi" w:eastAsia="黑体"/>
       <w:color w:themeColor="accent1" w:themeShade="7F" w:val="243F60"/>
     </w:rPr>
   </w:style>
@@ -3850,7 +4066,7 @@
     <w:semiHidden/>
     <w:rsid w:val="00FC693F"/>
     <w:rPr>
-      <w:rFonts w:asciiTheme="majorHAnsi" w:cstheme="majorBidi" w:eastAsiaTheme="majorEastAsia" w:hAnsiTheme="majorHAnsi"/>
+      <w:rFonts w:asciiTheme="majorHAnsi" w:cstheme="majorBidi" w:hAnsiTheme="majorHAnsi" w:eastAsia="黑体"/>
       <w:i/>
       <w:iCs/>
       <w:color w:themeColor="accent1" w:themeShade="7F" w:val="243F60"/>
@@ -3864,7 +4080,7 @@
     <w:semiHidden/>
     <w:rsid w:val="00FC693F"/>
     <w:rPr>
-      <w:rFonts w:asciiTheme="majorHAnsi" w:cstheme="majorBidi" w:eastAsiaTheme="majorEastAsia" w:hAnsiTheme="majorHAnsi"/>
+      <w:rFonts w:asciiTheme="majorHAnsi" w:cstheme="majorBidi" w:hAnsiTheme="majorHAnsi" w:eastAsia="黑体"/>
       <w:i/>
       <w:iCs/>
       <w:color w:themeColor="text1" w:themeTint="BF" w:val="404040"/>
@@ -3878,7 +4094,7 @@
     <w:semiHidden/>
     <w:rsid w:val="00FC693F"/>
     <w:rPr>
-      <w:rFonts w:asciiTheme="majorHAnsi" w:cstheme="majorBidi" w:eastAsiaTheme="majorEastAsia" w:hAnsiTheme="majorHAnsi"/>
+      <w:rFonts w:asciiTheme="majorHAnsi" w:cstheme="majorBidi" w:hAnsiTheme="majorHAnsi" w:eastAsia="黑体"/>
       <w:color w:themeColor="accent1" w:val="4F81BD"/>
       <w:sz w:val="20"/>
       <w:szCs w:val="20"/>
@@ -3892,7 +4108,7 @@
     <w:semiHidden/>
     <w:rsid w:val="00FC693F"/>
     <w:rPr>
-      <w:rFonts w:asciiTheme="majorHAnsi" w:cstheme="majorBidi" w:eastAsiaTheme="majorEastAsia" w:hAnsiTheme="majorHAnsi"/>
+      <w:rFonts w:asciiTheme="majorHAnsi" w:cstheme="majorBidi" w:hAnsiTheme="majorHAnsi" w:eastAsia="黑体"/>
       <w:i/>
       <w:iCs/>
       <w:color w:themeColor="text1" w:themeTint="BF" w:val="404040"/>
@@ -3913,6 +4129,7 @@
       <w:spacing w:line="240" w:lineRule="auto"/>
     </w:pPr>
     <w:rPr>
+      <w:rFonts w:eastAsia="黑体"/>
       <w:b/>
       <w:bCs/>
       <w:color w:themeColor="accent1" w:val="4F81BD"/>
@@ -3927,6 +4144,7 @@
     <w:qFormat/>
     <w:rsid w:val="00FC693F"/>
     <w:rPr>
+      <w:rFonts w:eastAsia="黑体"/>
       <w:b/>
       <w:bCs/>
     </w:rPr>
@@ -3938,6 +4156,7 @@
     <w:qFormat/>
     <w:rsid w:val="00FC693F"/>
     <w:rPr>
+      <w:rFonts w:eastAsia="黑体"/>
       <w:i/>
       <w:iCs/>
     </w:rPr>
@@ -3958,6 +4177,7 @@
       <w:ind w:left="936" w:right="936"/>
     </w:pPr>
     <w:rPr>
+      <w:rFonts w:eastAsia="黑体"/>
       <w:b/>
       <w:bCs/>
       <w:i/>
@@ -3972,6 +4192,7 @@
     <w:uiPriority w:val="30"/>
     <w:rsid w:val="00FC693F"/>
     <w:rPr>
+      <w:rFonts w:eastAsia="黑体"/>
       <w:b/>
       <w:bCs/>
       <w:i/>
@@ -3986,6 +4207,7 @@
     <w:qFormat/>
     <w:rsid w:val="00FC693F"/>
     <w:rPr>
+      <w:rFonts w:eastAsia="黑体"/>
       <w:i/>
       <w:iCs/>
       <w:color w:themeColor="text1" w:themeTint="7F" w:val="808080"/>
@@ -3998,6 +4220,7 @@
     <w:qFormat/>
     <w:rsid w:val="00FC693F"/>
     <w:rPr>
+      <w:rFonts w:eastAsia="黑体"/>
       <w:b/>
       <w:bCs/>
       <w:i/>
@@ -4012,6 +4235,7 @@
     <w:qFormat/>
     <w:rsid w:val="00FC693F"/>
     <w:rPr>
+      <w:rFonts w:eastAsia="黑体"/>
       <w:smallCaps/>
       <w:color w:themeColor="accent2" w:val="C0504D"/>
       <w:u w:val="single"/>
@@ -4024,6 +4248,7 @@
     <w:qFormat/>
     <w:rsid w:val="00FC693F"/>
     <w:rPr>
+      <w:rFonts w:eastAsia="黑体"/>
       <w:b/>
       <w:bCs/>
       <w:smallCaps/>
@@ -4039,6 +4264,7 @@
     <w:qFormat/>
     <w:rsid w:val="00FC693F"/>
     <w:rPr>
+      <w:rFonts w:eastAsia="黑体"/>
       <w:b/>
       <w:bCs/>
       <w:smallCaps/>
@@ -4093,6 +4319,7 @@
       <w:spacing w:after="0" w:line="240" w:lineRule="auto"/>
     </w:pPr>
     <w:rPr>
+      <w:rFonts w:eastAsia="黑体"/>
       <w:color w:themeColor="text1" w:themeShade="BF" w:val="000000"/>
     </w:rPr>
     <w:tblPr>
@@ -4115,6 +4342,7 @@
         <w:spacing w:after="0" w:before="0" w:line="240" w:lineRule="auto"/>
       </w:pPr>
       <w:rPr>
+        <w:rFonts w:eastAsia="黑体"/>
         <w:b/>
         <w:bCs/>
       </w:rPr>
@@ -4135,6 +4363,7 @@
         <w:spacing w:after="0" w:before="0" w:line="240" w:lineRule="auto"/>
       </w:pPr>
       <w:rPr>
+        <w:rFonts w:eastAsia="黑体"/>
         <w:b/>
         <w:bCs/>
       </w:rPr>
@@ -4152,12 +4381,14 @@
     </w:tblStylePr>
     <w:tblStylePr w:type="firstCol">
       <w:rPr>
+        <w:rFonts w:eastAsia="黑体"/>
         <w:b/>
         <w:bCs/>
       </w:rPr>
     </w:tblStylePr>
     <w:tblStylePr w:type="lastCol">
       <w:rPr>
+        <w:rFonts w:eastAsia="黑体"/>
         <w:b/>
         <w:bCs/>
       </w:rPr>
@@ -4196,6 +4427,7 @@
       <w:spacing w:after="0" w:line="240" w:lineRule="auto"/>
     </w:pPr>
     <w:rPr>
+      <w:rFonts w:eastAsia="黑体"/>
       <w:color w:themeColor="accent1" w:themeShade="BF" w:val="365F91"/>
     </w:rPr>
     <w:tblPr>
@@ -4218,6 +4450,7 @@
         <w:spacing w:after="0" w:before="0" w:line="240" w:lineRule="auto"/>
       </w:pPr>
       <w:rPr>
+        <w:rFonts w:eastAsia="黑体"/>
         <w:b/>
         <w:bCs/>
       </w:rPr>
@@ -4238,6 +4471,7 @@
         <w:spacing w:after="0" w:before="0" w:line="240" w:lineRule="auto"/>
       </w:pPr>
       <w:rPr>
+        <w:rFonts w:eastAsia="黑体"/>
         <w:b/>
         <w:bCs/>
       </w:rPr>
@@ -4255,12 +4489,14 @@
     </w:tblStylePr>
     <w:tblStylePr w:type="firstCol">
       <w:rPr>
+        <w:rFonts w:eastAsia="黑体"/>
         <w:b/>
         <w:bCs/>
       </w:rPr>
     </w:tblStylePr>
     <w:tblStylePr w:type="lastCol">
       <w:rPr>
+        <w:rFonts w:eastAsia="黑体"/>
         <w:b/>
         <w:bCs/>
       </w:rPr>
@@ -4299,6 +4535,7 @@
       <w:spacing w:after="0" w:line="240" w:lineRule="auto"/>
     </w:pPr>
     <w:rPr>
+      <w:rFonts w:eastAsia="黑体"/>
       <w:color w:themeColor="accent2" w:themeShade="BF" w:val="943634"/>
     </w:rPr>
     <w:tblPr>
@@ -4321,6 +4558,7 @@
         <w:spacing w:after="0" w:before="0" w:line="240" w:lineRule="auto"/>
       </w:pPr>
       <w:rPr>
+        <w:rFonts w:eastAsia="黑体"/>
         <w:b/>
         <w:bCs/>
       </w:rPr>
@@ -4341,6 +4579,7 @@
         <w:spacing w:after="0" w:before="0" w:line="240" w:lineRule="auto"/>
       </w:pPr>
       <w:rPr>
+        <w:rFonts w:eastAsia="黑体"/>
         <w:b/>
         <w:bCs/>
       </w:rPr>
@@ -4358,12 +4597,14 @@
     </w:tblStylePr>
     <w:tblStylePr w:type="firstCol">
       <w:rPr>
+        <w:rFonts w:eastAsia="黑体"/>
         <w:b/>
         <w:bCs/>
       </w:rPr>
     </w:tblStylePr>
     <w:tblStylePr w:type="lastCol">
       <w:rPr>
+        <w:rFonts w:eastAsia="黑体"/>
         <w:b/>
         <w:bCs/>
       </w:rPr>
@@ -4402,6 +4643,7 @@
       <w:spacing w:after="0" w:line="240" w:lineRule="auto"/>
     </w:pPr>
     <w:rPr>
+      <w:rFonts w:eastAsia="黑体"/>
       <w:color w:themeColor="accent3" w:themeShade="BF" w:val="76923C"/>
     </w:rPr>
     <w:tblPr>
@@ -4424,6 +4666,7 @@
         <w:spacing w:after="0" w:before="0" w:line="240" w:lineRule="auto"/>
       </w:pPr>
       <w:rPr>
+        <w:rFonts w:eastAsia="黑体"/>
         <w:b/>
         <w:bCs/>
       </w:rPr>
@@ -4444,6 +4687,7 @@
         <w:spacing w:after="0" w:before="0" w:line="240" w:lineRule="auto"/>
       </w:pPr>
       <w:rPr>
+        <w:rFonts w:eastAsia="黑体"/>
         <w:b/>
         <w:bCs/>
       </w:rPr>
@@ -4461,12 +4705,14 @@
     </w:tblStylePr>
     <w:tblStylePr w:type="firstCol">
       <w:rPr>
+        <w:rFonts w:eastAsia="黑体"/>
         <w:b/>
         <w:bCs/>
       </w:rPr>
     </w:tblStylePr>
     <w:tblStylePr w:type="lastCol">
       <w:rPr>
+        <w:rFonts w:eastAsia="黑体"/>
         <w:b/>
         <w:bCs/>
       </w:rPr>
@@ -4505,6 +4751,7 @@
       <w:spacing w:after="0" w:line="240" w:lineRule="auto"/>
     </w:pPr>
     <w:rPr>
+      <w:rFonts w:eastAsia="黑体"/>
       <w:color w:themeColor="accent4" w:themeShade="BF" w:val="5F497A"/>
     </w:rPr>
     <w:tblPr>
@@ -4527,6 +4774,7 @@
         <w:spacing w:after="0" w:before="0" w:line="240" w:lineRule="auto"/>
       </w:pPr>
       <w:rPr>
+        <w:rFonts w:eastAsia="黑体"/>
         <w:b/>
         <w:bCs/>
       </w:rPr>
@@ -4547,6 +4795,7 @@
         <w:spacing w:after="0" w:before="0" w:line="240" w:lineRule="auto"/>
       </w:pPr>
       <w:rPr>
+        <w:rFonts w:eastAsia="黑体"/>
         <w:b/>
         <w:bCs/>
       </w:rPr>
@@ -4564,12 +4813,14 @@
     </w:tblStylePr>
     <w:tblStylePr w:type="firstCol">
       <w:rPr>
+        <w:rFonts w:eastAsia="黑体"/>
         <w:b/>
         <w:bCs/>
       </w:rPr>
     </w:tblStylePr>
     <w:tblStylePr w:type="lastCol">
       <w:rPr>
+        <w:rFonts w:eastAsia="黑体"/>
         <w:b/>
         <w:bCs/>
       </w:rPr>
@@ -4608,6 +4859,7 @@
       <w:spacing w:after="0" w:line="240" w:lineRule="auto"/>
     </w:pPr>
     <w:rPr>
+      <w:rFonts w:eastAsia="黑体"/>
       <w:color w:themeColor="accent5" w:themeShade="BF" w:val="31849B"/>
     </w:rPr>
     <w:tblPr>
@@ -4630,6 +4882,7 @@
         <w:spacing w:after="0" w:before="0" w:line="240" w:lineRule="auto"/>
       </w:pPr>
       <w:rPr>
+        <w:rFonts w:eastAsia="黑体"/>
         <w:b/>
         <w:bCs/>
       </w:rPr>
@@ -4650,6 +4903,7 @@
         <w:spacing w:after="0" w:before="0" w:line="240" w:lineRule="auto"/>
       </w:pPr>
       <w:rPr>
+        <w:rFonts w:eastAsia="黑体"/>
         <w:b/>
         <w:bCs/>
       </w:rPr>
@@ -4667,12 +4921,14 @@
     </w:tblStylePr>
     <w:tblStylePr w:type="firstCol">
       <w:rPr>
+        <w:rFonts w:eastAsia="黑体"/>
         <w:b/>
         <w:bCs/>
       </w:rPr>
     </w:tblStylePr>
     <w:tblStylePr w:type="lastCol">
       <w:rPr>
+        <w:rFonts w:eastAsia="黑体"/>
         <w:b/>
         <w:bCs/>
       </w:rPr>
@@ -4711,6 +4967,7 @@
       <w:spacing w:after="0" w:line="240" w:lineRule="auto"/>
     </w:pPr>
     <w:rPr>
+      <w:rFonts w:eastAsia="黑体"/>
       <w:color w:themeColor="accent6" w:themeShade="BF" w:val="E36C0A"/>
     </w:rPr>
     <w:tblPr>
@@ -4733,6 +4990,7 @@
         <w:spacing w:after="0" w:before="0" w:line="240" w:lineRule="auto"/>
       </w:pPr>
       <w:rPr>
+        <w:rFonts w:eastAsia="黑体"/>
         <w:b/>
         <w:bCs/>
       </w:rPr>
@@ -4753,6 +5011,7 @@
         <w:spacing w:after="0" w:before="0" w:line="240" w:lineRule="auto"/>
       </w:pPr>
       <w:rPr>
+        <w:rFonts w:eastAsia="黑体"/>
         <w:b/>
         <w:bCs/>
       </w:rPr>
@@ -4770,12 +5029,14 @@
     </w:tblStylePr>
     <w:tblStylePr w:type="firstCol">
       <w:rPr>
+        <w:rFonts w:eastAsia="黑体"/>
         <w:b/>
         <w:bCs/>
       </w:rPr>
     </w:tblStylePr>
     <w:tblStylePr w:type="lastCol">
       <w:rPr>
+        <w:rFonts w:eastAsia="黑体"/>
         <w:b/>
         <w:bCs/>
       </w:rPr>
@@ -4835,6 +5096,7 @@
         <w:spacing w:after="0" w:before="0" w:line="240" w:lineRule="auto"/>
       </w:pPr>
       <w:rPr>
+        <w:rFonts w:eastAsia="黑体"/>
         <w:b/>
         <w:bCs/>
         <w:color w:themeColor="background1" w:val="FFFFFF"/>
@@ -4849,6 +5111,7 @@
         <w:spacing w:after="0" w:before="0" w:line="240" w:lineRule="auto"/>
       </w:pPr>
       <w:rPr>
+        <w:rFonts w:eastAsia="黑体"/>
         <w:b/>
         <w:bCs/>
       </w:rPr>
@@ -4864,12 +5127,14 @@
     </w:tblStylePr>
     <w:tblStylePr w:type="firstCol">
       <w:rPr>
+        <w:rFonts w:eastAsia="黑体"/>
         <w:b/>
         <w:bCs/>
       </w:rPr>
     </w:tblStylePr>
     <w:tblStylePr w:type="lastCol">
       <w:rPr>
+        <w:rFonts w:eastAsia="黑体"/>
         <w:b/>
         <w:bCs/>
       </w:rPr>
@@ -4927,6 +5192,7 @@
         <w:spacing w:after="0" w:before="0" w:line="240" w:lineRule="auto"/>
       </w:pPr>
       <w:rPr>
+        <w:rFonts w:eastAsia="黑体"/>
         <w:b/>
         <w:bCs/>
         <w:color w:themeColor="background1" w:val="FFFFFF"/>
@@ -4941,6 +5207,7 @@
         <w:spacing w:after="0" w:before="0" w:line="240" w:lineRule="auto"/>
       </w:pPr>
       <w:rPr>
+        <w:rFonts w:eastAsia="黑体"/>
         <w:b/>
         <w:bCs/>
       </w:rPr>
@@ -4956,12 +5223,14 @@
     </w:tblStylePr>
     <w:tblStylePr w:type="firstCol">
       <w:rPr>
+        <w:rFonts w:eastAsia="黑体"/>
         <w:b/>
         <w:bCs/>
       </w:rPr>
     </w:tblStylePr>
     <w:tblStylePr w:type="lastCol">
       <w:rPr>
+        <w:rFonts w:eastAsia="黑体"/>
         <w:b/>
         <w:bCs/>
       </w:rPr>
@@ -5019,6 +5288,7 @@
         <w:spacing w:after="0" w:before="0" w:line="240" w:lineRule="auto"/>
       </w:pPr>
       <w:rPr>
+        <w:rFonts w:eastAsia="黑体"/>
         <w:b/>
         <w:bCs/>
         <w:color w:themeColor="background1" w:val="FFFFFF"/>
@@ -5033,6 +5303,7 @@
         <w:spacing w:after="0" w:before="0" w:line="240" w:lineRule="auto"/>
       </w:pPr>
       <w:rPr>
+        <w:rFonts w:eastAsia="黑体"/>
         <w:b/>
         <w:bCs/>
       </w:rPr>
@@ -5048,12 +5319,14 @@
     </w:tblStylePr>
     <w:tblStylePr w:type="firstCol">
       <w:rPr>
+        <w:rFonts w:eastAsia="黑体"/>
         <w:b/>
         <w:bCs/>
       </w:rPr>
     </w:tblStylePr>
     <w:tblStylePr w:type="lastCol">
       <w:rPr>
+        <w:rFonts w:eastAsia="黑体"/>
         <w:b/>
         <w:bCs/>
       </w:rPr>
@@ -5111,6 +5384,7 @@
         <w:spacing w:after="0" w:before="0" w:line="240" w:lineRule="auto"/>
       </w:pPr>
       <w:rPr>
+        <w:rFonts w:eastAsia="黑体"/>
         <w:b/>
         <w:bCs/>
         <w:color w:themeColor="background1" w:val="FFFFFF"/>
@@ -5125,6 +5399,7 @@
         <w:spacing w:after="0" w:before="0" w:line="240" w:lineRule="auto"/>
       </w:pPr>
       <w:rPr>
+        <w:rFonts w:eastAsia="黑体"/>
         <w:b/>
         <w:bCs/>
       </w:rPr>
@@ -5140,12 +5415,14 @@
     </w:tblStylePr>
     <w:tblStylePr w:type="firstCol">
       <w:rPr>
+        <w:rFonts w:eastAsia="黑体"/>
         <w:b/>
         <w:bCs/>
       </w:rPr>
     </w:tblStylePr>
     <w:tblStylePr w:type="lastCol">
       <w:rPr>
+        <w:rFonts w:eastAsia="黑体"/>
         <w:b/>
         <w:bCs/>
       </w:rPr>
@@ -5203,6 +5480,7 @@
         <w:spacing w:after="0" w:before="0" w:line="240" w:lineRule="auto"/>
       </w:pPr>
       <w:rPr>
+        <w:rFonts w:eastAsia="黑体"/>
         <w:b/>
         <w:bCs/>
         <w:color w:themeColor="background1" w:val="FFFFFF"/>
@@ -5217,6 +5495,7 @@
         <w:spacing w:after="0" w:before="0" w:line="240" w:lineRule="auto"/>
       </w:pPr>
       <w:rPr>
+        <w:rFonts w:eastAsia="黑体"/>
         <w:b/>
         <w:bCs/>
       </w:rPr>
@@ -5232,12 +5511,14 @@
     </w:tblStylePr>
     <w:tblStylePr w:type="firstCol">
       <w:rPr>
+        <w:rFonts w:eastAsia="黑体"/>
         <w:b/>
         <w:bCs/>
       </w:rPr>
     </w:tblStylePr>
     <w:tblStylePr w:type="lastCol">
       <w:rPr>
+        <w:rFonts w:eastAsia="黑体"/>
         <w:b/>
         <w:bCs/>
       </w:rPr>
@@ -5295,6 +5576,7 @@
         <w:spacing w:after="0" w:before="0" w:line="240" w:lineRule="auto"/>
       </w:pPr>
       <w:rPr>
+        <w:rFonts w:eastAsia="黑体"/>
         <w:b/>
         <w:bCs/>
         <w:color w:themeColor="background1" w:val="FFFFFF"/>
@@ -5309,6 +5591,7 @@
         <w:spacing w:after="0" w:before="0" w:line="240" w:lineRule="auto"/>
       </w:pPr>
       <w:rPr>
+        <w:rFonts w:eastAsia="黑体"/>
         <w:b/>
         <w:bCs/>
       </w:rPr>
@@ -5324,12 +5607,14 @@
     </w:tblStylePr>
     <w:tblStylePr w:type="firstCol">
       <w:rPr>
+        <w:rFonts w:eastAsia="黑体"/>
         <w:b/>
         <w:bCs/>
       </w:rPr>
     </w:tblStylePr>
     <w:tblStylePr w:type="lastCol">
       <w:rPr>
+        <w:rFonts w:eastAsia="黑体"/>
         <w:b/>
         <w:bCs/>
       </w:rPr>
@@ -5387,6 +5672,7 @@
         <w:spacing w:after="0" w:before="0" w:line="240" w:lineRule="auto"/>
       </w:pPr>
       <w:rPr>
+        <w:rFonts w:eastAsia="黑体"/>
         <w:b/>
         <w:bCs/>
         <w:color w:themeColor="background1" w:val="FFFFFF"/>
@@ -5401,6 +5687,7 @@
         <w:spacing w:after="0" w:before="0" w:line="240" w:lineRule="auto"/>
       </w:pPr>
       <w:rPr>
+        <w:rFonts w:eastAsia="黑体"/>
         <w:b/>
         <w:bCs/>
       </w:rPr>
@@ -5416,12 +5703,14 @@
     </w:tblStylePr>
     <w:tblStylePr w:type="firstCol">
       <w:rPr>
+        <w:rFonts w:eastAsia="黑体"/>
         <w:b/>
         <w:bCs/>
       </w:rPr>
     </w:tblStylePr>
     <w:tblStylePr w:type="lastCol">
       <w:rPr>
+        <w:rFonts w:eastAsia="黑体"/>
         <w:b/>
         <w:bCs/>
       </w:rPr>
@@ -5481,7 +5770,7 @@
         <w:spacing w:after="0" w:before="0" w:line="240" w:lineRule="auto"/>
       </w:pPr>
       <w:rPr>
-        <w:rFonts w:asciiTheme="majorHAnsi" w:cstheme="majorBidi" w:eastAsiaTheme="majorEastAsia" w:hAnsiTheme="majorHAnsi"/>
+        <w:rFonts w:asciiTheme="majorHAnsi" w:cstheme="majorBidi" w:hAnsiTheme="majorHAnsi" w:eastAsia="黑体"/>
         <w:b/>
         <w:bCs/>
       </w:rPr>
@@ -5502,7 +5791,7 @@
         <w:spacing w:after="0" w:before="0" w:line="240" w:lineRule="auto"/>
       </w:pPr>
       <w:rPr>
-        <w:rFonts w:asciiTheme="majorHAnsi" w:cstheme="majorBidi" w:eastAsiaTheme="majorEastAsia" w:hAnsiTheme="majorHAnsi"/>
+        <w:rFonts w:asciiTheme="majorHAnsi" w:cstheme="majorBidi" w:hAnsiTheme="majorHAnsi" w:eastAsia="黑体"/>
         <w:b/>
         <w:bCs/>
       </w:rPr>
@@ -5520,14 +5809,14 @@
     </w:tblStylePr>
     <w:tblStylePr w:type="firstCol">
       <w:rPr>
-        <w:rFonts w:asciiTheme="majorHAnsi" w:cstheme="majorBidi" w:eastAsiaTheme="majorEastAsia" w:hAnsiTheme="majorHAnsi"/>
+        <w:rFonts w:asciiTheme="majorHAnsi" w:cstheme="majorBidi" w:hAnsiTheme="majorHAnsi" w:eastAsia="黑体"/>
         <w:b/>
         <w:bCs/>
       </w:rPr>
     </w:tblStylePr>
     <w:tblStylePr w:type="lastCol">
       <w:rPr>
-        <w:rFonts w:asciiTheme="majorHAnsi" w:cstheme="majorBidi" w:eastAsiaTheme="majorEastAsia" w:hAnsiTheme="majorHAnsi"/>
+        <w:rFonts w:asciiTheme="majorHAnsi" w:cstheme="majorBidi" w:hAnsiTheme="majorHAnsi" w:eastAsia="黑体"/>
         <w:b/>
         <w:bCs/>
       </w:rPr>
@@ -5611,7 +5900,7 @@
         <w:spacing w:after="0" w:before="0" w:line="240" w:lineRule="auto"/>
       </w:pPr>
       <w:rPr>
-        <w:rFonts w:asciiTheme="majorHAnsi" w:cstheme="majorBidi" w:eastAsiaTheme="majorEastAsia" w:hAnsiTheme="majorHAnsi"/>
+        <w:rFonts w:asciiTheme="majorHAnsi" w:cstheme="majorBidi" w:hAnsiTheme="majorHAnsi" w:eastAsia="黑体"/>
         <w:b/>
         <w:bCs/>
       </w:rPr>
@@ -5632,7 +5921,7 @@
         <w:spacing w:after="0" w:before="0" w:line="240" w:lineRule="auto"/>
       </w:pPr>
       <w:rPr>
-        <w:rFonts w:asciiTheme="majorHAnsi" w:cstheme="majorBidi" w:eastAsiaTheme="majorEastAsia" w:hAnsiTheme="majorHAnsi"/>
+        <w:rFonts w:asciiTheme="majorHAnsi" w:cstheme="majorBidi" w:hAnsiTheme="majorHAnsi" w:eastAsia="黑体"/>
         <w:b/>
         <w:bCs/>
       </w:rPr>
@@ -5650,14 +5939,14 @@
     </w:tblStylePr>
     <w:tblStylePr w:type="firstCol">
       <w:rPr>
-        <w:rFonts w:asciiTheme="majorHAnsi" w:cstheme="majorBidi" w:eastAsiaTheme="majorEastAsia" w:hAnsiTheme="majorHAnsi"/>
+        <w:rFonts w:asciiTheme="majorHAnsi" w:cstheme="majorBidi" w:hAnsiTheme="majorHAnsi" w:eastAsia="黑体"/>
         <w:b/>
         <w:bCs/>
       </w:rPr>
     </w:tblStylePr>
     <w:tblStylePr w:type="lastCol">
       <w:rPr>
-        <w:rFonts w:asciiTheme="majorHAnsi" w:cstheme="majorBidi" w:eastAsiaTheme="majorEastAsia" w:hAnsiTheme="majorHAnsi"/>
+        <w:rFonts w:asciiTheme="majorHAnsi" w:cstheme="majorBidi" w:hAnsiTheme="majorHAnsi" w:eastAsia="黑体"/>
         <w:b/>
         <w:bCs/>
       </w:rPr>
@@ -5741,7 +6030,7 @@
         <w:spacing w:after="0" w:before="0" w:line="240" w:lineRule="auto"/>
       </w:pPr>
       <w:rPr>
-        <w:rFonts w:asciiTheme="majorHAnsi" w:cstheme="majorBidi" w:eastAsiaTheme="majorEastAsia" w:hAnsiTheme="majorHAnsi"/>
+        <w:rFonts w:asciiTheme="majorHAnsi" w:cstheme="majorBidi" w:hAnsiTheme="majorHAnsi" w:eastAsia="黑体"/>
         <w:b/>
         <w:bCs/>
       </w:rPr>
@@ -5762,7 +6051,7 @@
         <w:spacing w:after="0" w:before="0" w:line="240" w:lineRule="auto"/>
       </w:pPr>
       <w:rPr>
-        <w:rFonts w:asciiTheme="majorHAnsi" w:cstheme="majorBidi" w:eastAsiaTheme="majorEastAsia" w:hAnsiTheme="majorHAnsi"/>
+        <w:rFonts w:asciiTheme="majorHAnsi" w:cstheme="majorBidi" w:hAnsiTheme="majorHAnsi" w:eastAsia="黑体"/>
         <w:b/>
         <w:bCs/>
       </w:rPr>
@@ -5780,14 +6069,14 @@
     </w:tblStylePr>
     <w:tblStylePr w:type="firstCol">
       <w:rPr>
-        <w:rFonts w:asciiTheme="majorHAnsi" w:cstheme="majorBidi" w:eastAsiaTheme="majorEastAsia" w:hAnsiTheme="majorHAnsi"/>
+        <w:rFonts w:asciiTheme="majorHAnsi" w:cstheme="majorBidi" w:hAnsiTheme="majorHAnsi" w:eastAsia="黑体"/>
         <w:b/>
         <w:bCs/>
       </w:rPr>
     </w:tblStylePr>
     <w:tblStylePr w:type="lastCol">
       <w:rPr>
-        <w:rFonts w:asciiTheme="majorHAnsi" w:cstheme="majorBidi" w:eastAsiaTheme="majorEastAsia" w:hAnsiTheme="majorHAnsi"/>
+        <w:rFonts w:asciiTheme="majorHAnsi" w:cstheme="majorBidi" w:hAnsiTheme="majorHAnsi" w:eastAsia="黑体"/>
         <w:b/>
         <w:bCs/>
       </w:rPr>
@@ -5871,7 +6160,7 @@
         <w:spacing w:after="0" w:before="0" w:line="240" w:lineRule="auto"/>
       </w:pPr>
       <w:rPr>
-        <w:rFonts w:asciiTheme="majorHAnsi" w:cstheme="majorBidi" w:eastAsiaTheme="majorEastAsia" w:hAnsiTheme="majorHAnsi"/>
+        <w:rFonts w:asciiTheme="majorHAnsi" w:cstheme="majorBidi" w:hAnsiTheme="majorHAnsi" w:eastAsia="黑体"/>
         <w:b/>
         <w:bCs/>
       </w:rPr>
@@ -5892,7 +6181,7 @@
         <w:spacing w:after="0" w:before="0" w:line="240" w:lineRule="auto"/>
       </w:pPr>
       <w:rPr>
-        <w:rFonts w:asciiTheme="majorHAnsi" w:cstheme="majorBidi" w:eastAsiaTheme="majorEastAsia" w:hAnsiTheme="majorHAnsi"/>
+        <w:rFonts w:asciiTheme="majorHAnsi" w:cstheme="majorBidi" w:hAnsiTheme="majorHAnsi" w:eastAsia="黑体"/>
         <w:b/>
         <w:bCs/>
       </w:rPr>
@@ -5910,14 +6199,14 @@
     </w:tblStylePr>
     <w:tblStylePr w:type="firstCol">
       <w:rPr>
-        <w:rFonts w:asciiTheme="majorHAnsi" w:cstheme="majorBidi" w:eastAsiaTheme="majorEastAsia" w:hAnsiTheme="majorHAnsi"/>
+        <w:rFonts w:asciiTheme="majorHAnsi" w:cstheme="majorBidi" w:hAnsiTheme="majorHAnsi" w:eastAsia="黑体"/>
         <w:b/>
         <w:bCs/>
       </w:rPr>
     </w:tblStylePr>
     <w:tblStylePr w:type="lastCol">
       <w:rPr>
-        <w:rFonts w:asciiTheme="majorHAnsi" w:cstheme="majorBidi" w:eastAsiaTheme="majorEastAsia" w:hAnsiTheme="majorHAnsi"/>
+        <w:rFonts w:asciiTheme="majorHAnsi" w:cstheme="majorBidi" w:hAnsiTheme="majorHAnsi" w:eastAsia="黑体"/>
         <w:b/>
         <w:bCs/>
       </w:rPr>
@@ -6001,7 +6290,7 @@
         <w:spacing w:after="0" w:before="0" w:line="240" w:lineRule="auto"/>
       </w:pPr>
       <w:rPr>
-        <w:rFonts w:asciiTheme="majorHAnsi" w:cstheme="majorBidi" w:eastAsiaTheme="majorEastAsia" w:hAnsiTheme="majorHAnsi"/>
+        <w:rFonts w:asciiTheme="majorHAnsi" w:cstheme="majorBidi" w:hAnsiTheme="majorHAnsi" w:eastAsia="黑体"/>
         <w:b/>
         <w:bCs/>
       </w:rPr>
@@ -6022,7 +6311,7 @@
         <w:spacing w:after="0" w:before="0" w:line="240" w:lineRule="auto"/>
       </w:pPr>
       <w:rPr>
-        <w:rFonts w:asciiTheme="majorHAnsi" w:cstheme="majorBidi" w:eastAsiaTheme="majorEastAsia" w:hAnsiTheme="majorHAnsi"/>
+        <w:rFonts w:asciiTheme="majorHAnsi" w:cstheme="majorBidi" w:hAnsiTheme="majorHAnsi" w:eastAsia="黑体"/>
         <w:b/>
         <w:bCs/>
       </w:rPr>
@@ -6040,14 +6329,14 @@
     </w:tblStylePr>
     <w:tblStylePr w:type="firstCol">
       <w:rPr>
-        <w:rFonts w:asciiTheme="majorHAnsi" w:cstheme="majorBidi" w:eastAsiaTheme="majorEastAsia" w:hAnsiTheme="majorHAnsi"/>
+        <w:rFonts w:asciiTheme="majorHAnsi" w:cstheme="majorBidi" w:hAnsiTheme="majorHAnsi" w:eastAsia="黑体"/>
         <w:b/>
         <w:bCs/>
       </w:rPr>
     </w:tblStylePr>
     <w:tblStylePr w:type="lastCol">
       <w:rPr>
-        <w:rFonts w:asciiTheme="majorHAnsi" w:cstheme="majorBidi" w:eastAsiaTheme="majorEastAsia" w:hAnsiTheme="majorHAnsi"/>
+        <w:rFonts w:asciiTheme="majorHAnsi" w:cstheme="majorBidi" w:hAnsiTheme="majorHAnsi" w:eastAsia="黑体"/>
         <w:b/>
         <w:bCs/>
       </w:rPr>
@@ -6131,7 +6420,7 @@
         <w:spacing w:after="0" w:before="0" w:line="240" w:lineRule="auto"/>
       </w:pPr>
       <w:rPr>
-        <w:rFonts w:asciiTheme="majorHAnsi" w:cstheme="majorBidi" w:eastAsiaTheme="majorEastAsia" w:hAnsiTheme="majorHAnsi"/>
+        <w:rFonts w:asciiTheme="majorHAnsi" w:cstheme="majorBidi" w:hAnsiTheme="majorHAnsi" w:eastAsia="黑体"/>
         <w:b/>
         <w:bCs/>
       </w:rPr>
@@ -6152,7 +6441,7 @@
         <w:spacing w:after="0" w:before="0" w:line="240" w:lineRule="auto"/>
       </w:pPr>
       <w:rPr>
-        <w:rFonts w:asciiTheme="majorHAnsi" w:cstheme="majorBidi" w:eastAsiaTheme="majorEastAsia" w:hAnsiTheme="majorHAnsi"/>
+        <w:rFonts w:asciiTheme="majorHAnsi" w:cstheme="majorBidi" w:hAnsiTheme="majorHAnsi" w:eastAsia="黑体"/>
         <w:b/>
         <w:bCs/>
       </w:rPr>
@@ -6170,14 +6459,14 @@
     </w:tblStylePr>
     <w:tblStylePr w:type="firstCol">
       <w:rPr>
-        <w:rFonts w:asciiTheme="majorHAnsi" w:cstheme="majorBidi" w:eastAsiaTheme="majorEastAsia" w:hAnsiTheme="majorHAnsi"/>
+        <w:rFonts w:asciiTheme="majorHAnsi" w:cstheme="majorBidi" w:hAnsiTheme="majorHAnsi" w:eastAsia="黑体"/>
         <w:b/>
         <w:bCs/>
       </w:rPr>
     </w:tblStylePr>
     <w:tblStylePr w:type="lastCol">
       <w:rPr>
-        <w:rFonts w:asciiTheme="majorHAnsi" w:cstheme="majorBidi" w:eastAsiaTheme="majorEastAsia" w:hAnsiTheme="majorHAnsi"/>
+        <w:rFonts w:asciiTheme="majorHAnsi" w:cstheme="majorBidi" w:hAnsiTheme="majorHAnsi" w:eastAsia="黑体"/>
         <w:b/>
         <w:bCs/>
       </w:rPr>
@@ -6261,7 +6550,7 @@
         <w:spacing w:after="0" w:before="0" w:line="240" w:lineRule="auto"/>
       </w:pPr>
       <w:rPr>
-        <w:rFonts w:asciiTheme="majorHAnsi" w:cstheme="majorBidi" w:eastAsiaTheme="majorEastAsia" w:hAnsiTheme="majorHAnsi"/>
+        <w:rFonts w:asciiTheme="majorHAnsi" w:cstheme="majorBidi" w:hAnsiTheme="majorHAnsi" w:eastAsia="黑体"/>
         <w:b/>
         <w:bCs/>
       </w:rPr>
@@ -6282,7 +6571,7 @@
         <w:spacing w:after="0" w:before="0" w:line="240" w:lineRule="auto"/>
       </w:pPr>
       <w:rPr>
-        <w:rFonts w:asciiTheme="majorHAnsi" w:cstheme="majorBidi" w:eastAsiaTheme="majorEastAsia" w:hAnsiTheme="majorHAnsi"/>
+        <w:rFonts w:asciiTheme="majorHAnsi" w:cstheme="majorBidi" w:hAnsiTheme="majorHAnsi" w:eastAsia="黑体"/>
         <w:b/>
         <w:bCs/>
       </w:rPr>
@@ -6300,14 +6589,14 @@
     </w:tblStylePr>
     <w:tblStylePr w:type="firstCol">
       <w:rPr>
-        <w:rFonts w:asciiTheme="majorHAnsi" w:cstheme="majorBidi" w:eastAsiaTheme="majorEastAsia" w:hAnsiTheme="majorHAnsi"/>
+        <w:rFonts w:asciiTheme="majorHAnsi" w:cstheme="majorBidi" w:hAnsiTheme="majorHAnsi" w:eastAsia="黑体"/>
         <w:b/>
         <w:bCs/>
       </w:rPr>
     </w:tblStylePr>
     <w:tblStylePr w:type="lastCol">
       <w:rPr>
-        <w:rFonts w:asciiTheme="majorHAnsi" w:cstheme="majorBidi" w:eastAsiaTheme="majorEastAsia" w:hAnsiTheme="majorHAnsi"/>
+        <w:rFonts w:asciiTheme="majorHAnsi" w:cstheme="majorBidi" w:hAnsiTheme="majorHAnsi" w:eastAsia="黑体"/>
         <w:b/>
         <w:bCs/>
       </w:rPr>
@@ -6390,6 +6679,7 @@
         <w:spacing w:after="0" w:before="0" w:line="240" w:lineRule="auto"/>
       </w:pPr>
       <w:rPr>
+        <w:rFonts w:eastAsia="黑体"/>
         <w:b/>
         <w:bCs/>
         <w:color w:themeColor="background1" w:val="FFFFFF"/>
@@ -6412,6 +6702,7 @@
         <w:spacing w:after="0" w:before="0" w:line="240" w:lineRule="auto"/>
       </w:pPr>
       <w:rPr>
+        <w:rFonts w:eastAsia="黑体"/>
         <w:b/>
         <w:bCs/>
       </w:rPr>
@@ -6429,12 +6720,14 @@
     </w:tblStylePr>
     <w:tblStylePr w:type="firstCol">
       <w:rPr>
+        <w:rFonts w:eastAsia="黑体"/>
         <w:b/>
         <w:bCs/>
       </w:rPr>
     </w:tblStylePr>
     <w:tblStylePr w:type="lastCol">
       <w:rPr>
+        <w:rFonts w:eastAsia="黑体"/>
         <w:b/>
         <w:bCs/>
       </w:rPr>
@@ -6496,6 +6789,7 @@
         <w:spacing w:after="0" w:before="0" w:line="240" w:lineRule="auto"/>
       </w:pPr>
       <w:rPr>
+        <w:rFonts w:eastAsia="黑体"/>
         <w:b/>
         <w:bCs/>
         <w:color w:themeColor="background1" w:val="FFFFFF"/>
@@ -6518,6 +6812,7 @@
         <w:spacing w:after="0" w:before="0" w:line="240" w:lineRule="auto"/>
       </w:pPr>
       <w:rPr>
+        <w:rFonts w:eastAsia="黑体"/>
         <w:b/>
         <w:bCs/>
       </w:rPr>
@@ -6535,12 +6830,14 @@
     </w:tblStylePr>
     <w:tblStylePr w:type="firstCol">
       <w:rPr>
+        <w:rFonts w:eastAsia="黑体"/>
         <w:b/>
         <w:bCs/>
       </w:rPr>
     </w:tblStylePr>
     <w:tblStylePr w:type="lastCol">
       <w:rPr>
+        <w:rFonts w:eastAsia="黑体"/>
         <w:b/>
         <w:bCs/>
       </w:rPr>
@@ -6602,6 +6899,7 @@
         <w:spacing w:after="0" w:before="0" w:line="240" w:lineRule="auto"/>
       </w:pPr>
       <w:rPr>
+        <w:rFonts w:eastAsia="黑体"/>
         <w:b/>
         <w:bCs/>
         <w:color w:themeColor="background1" w:val="FFFFFF"/>
@@ -6624,6 +6922,7 @@
         <w:spacing w:after="0" w:before="0" w:line="240" w:lineRule="auto"/>
       </w:pPr>
       <w:rPr>
+        <w:rFonts w:eastAsia="黑体"/>
         <w:b/>
         <w:bCs/>
       </w:rPr>
@@ -6641,12 +6940,14 @@
     </w:tblStylePr>
     <w:tblStylePr w:type="firstCol">
       <w:rPr>
+        <w:rFonts w:eastAsia="黑体"/>
         <w:b/>
         <w:bCs/>
       </w:rPr>
     </w:tblStylePr>
     <w:tblStylePr w:type="lastCol">
       <w:rPr>
+        <w:rFonts w:eastAsia="黑体"/>
         <w:b/>
         <w:bCs/>
       </w:rPr>
@@ -6708,6 +7009,7 @@
         <w:spacing w:after="0" w:before="0" w:line="240" w:lineRule="auto"/>
       </w:pPr>
       <w:rPr>
+        <w:rFonts w:eastAsia="黑体"/>
         <w:b/>
         <w:bCs/>
         <w:color w:themeColor="background1" w:val="FFFFFF"/>
@@ -6730,6 +7032,7 @@
         <w:spacing w:after="0" w:before="0" w:line="240" w:lineRule="auto"/>
       </w:pPr>
       <w:rPr>
+        <w:rFonts w:eastAsia="黑体"/>
         <w:b/>
         <w:bCs/>
       </w:rPr>
@@ -6747,12 +7050,14 @@
     </w:tblStylePr>
     <w:tblStylePr w:type="firstCol">
       <w:rPr>
+        <w:rFonts w:eastAsia="黑体"/>
         <w:b/>
         <w:bCs/>
       </w:rPr>
     </w:tblStylePr>
     <w:tblStylePr w:type="lastCol">
       <w:rPr>
+        <w:rFonts w:eastAsia="黑体"/>
         <w:b/>
         <w:bCs/>
       </w:rPr>
@@ -6814,6 +7119,7 @@
         <w:spacing w:after="0" w:before="0" w:line="240" w:lineRule="auto"/>
       </w:pPr>
       <w:rPr>
+        <w:rFonts w:eastAsia="黑体"/>
         <w:b/>
         <w:bCs/>
         <w:color w:themeColor="background1" w:val="FFFFFF"/>
@@ -6836,6 +7142,7 @@
         <w:spacing w:after="0" w:before="0" w:line="240" w:lineRule="auto"/>
       </w:pPr>
       <w:rPr>
+        <w:rFonts w:eastAsia="黑体"/>
         <w:b/>
         <w:bCs/>
       </w:rPr>
@@ -6853,12 +7160,14 @@
     </w:tblStylePr>
     <w:tblStylePr w:type="firstCol">
       <w:rPr>
+        <w:rFonts w:eastAsia="黑体"/>
         <w:b/>
         <w:bCs/>
       </w:rPr>
     </w:tblStylePr>
     <w:tblStylePr w:type="lastCol">
       <w:rPr>
+        <w:rFonts w:eastAsia="黑体"/>
         <w:b/>
         <w:bCs/>
       </w:rPr>
@@ -6920,6 +7229,7 @@
         <w:spacing w:after="0" w:before="0" w:line="240" w:lineRule="auto"/>
       </w:pPr>
       <w:rPr>
+        <w:rFonts w:eastAsia="黑体"/>
         <w:b/>
         <w:bCs/>
         <w:color w:themeColor="background1" w:val="FFFFFF"/>
@@ -6942,6 +7252,7 @@
         <w:spacing w:after="0" w:before="0" w:line="240" w:lineRule="auto"/>
       </w:pPr>
       <w:rPr>
+        <w:rFonts w:eastAsia="黑体"/>
         <w:b/>
         <w:bCs/>
       </w:rPr>
@@ -6959,12 +7270,14 @@
     </w:tblStylePr>
     <w:tblStylePr w:type="firstCol">
       <w:rPr>
+        <w:rFonts w:eastAsia="黑体"/>
         <w:b/>
         <w:bCs/>
       </w:rPr>
     </w:tblStylePr>
     <w:tblStylePr w:type="lastCol">
       <w:rPr>
+        <w:rFonts w:eastAsia="黑体"/>
         <w:b/>
         <w:bCs/>
       </w:rPr>
@@ -7026,6 +7339,7 @@
         <w:spacing w:after="0" w:before="0" w:line="240" w:lineRule="auto"/>
       </w:pPr>
       <w:rPr>
+        <w:rFonts w:eastAsia="黑体"/>
         <w:b/>
         <w:bCs/>
         <w:color w:themeColor="background1" w:val="FFFFFF"/>
@@ -7048,6 +7362,7 @@
         <w:spacing w:after="0" w:before="0" w:line="240" w:lineRule="auto"/>
       </w:pPr>
       <w:rPr>
+        <w:rFonts w:eastAsia="黑体"/>
         <w:b/>
         <w:bCs/>
       </w:rPr>
@@ -7065,12 +7380,14 @@
     </w:tblStylePr>
     <w:tblStylePr w:type="firstCol">
       <w:rPr>
+        <w:rFonts w:eastAsia="黑体"/>
         <w:b/>
         <w:bCs/>
       </w:rPr>
     </w:tblStylePr>
     <w:tblStylePr w:type="lastCol">
       <w:rPr>
+        <w:rFonts w:eastAsia="黑体"/>
         <w:b/>
         <w:bCs/>
       </w:rPr>
@@ -7129,6 +7446,7 @@
         <w:spacing w:after="0" w:before="0" w:line="240" w:lineRule="auto"/>
       </w:pPr>
       <w:rPr>
+        <w:rFonts w:eastAsia="黑体"/>
         <w:b/>
         <w:bCs/>
         <w:color w:themeColor="background1" w:val="FFFFFF"/>
@@ -7151,6 +7469,7 @@
         <w:spacing w:after="0" w:before="0" w:line="240" w:lineRule="auto"/>
       </w:pPr>
       <w:rPr>
+        <w:rFonts w:eastAsia="黑体"/>
         <w:color w:val="auto"/>
       </w:rPr>
       <w:tblPr/>
@@ -7168,6 +7487,7 @@
     </w:tblStylePr>
     <w:tblStylePr w:type="firstCol">
       <w:rPr>
+        <w:rFonts w:eastAsia="黑体"/>
         <w:b/>
         <w:bCs/>
         <w:color w:themeColor="background1" w:val="FFFFFF"/>
@@ -7187,6 +7507,7 @@
     </w:tblStylePr>
     <w:tblStylePr w:type="lastCol">
       <w:rPr>
+        <w:rFonts w:eastAsia="黑体"/>
         <w:b/>
         <w:bCs/>
         <w:color w:themeColor="background1" w:val="FFFFFF"/>
@@ -7235,6 +7556,7 @@
     </w:tblStylePr>
     <w:tblStylePr w:type="nwCell">
       <w:rPr>
+        <w:rFonts w:eastAsia="黑体"/>
         <w:color w:themeColor="background1" w:val="FFFFFF"/>
       </w:rPr>
       <w:tblPr/>
@@ -7278,6 +7600,7 @@
         <w:spacing w:after="0" w:before="0" w:line="240" w:lineRule="auto"/>
       </w:pPr>
       <w:rPr>
+        <w:rFonts w:eastAsia="黑体"/>
         <w:b/>
         <w:bCs/>
         <w:color w:themeColor="background1" w:val="FFFFFF"/>
@@ -7300,6 +7623,7 @@
         <w:spacing w:after="0" w:before="0" w:line="240" w:lineRule="auto"/>
       </w:pPr>
       <w:rPr>
+        <w:rFonts w:eastAsia="黑体"/>
         <w:color w:val="auto"/>
       </w:rPr>
       <w:tblPr/>
@@ -7317,6 +7641,7 @@
     </w:tblStylePr>
     <w:tblStylePr w:type="firstCol">
       <w:rPr>
+        <w:rFonts w:eastAsia="黑体"/>
         <w:b/>
         <w:bCs/>
         <w:color w:themeColor="background1" w:val="FFFFFF"/>
@@ -7336,6 +7661,7 @@
     </w:tblStylePr>
     <w:tblStylePr w:type="lastCol">
       <w:rPr>
+        <w:rFonts w:eastAsia="黑体"/>
         <w:b/>
         <w:bCs/>
         <w:color w:themeColor="background1" w:val="FFFFFF"/>
@@ -7384,6 +7710,7 @@
     </w:tblStylePr>
     <w:tblStylePr w:type="nwCell">
       <w:rPr>
+        <w:rFonts w:eastAsia="黑体"/>
         <w:color w:themeColor="background1" w:val="FFFFFF"/>
       </w:rPr>
       <w:tblPr/>
@@ -7427,6 +7754,7 @@
         <w:spacing w:after="0" w:before="0" w:line="240" w:lineRule="auto"/>
       </w:pPr>
       <w:rPr>
+        <w:rFonts w:eastAsia="黑体"/>
         <w:b/>
         <w:bCs/>
         <w:color w:themeColor="background1" w:val="FFFFFF"/>
@@ -7449,6 +7777,7 @@
         <w:spacing w:after="0" w:before="0" w:line="240" w:lineRule="auto"/>
       </w:pPr>
       <w:rPr>
+        <w:rFonts w:eastAsia="黑体"/>
         <w:color w:val="auto"/>
       </w:rPr>
       <w:tblPr/>
@@ -7466,6 +7795,7 @@
     </w:tblStylePr>
     <w:tblStylePr w:type="firstCol">
       <w:rPr>
+        <w:rFonts w:eastAsia="黑体"/>
         <w:b/>
         <w:bCs/>
         <w:color w:themeColor="background1" w:val="FFFFFF"/>
@@ -7485,6 +7815,7 @@
     </w:tblStylePr>
     <w:tblStylePr w:type="lastCol">
       <w:rPr>
+        <w:rFonts w:eastAsia="黑体"/>
         <w:b/>
         <w:bCs/>
         <w:color w:themeColor="background1" w:val="FFFFFF"/>
@@ -7533,6 +7864,7 @@
     </w:tblStylePr>
     <w:tblStylePr w:type="nwCell">
       <w:rPr>
+        <w:rFonts w:eastAsia="黑体"/>
         <w:color w:themeColor="background1" w:val="FFFFFF"/>
       </w:rPr>
       <w:tblPr/>
@@ -7576,6 +7908,7 @@
         <w:spacing w:after="0" w:before="0" w:line="240" w:lineRule="auto"/>
       </w:pPr>
       <w:rPr>
+        <w:rFonts w:eastAsia="黑体"/>
         <w:b/>
         <w:bCs/>
         <w:color w:themeColor="background1" w:val="FFFFFF"/>
@@ -7598,6 +7931,7 @@
         <w:spacing w:after="0" w:before="0" w:line="240" w:lineRule="auto"/>
       </w:pPr>
       <w:rPr>
+        <w:rFonts w:eastAsia="黑体"/>
         <w:color w:val="auto"/>
       </w:rPr>
       <w:tblPr/>
@@ -7615,6 +7949,7 @@
     </w:tblStylePr>
     <w:tblStylePr w:type="firstCol">
       <w:rPr>
+        <w:rFonts w:eastAsia="黑体"/>
         <w:b/>
         <w:bCs/>
         <w:color w:themeColor="background1" w:val="FFFFFF"/>
@@ -7634,6 +7969,7 @@
     </w:tblStylePr>
     <w:tblStylePr w:type="lastCol">
       <w:rPr>
+        <w:rFonts w:eastAsia="黑体"/>
         <w:b/>
         <w:bCs/>
         <w:color w:themeColor="background1" w:val="FFFFFF"/>
@@ -7682,6 +8018,7 @@
     </w:tblStylePr>
     <w:tblStylePr w:type="nwCell">
       <w:rPr>
+        <w:rFonts w:eastAsia="黑体"/>
         <w:color w:themeColor="background1" w:val="FFFFFF"/>
       </w:rPr>
       <w:tblPr/>
@@ -7725,6 +8062,7 @@
         <w:spacing w:after="0" w:before="0" w:line="240" w:lineRule="auto"/>
       </w:pPr>
       <w:rPr>
+        <w:rFonts w:eastAsia="黑体"/>
         <w:b/>
         <w:bCs/>
         <w:color w:themeColor="background1" w:val="FFFFFF"/>
@@ -7747,6 +8085,7 @@
         <w:spacing w:after="0" w:before="0" w:line="240" w:lineRule="auto"/>
       </w:pPr>
       <w:rPr>
+        <w:rFonts w:eastAsia="黑体"/>
         <w:color w:val="auto"/>
       </w:rPr>
       <w:tblPr/>
@@ -7764,6 +8103,7 @@
     </w:tblStylePr>
     <w:tblStylePr w:type="firstCol">
       <w:rPr>
+        <w:rFonts w:eastAsia="黑体"/>
         <w:b/>
         <w:bCs/>
         <w:color w:themeColor="background1" w:val="FFFFFF"/>
@@ -7783,6 +8123,7 @@
     </w:tblStylePr>
     <w:tblStylePr w:type="lastCol">
       <w:rPr>
+        <w:rFonts w:eastAsia="黑体"/>
         <w:b/>
         <w:bCs/>
         <w:color w:themeColor="background1" w:val="FFFFFF"/>
@@ -7831,6 +8172,7 @@
     </w:tblStylePr>
     <w:tblStylePr w:type="nwCell">
       <w:rPr>
+        <w:rFonts w:eastAsia="黑体"/>
         <w:color w:themeColor="background1" w:val="FFFFFF"/>
       </w:rPr>
       <w:tblPr/>
@@ -7874,6 +8216,7 @@
         <w:spacing w:after="0" w:before="0" w:line="240" w:lineRule="auto"/>
       </w:pPr>
       <w:rPr>
+        <w:rFonts w:eastAsia="黑体"/>
         <w:b/>
         <w:bCs/>
         <w:color w:themeColor="background1" w:val="FFFFFF"/>
@@ -7896,6 +8239,7 @@
         <w:spacing w:after="0" w:before="0" w:line="240" w:lineRule="auto"/>
       </w:pPr>
       <w:rPr>
+        <w:rFonts w:eastAsia="黑体"/>
         <w:color w:val="auto"/>
       </w:rPr>
       <w:tblPr/>
@@ -7913,6 +8257,7 @@
     </w:tblStylePr>
     <w:tblStylePr w:type="firstCol">
       <w:rPr>
+        <w:rFonts w:eastAsia="黑体"/>
         <w:b/>
         <w:bCs/>
         <w:color w:themeColor="background1" w:val="FFFFFF"/>
@@ -7932,6 +8277,7 @@
     </w:tblStylePr>
     <w:tblStylePr w:type="lastCol">
       <w:rPr>
+        <w:rFonts w:eastAsia="黑体"/>
         <w:b/>
         <w:bCs/>
         <w:color w:themeColor="background1" w:val="FFFFFF"/>
@@ -7980,6 +8326,7 @@
     </w:tblStylePr>
     <w:tblStylePr w:type="nwCell">
       <w:rPr>
+        <w:rFonts w:eastAsia="黑体"/>
         <w:color w:themeColor="background1" w:val="FFFFFF"/>
       </w:rPr>
       <w:tblPr/>
@@ -8023,6 +8370,7 @@
         <w:spacing w:after="0" w:before="0" w:line="240" w:lineRule="auto"/>
       </w:pPr>
       <w:rPr>
+        <w:rFonts w:eastAsia="黑体"/>
         <w:b/>
         <w:bCs/>
         <w:color w:themeColor="background1" w:val="FFFFFF"/>
@@ -8045,6 +8393,7 @@
         <w:spacing w:after="0" w:before="0" w:line="240" w:lineRule="auto"/>
       </w:pPr>
       <w:rPr>
+        <w:rFonts w:eastAsia="黑体"/>
         <w:color w:val="auto"/>
       </w:rPr>
       <w:tblPr/>
@@ -8062,6 +8411,7 @@
     </w:tblStylePr>
     <w:tblStylePr w:type="firstCol">
       <w:rPr>
+        <w:rFonts w:eastAsia="黑体"/>
         <w:b/>
         <w:bCs/>
         <w:color w:themeColor="background1" w:val="FFFFFF"/>
@@ -8081,6 +8431,7 @@
     </w:tblStylePr>
     <w:tblStylePr w:type="lastCol">
       <w:rPr>
+        <w:rFonts w:eastAsia="黑体"/>
         <w:b/>
         <w:bCs/>
         <w:color w:themeColor="background1" w:val="FFFFFF"/>
@@ -8129,6 +8480,7 @@
     </w:tblStylePr>
     <w:tblStylePr w:type="nwCell">
       <w:rPr>
+        <w:rFonts w:eastAsia="黑体"/>
         <w:color w:themeColor="background1" w:val="FFFFFF"/>
       </w:rPr>
       <w:tblPr/>
@@ -8153,6 +8505,7 @@
       <w:spacing w:after="0" w:line="240" w:lineRule="auto"/>
     </w:pPr>
     <w:rPr>
+      <w:rFonts w:eastAsia="黑体"/>
       <w:color w:themeColor="text1" w:val="000000"/>
     </w:rPr>
     <w:tblPr>
@@ -8172,7 +8525,7 @@
     </w:tblPr>
     <w:tblStylePr w:type="firstRow">
       <w:rPr>
-        <w:rFonts w:asciiTheme="majorHAnsi" w:cstheme="majorBidi" w:eastAsiaTheme="majorEastAsia" w:hAnsiTheme="majorHAnsi"/>
+        <w:rFonts w:asciiTheme="majorHAnsi" w:cstheme="majorBidi" w:hAnsiTheme="majorHAnsi" w:eastAsia="黑体"/>
       </w:rPr>
       <w:tblPr/>
       <w:tcPr>
@@ -8184,6 +8537,7 @@
     </w:tblStylePr>
     <w:tblStylePr w:type="lastRow">
       <w:rPr>
+        <w:rFonts w:eastAsia="黑体"/>
         <w:b/>
         <w:bCs/>
         <w:color w:themeColor="text2" w:val="1F497D"/>
@@ -8198,12 +8552,14 @@
     </w:tblStylePr>
     <w:tblStylePr w:type="firstCol">
       <w:rPr>
+        <w:rFonts w:eastAsia="黑体"/>
         <w:b/>
         <w:bCs/>
       </w:rPr>
     </w:tblStylePr>
     <w:tblStylePr w:type="lastCol">
       <w:rPr>
+        <w:rFonts w:eastAsia="黑体"/>
         <w:b/>
         <w:bCs/>
       </w:rPr>
@@ -8237,6 +8593,7 @@
       <w:spacing w:after="0" w:line="240" w:lineRule="auto"/>
     </w:pPr>
     <w:rPr>
+      <w:rFonts w:eastAsia="黑体"/>
       <w:color w:themeColor="text1" w:val="000000"/>
     </w:rPr>
     <w:tblPr>
@@ -8256,7 +8613,7 @@
     </w:tblPr>
     <w:tblStylePr w:type="firstRow">
       <w:rPr>
-        <w:rFonts w:asciiTheme="majorHAnsi" w:cstheme="majorBidi" w:eastAsiaTheme="majorEastAsia" w:hAnsiTheme="majorHAnsi"/>
+        <w:rFonts w:asciiTheme="majorHAnsi" w:cstheme="majorBidi" w:hAnsiTheme="majorHAnsi" w:eastAsia="黑体"/>
       </w:rPr>
       <w:tblPr/>
       <w:tcPr>
@@ -8268,6 +8625,7 @@
     </w:tblStylePr>
     <w:tblStylePr w:type="lastRow">
       <w:rPr>
+        <w:rFonts w:eastAsia="黑体"/>
         <w:b/>
         <w:bCs/>
         <w:color w:themeColor="text2" w:val="1F497D"/>
@@ -8282,12 +8640,14 @@
     </w:tblStylePr>
     <w:tblStylePr w:type="firstCol">
       <w:rPr>
+        <w:rFonts w:eastAsia="黑体"/>
         <w:b/>
         <w:bCs/>
       </w:rPr>
     </w:tblStylePr>
     <w:tblStylePr w:type="lastCol">
       <w:rPr>
+        <w:rFonts w:eastAsia="黑体"/>
         <w:b/>
         <w:bCs/>
       </w:rPr>
@@ -8321,6 +8681,7 @@
       <w:spacing w:after="0" w:line="240" w:lineRule="auto"/>
     </w:pPr>
     <w:rPr>
+      <w:rFonts w:eastAsia="黑体"/>
       <w:color w:themeColor="text1" w:val="000000"/>
     </w:rPr>
     <w:tblPr>
@@ -8340,7 +8701,7 @@
     </w:tblPr>
     <w:tblStylePr w:type="firstRow">
       <w:rPr>
-        <w:rFonts w:asciiTheme="majorHAnsi" w:cstheme="majorBidi" w:eastAsiaTheme="majorEastAsia" w:hAnsiTheme="majorHAnsi"/>
+        <w:rFonts w:asciiTheme="majorHAnsi" w:cstheme="majorBidi" w:hAnsiTheme="majorHAnsi" w:eastAsia="黑体"/>
       </w:rPr>
       <w:tblPr/>
       <w:tcPr>
@@ -8352,6 +8713,7 @@
     </w:tblStylePr>
     <w:tblStylePr w:type="lastRow">
       <w:rPr>
+        <w:rFonts w:eastAsia="黑体"/>
         <w:b/>
         <w:bCs/>
         <w:color w:themeColor="text2" w:val="1F497D"/>
@@ -8366,12 +8728,14 @@
     </w:tblStylePr>
     <w:tblStylePr w:type="firstCol">
       <w:rPr>
+        <w:rFonts w:eastAsia="黑体"/>
         <w:b/>
         <w:bCs/>
       </w:rPr>
     </w:tblStylePr>
     <w:tblStylePr w:type="lastCol">
       <w:rPr>
+        <w:rFonts w:eastAsia="黑体"/>
         <w:b/>
         <w:bCs/>
       </w:rPr>
@@ -8405,6 +8769,7 @@
       <w:spacing w:after="0" w:line="240" w:lineRule="auto"/>
     </w:pPr>
     <w:rPr>
+      <w:rFonts w:eastAsia="黑体"/>
       <w:color w:themeColor="text1" w:val="000000"/>
     </w:rPr>
     <w:tblPr>
@@ -8424,7 +8789,7 @@
     </w:tblPr>
     <w:tblStylePr w:type="firstRow">
       <w:rPr>
-        <w:rFonts w:asciiTheme="majorHAnsi" w:cstheme="majorBidi" w:eastAsiaTheme="majorEastAsia" w:hAnsiTheme="majorHAnsi"/>
+        <w:rFonts w:asciiTheme="majorHAnsi" w:cstheme="majorBidi" w:hAnsiTheme="majorHAnsi" w:eastAsia="黑体"/>
       </w:rPr>
       <w:tblPr/>
       <w:tcPr>
@@ -8436,6 +8801,7 @@
     </w:tblStylePr>
     <w:tblStylePr w:type="lastRow">
       <w:rPr>
+        <w:rFonts w:eastAsia="黑体"/>
         <w:b/>
         <w:bCs/>
         <w:color w:themeColor="text2" w:val="1F497D"/>
@@ -8450,12 +8816,14 @@
     </w:tblStylePr>
     <w:tblStylePr w:type="firstCol">
       <w:rPr>
+        <w:rFonts w:eastAsia="黑体"/>
         <w:b/>
         <w:bCs/>
       </w:rPr>
     </w:tblStylePr>
     <w:tblStylePr w:type="lastCol">
       <w:rPr>
+        <w:rFonts w:eastAsia="黑体"/>
         <w:b/>
         <w:bCs/>
       </w:rPr>
@@ -8489,6 +8857,7 @@
       <w:spacing w:after="0" w:line="240" w:lineRule="auto"/>
     </w:pPr>
     <w:rPr>
+      <w:rFonts w:eastAsia="黑体"/>
       <w:color w:themeColor="text1" w:val="000000"/>
     </w:rPr>
     <w:tblPr>
@@ -8508,7 +8877,7 @@
     </w:tblPr>
     <w:tblStylePr w:type="firstRow">
       <w:rPr>
-        <w:rFonts w:asciiTheme="majorHAnsi" w:cstheme="majorBidi" w:eastAsiaTheme="majorEastAsia" w:hAnsiTheme="majorHAnsi"/>
+        <w:rFonts w:asciiTheme="majorHAnsi" w:cstheme="majorBidi" w:hAnsiTheme="majorHAnsi" w:eastAsia="黑体"/>
       </w:rPr>
       <w:tblPr/>
       <w:tcPr>
@@ -8520,6 +8889,7 @@
     </w:tblStylePr>
     <w:tblStylePr w:type="lastRow">
       <w:rPr>
+        <w:rFonts w:eastAsia="黑体"/>
         <w:b/>
         <w:bCs/>
         <w:color w:themeColor="text2" w:val="1F497D"/>
@@ -8534,12 +8904,14 @@
     </w:tblStylePr>
     <w:tblStylePr w:type="firstCol">
       <w:rPr>
+        <w:rFonts w:eastAsia="黑体"/>
         <w:b/>
         <w:bCs/>
       </w:rPr>
     </w:tblStylePr>
     <w:tblStylePr w:type="lastCol">
       <w:rPr>
+        <w:rFonts w:eastAsia="黑体"/>
         <w:b/>
         <w:bCs/>
       </w:rPr>
@@ -8573,6 +8945,7 @@
       <w:spacing w:after="0" w:line="240" w:lineRule="auto"/>
     </w:pPr>
     <w:rPr>
+      <w:rFonts w:eastAsia="黑体"/>
       <w:color w:themeColor="text1" w:val="000000"/>
     </w:rPr>
     <w:tblPr>
@@ -8592,7 +8965,7 @@
     </w:tblPr>
     <w:tblStylePr w:type="firstRow">
       <w:rPr>
-        <w:rFonts w:asciiTheme="majorHAnsi" w:cstheme="majorBidi" w:eastAsiaTheme="majorEastAsia" w:hAnsiTheme="majorHAnsi"/>
+        <w:rFonts w:asciiTheme="majorHAnsi" w:cstheme="majorBidi" w:hAnsiTheme="majorHAnsi" w:eastAsia="黑体"/>
       </w:rPr>
       <w:tblPr/>
       <w:tcPr>
@@ -8604,6 +8977,7 @@
     </w:tblStylePr>
     <w:tblStylePr w:type="lastRow">
       <w:rPr>
+        <w:rFonts w:eastAsia="黑体"/>
         <w:b/>
         <w:bCs/>
         <w:color w:themeColor="text2" w:val="1F497D"/>
@@ -8618,12 +8992,14 @@
     </w:tblStylePr>
     <w:tblStylePr w:type="firstCol">
       <w:rPr>
+        <w:rFonts w:eastAsia="黑体"/>
         <w:b/>
         <w:bCs/>
       </w:rPr>
     </w:tblStylePr>
     <w:tblStylePr w:type="lastCol">
       <w:rPr>
+        <w:rFonts w:eastAsia="黑体"/>
         <w:b/>
         <w:bCs/>
       </w:rPr>
@@ -8657,6 +9033,7 @@
       <w:spacing w:after="0" w:line="240" w:lineRule="auto"/>
     </w:pPr>
     <w:rPr>
+      <w:rFonts w:eastAsia="黑体"/>
       <w:color w:themeColor="text1" w:val="000000"/>
     </w:rPr>
     <w:tblPr>
@@ -8676,7 +9053,7 @@
     </w:tblPr>
     <w:tblStylePr w:type="firstRow">
       <w:rPr>
-        <w:rFonts w:asciiTheme="majorHAnsi" w:cstheme="majorBidi" w:eastAsiaTheme="majorEastAsia" w:hAnsiTheme="majorHAnsi"/>
+        <w:rFonts w:asciiTheme="majorHAnsi" w:cstheme="majorBidi" w:hAnsiTheme="majorHAnsi" w:eastAsia="黑体"/>
       </w:rPr>
       <w:tblPr/>
       <w:tcPr>
@@ -8688,6 +9065,7 @@
     </w:tblStylePr>
     <w:tblStylePr w:type="lastRow">
       <w:rPr>
+        <w:rFonts w:eastAsia="黑体"/>
         <w:b/>
         <w:bCs/>
         <w:color w:themeColor="text2" w:val="1F497D"/>
@@ -8702,12 +9080,14 @@
     </w:tblStylePr>
     <w:tblStylePr w:type="firstCol">
       <w:rPr>
+        <w:rFonts w:eastAsia="黑体"/>
         <w:b/>
         <w:bCs/>
       </w:rPr>
     </w:tblStylePr>
     <w:tblStylePr w:type="lastCol">
       <w:rPr>
+        <w:rFonts w:eastAsia="黑体"/>
         <w:b/>
         <w:bCs/>
       </w:rPr>
@@ -8741,7 +9121,7 @@
       <w:spacing w:after="0" w:line="240" w:lineRule="auto"/>
     </w:pPr>
     <w:rPr>
-      <w:rFonts w:asciiTheme="majorHAnsi" w:cstheme="majorBidi" w:eastAsiaTheme="majorEastAsia" w:hAnsiTheme="majorHAnsi"/>
+      <w:rFonts w:asciiTheme="majorHAnsi" w:cstheme="majorBidi" w:hAnsiTheme="majorHAnsi" w:eastAsia="黑体"/>
       <w:color w:themeColor="text1" w:val="000000"/>
     </w:rPr>
     <w:tblPr>
@@ -8763,6 +9143,7 @@
     </w:tblPr>
     <w:tblStylePr w:type="firstRow">
       <w:rPr>
+        <w:rFonts w:eastAsia="黑体"/>
         <w:sz w:val="24"/>
         <w:szCs w:val="24"/>
       </w:rPr>
@@ -8869,7 +9250,7 @@
       <w:spacing w:after="0" w:line="240" w:lineRule="auto"/>
     </w:pPr>
     <w:rPr>
-      <w:rFonts w:asciiTheme="majorHAnsi" w:cstheme="majorBidi" w:eastAsiaTheme="majorEastAsia" w:hAnsiTheme="majorHAnsi"/>
+      <w:rFonts w:asciiTheme="majorHAnsi" w:cstheme="majorBidi" w:hAnsiTheme="majorHAnsi" w:eastAsia="黑体"/>
       <w:color w:themeColor="text1" w:val="000000"/>
     </w:rPr>
     <w:tblPr>
@@ -8891,6 +9272,7 @@
     </w:tblPr>
     <w:tblStylePr w:type="firstRow">
       <w:rPr>
+        <w:rFonts w:eastAsia="黑体"/>
         <w:sz w:val="24"/>
         <w:szCs w:val="24"/>
       </w:rPr>
@@ -8997,7 +9379,7 @@
       <w:spacing w:after="0" w:line="240" w:lineRule="auto"/>
     </w:pPr>
     <w:rPr>
-      <w:rFonts w:asciiTheme="majorHAnsi" w:cstheme="majorBidi" w:eastAsiaTheme="majorEastAsia" w:hAnsiTheme="majorHAnsi"/>
+      <w:rFonts w:asciiTheme="majorHAnsi" w:cstheme="majorBidi" w:hAnsiTheme="majorHAnsi" w:eastAsia="黑体"/>
       <w:color w:themeColor="text1" w:val="000000"/>
     </w:rPr>
     <w:tblPr>
@@ -9019,6 +9401,7 @@
     </w:tblPr>
     <w:tblStylePr w:type="firstRow">
       <w:rPr>
+        <w:rFonts w:eastAsia="黑体"/>
         <w:sz w:val="24"/>
         <w:szCs w:val="24"/>
       </w:rPr>
@@ -9125,7 +9508,7 @@
       <w:spacing w:after="0" w:line="240" w:lineRule="auto"/>
     </w:pPr>
     <w:rPr>
-      <w:rFonts w:asciiTheme="majorHAnsi" w:cstheme="majorBidi" w:eastAsiaTheme="majorEastAsia" w:hAnsiTheme="majorHAnsi"/>
+      <w:rFonts w:asciiTheme="majorHAnsi" w:cstheme="majorBidi" w:hAnsiTheme="majorHAnsi" w:eastAsia="黑体"/>
       <w:color w:themeColor="text1" w:val="000000"/>
     </w:rPr>
     <w:tblPr>
@@ -9147,6 +9530,7 @@
     </w:tblPr>
     <w:tblStylePr w:type="firstRow">
       <w:rPr>
+        <w:rFonts w:eastAsia="黑体"/>
         <w:sz w:val="24"/>
         <w:szCs w:val="24"/>
       </w:rPr>
@@ -9253,7 +9637,7 @@
       <w:spacing w:after="0" w:line="240" w:lineRule="auto"/>
     </w:pPr>
     <w:rPr>
-      <w:rFonts w:asciiTheme="majorHAnsi" w:cstheme="majorBidi" w:eastAsiaTheme="majorEastAsia" w:hAnsiTheme="majorHAnsi"/>
+      <w:rFonts w:asciiTheme="majorHAnsi" w:cstheme="majorBidi" w:hAnsiTheme="majorHAnsi" w:eastAsia="黑体"/>
       <w:color w:themeColor="text1" w:val="000000"/>
     </w:rPr>
     <w:tblPr>
@@ -9275,6 +9659,7 @@
     </w:tblPr>
     <w:tblStylePr w:type="firstRow">
       <w:rPr>
+        <w:rFonts w:eastAsia="黑体"/>
         <w:sz w:val="24"/>
         <w:szCs w:val="24"/>
       </w:rPr>
@@ -9381,7 +9766,7 @@
       <w:spacing w:after="0" w:line="240" w:lineRule="auto"/>
     </w:pPr>
     <w:rPr>
-      <w:rFonts w:asciiTheme="majorHAnsi" w:cstheme="majorBidi" w:eastAsiaTheme="majorEastAsia" w:hAnsiTheme="majorHAnsi"/>
+      <w:rFonts w:asciiTheme="majorHAnsi" w:cstheme="majorBidi" w:hAnsiTheme="majorHAnsi" w:eastAsia="黑体"/>
       <w:color w:themeColor="text1" w:val="000000"/>
     </w:rPr>
     <w:tblPr>
@@ -9403,6 +9788,7 @@
     </w:tblPr>
     <w:tblStylePr w:type="firstRow">
       <w:rPr>
+        <w:rFonts w:eastAsia="黑体"/>
         <w:sz w:val="24"/>
         <w:szCs w:val="24"/>
       </w:rPr>
@@ -9509,7 +9895,7 @@
       <w:spacing w:after="0" w:line="240" w:lineRule="auto"/>
     </w:pPr>
     <w:rPr>
-      <w:rFonts w:asciiTheme="majorHAnsi" w:cstheme="majorBidi" w:eastAsiaTheme="majorEastAsia" w:hAnsiTheme="majorHAnsi"/>
+      <w:rFonts w:asciiTheme="majorHAnsi" w:cstheme="majorBidi" w:hAnsiTheme="majorHAnsi" w:eastAsia="黑体"/>
       <w:color w:themeColor="text1" w:val="000000"/>
     </w:rPr>
     <w:tblPr>
@@ -9531,6 +9917,7 @@
     </w:tblPr>
     <w:tblStylePr w:type="firstRow">
       <w:rPr>
+        <w:rFonts w:eastAsia="黑体"/>
         <w:sz w:val="24"/>
         <w:szCs w:val="24"/>
       </w:rPr>
@@ -9660,12 +10047,14 @@
     </w:tcPr>
     <w:tblStylePr w:type="firstRow">
       <w:rPr>
+        <w:rFonts w:eastAsia="黑体"/>
         <w:b/>
         <w:bCs/>
       </w:rPr>
     </w:tblStylePr>
     <w:tblStylePr w:type="lastRow">
       <w:rPr>
+        <w:rFonts w:eastAsia="黑体"/>
         <w:b/>
         <w:bCs/>
       </w:rPr>
@@ -9678,12 +10067,14 @@
     </w:tblStylePr>
     <w:tblStylePr w:type="firstCol">
       <w:rPr>
+        <w:rFonts w:eastAsia="黑体"/>
         <w:b/>
         <w:bCs/>
       </w:rPr>
     </w:tblStylePr>
     <w:tblStylePr w:type="lastCol">
       <w:rPr>
+        <w:rFonts w:eastAsia="黑体"/>
         <w:b/>
         <w:bCs/>
       </w:rPr>
@@ -9733,12 +10124,14 @@
     </w:tcPr>
     <w:tblStylePr w:type="firstRow">
       <w:rPr>
+        <w:rFonts w:eastAsia="黑体"/>
         <w:b/>
         <w:bCs/>
       </w:rPr>
     </w:tblStylePr>
     <w:tblStylePr w:type="lastRow">
       <w:rPr>
+        <w:rFonts w:eastAsia="黑体"/>
         <w:b/>
         <w:bCs/>
       </w:rPr>
@@ -9751,12 +10144,14 @@
     </w:tblStylePr>
     <w:tblStylePr w:type="firstCol">
       <w:rPr>
+        <w:rFonts w:eastAsia="黑体"/>
         <w:b/>
         <w:bCs/>
       </w:rPr>
     </w:tblStylePr>
     <w:tblStylePr w:type="lastCol">
       <w:rPr>
+        <w:rFonts w:eastAsia="黑体"/>
         <w:b/>
         <w:bCs/>
       </w:rPr>
@@ -9806,12 +10201,14 @@
     </w:tcPr>
     <w:tblStylePr w:type="firstRow">
       <w:rPr>
+        <w:rFonts w:eastAsia="黑体"/>
         <w:b/>
         <w:bCs/>
       </w:rPr>
     </w:tblStylePr>
     <w:tblStylePr w:type="lastRow">
       <w:rPr>
+        <w:rFonts w:eastAsia="黑体"/>
         <w:b/>
         <w:bCs/>
       </w:rPr>
@@ -9824,12 +10221,14 @@
     </w:tblStylePr>
     <w:tblStylePr w:type="firstCol">
       <w:rPr>
+        <w:rFonts w:eastAsia="黑体"/>
         <w:b/>
         <w:bCs/>
       </w:rPr>
     </w:tblStylePr>
     <w:tblStylePr w:type="lastCol">
       <w:rPr>
+        <w:rFonts w:eastAsia="黑体"/>
         <w:b/>
         <w:bCs/>
       </w:rPr>
@@ -9879,12 +10278,14 @@
     </w:tcPr>
     <w:tblStylePr w:type="firstRow">
       <w:rPr>
+        <w:rFonts w:eastAsia="黑体"/>
         <w:b/>
         <w:bCs/>
       </w:rPr>
     </w:tblStylePr>
     <w:tblStylePr w:type="lastRow">
       <w:rPr>
+        <w:rFonts w:eastAsia="黑体"/>
         <w:b/>
         <w:bCs/>
       </w:rPr>
@@ -9897,12 +10298,14 @@
     </w:tblStylePr>
     <w:tblStylePr w:type="firstCol">
       <w:rPr>
+        <w:rFonts w:eastAsia="黑体"/>
         <w:b/>
         <w:bCs/>
       </w:rPr>
     </w:tblStylePr>
     <w:tblStylePr w:type="lastCol">
       <w:rPr>
+        <w:rFonts w:eastAsia="黑体"/>
         <w:b/>
         <w:bCs/>
       </w:rPr>
@@ -9952,12 +10355,14 @@
     </w:tcPr>
     <w:tblStylePr w:type="firstRow">
       <w:rPr>
+        <w:rFonts w:eastAsia="黑体"/>
         <w:b/>
         <w:bCs/>
       </w:rPr>
     </w:tblStylePr>
     <w:tblStylePr w:type="lastRow">
       <w:rPr>
+        <w:rFonts w:eastAsia="黑体"/>
         <w:b/>
         <w:bCs/>
       </w:rPr>
@@ -9970,12 +10375,14 @@
     </w:tblStylePr>
     <w:tblStylePr w:type="firstCol">
       <w:rPr>
+        <w:rFonts w:eastAsia="黑体"/>
         <w:b/>
         <w:bCs/>
       </w:rPr>
     </w:tblStylePr>
     <w:tblStylePr w:type="lastCol">
       <w:rPr>
+        <w:rFonts w:eastAsia="黑体"/>
         <w:b/>
         <w:bCs/>
       </w:rPr>
@@ -10025,12 +10432,14 @@
     </w:tcPr>
     <w:tblStylePr w:type="firstRow">
       <w:rPr>
+        <w:rFonts w:eastAsia="黑体"/>
         <w:b/>
         <w:bCs/>
       </w:rPr>
     </w:tblStylePr>
     <w:tblStylePr w:type="lastRow">
       <w:rPr>
+        <w:rFonts w:eastAsia="黑体"/>
         <w:b/>
         <w:bCs/>
       </w:rPr>
@@ -10043,12 +10452,14 @@
     </w:tblStylePr>
     <w:tblStylePr w:type="firstCol">
       <w:rPr>
+        <w:rFonts w:eastAsia="黑体"/>
         <w:b/>
         <w:bCs/>
       </w:rPr>
     </w:tblStylePr>
     <w:tblStylePr w:type="lastCol">
       <w:rPr>
+        <w:rFonts w:eastAsia="黑体"/>
         <w:b/>
         <w:bCs/>
       </w:rPr>
@@ -10098,12 +10509,14 @@
     </w:tcPr>
     <w:tblStylePr w:type="firstRow">
       <w:rPr>
+        <w:rFonts w:eastAsia="黑体"/>
         <w:b/>
         <w:bCs/>
       </w:rPr>
     </w:tblStylePr>
     <w:tblStylePr w:type="lastRow">
       <w:rPr>
+        <w:rFonts w:eastAsia="黑体"/>
         <w:b/>
         <w:bCs/>
       </w:rPr>
@@ -10116,12 +10529,14 @@
     </w:tblStylePr>
     <w:tblStylePr w:type="firstCol">
       <w:rPr>
+        <w:rFonts w:eastAsia="黑体"/>
         <w:b/>
         <w:bCs/>
       </w:rPr>
     </w:tblStylePr>
     <w:tblStylePr w:type="lastCol">
       <w:rPr>
+        <w:rFonts w:eastAsia="黑体"/>
         <w:b/>
         <w:bCs/>
       </w:rPr>
@@ -10148,7 +10563,7 @@
       <w:spacing w:after="0" w:line="240" w:lineRule="auto"/>
     </w:pPr>
     <w:rPr>
-      <w:rFonts w:asciiTheme="majorHAnsi" w:cstheme="majorBidi" w:eastAsiaTheme="majorEastAsia" w:hAnsiTheme="majorHAnsi"/>
+      <w:rFonts w:asciiTheme="majorHAnsi" w:cstheme="majorBidi" w:hAnsiTheme="majorHAnsi" w:eastAsia="黑体"/>
       <w:color w:themeColor="text1" w:val="000000"/>
     </w:rPr>
     <w:tblPr>
@@ -10175,6 +10590,7 @@
     </w:tcPr>
     <w:tblStylePr w:type="firstRow">
       <w:rPr>
+        <w:rFonts w:eastAsia="黑体"/>
         <w:b/>
         <w:bCs/>
         <w:color w:themeColor="text1" w:val="000000"/>
@@ -10186,6 +10602,7 @@
     </w:tblStylePr>
     <w:tblStylePr w:type="lastRow">
       <w:rPr>
+        <w:rFonts w:eastAsia="黑体"/>
         <w:b/>
         <w:bCs/>
         <w:color w:themeColor="text1" w:val="000000"/>
@@ -10205,6 +10622,7 @@
     </w:tblStylePr>
     <w:tblStylePr w:type="firstCol">
       <w:rPr>
+        <w:rFonts w:eastAsia="黑体"/>
         <w:b/>
         <w:bCs/>
         <w:color w:themeColor="text1" w:val="000000"/>
@@ -10224,6 +10642,7 @@
     </w:tblStylePr>
     <w:tblStylePr w:type="lastCol">
       <w:rPr>
+        <w:rFonts w:eastAsia="黑体"/>
         <w:b w:val="0"/>
         <w:bCs w:val="0"/>
         <w:color w:themeColor="text1" w:val="000000"/>
@@ -10273,7 +10692,7 @@
       <w:spacing w:after="0" w:line="240" w:lineRule="auto"/>
     </w:pPr>
     <w:rPr>
-      <w:rFonts w:asciiTheme="majorHAnsi" w:cstheme="majorBidi" w:eastAsiaTheme="majorEastAsia" w:hAnsiTheme="majorHAnsi"/>
+      <w:rFonts w:asciiTheme="majorHAnsi" w:cstheme="majorBidi" w:hAnsiTheme="majorHAnsi" w:eastAsia="黑体"/>
       <w:color w:themeColor="text1" w:val="000000"/>
     </w:rPr>
     <w:tblPr>
@@ -10300,6 +10719,7 @@
     </w:tcPr>
     <w:tblStylePr w:type="firstRow">
       <w:rPr>
+        <w:rFonts w:eastAsia="黑体"/>
         <w:b/>
         <w:bCs/>
         <w:color w:themeColor="text1" w:val="000000"/>
@@ -10311,6 +10731,7 @@
     </w:tblStylePr>
     <w:tblStylePr w:type="lastRow">
       <w:rPr>
+        <w:rFonts w:eastAsia="黑体"/>
         <w:b/>
         <w:bCs/>
         <w:color w:themeColor="text1" w:val="000000"/>
@@ -10330,6 +10751,7 @@
     </w:tblStylePr>
     <w:tblStylePr w:type="firstCol">
       <w:rPr>
+        <w:rFonts w:eastAsia="黑体"/>
         <w:b/>
         <w:bCs/>
         <w:color w:themeColor="text1" w:val="000000"/>
@@ -10349,6 +10771,7 @@
     </w:tblStylePr>
     <w:tblStylePr w:type="lastCol">
       <w:rPr>
+        <w:rFonts w:eastAsia="黑体"/>
         <w:b w:val="0"/>
         <w:bCs w:val="0"/>
         <w:color w:themeColor="text1" w:val="000000"/>
@@ -10398,7 +10821,7 @@
       <w:spacing w:after="0" w:line="240" w:lineRule="auto"/>
     </w:pPr>
     <w:rPr>
-      <w:rFonts w:asciiTheme="majorHAnsi" w:cstheme="majorBidi" w:eastAsiaTheme="majorEastAsia" w:hAnsiTheme="majorHAnsi"/>
+      <w:rFonts w:asciiTheme="majorHAnsi" w:cstheme="majorBidi" w:hAnsiTheme="majorHAnsi" w:eastAsia="黑体"/>
       <w:color w:themeColor="text1" w:val="000000"/>
     </w:rPr>
     <w:tblPr>
@@ -10425,6 +10848,7 @@
     </w:tcPr>
     <w:tblStylePr w:type="firstRow">
       <w:rPr>
+        <w:rFonts w:eastAsia="黑体"/>
         <w:b/>
         <w:bCs/>
         <w:color w:themeColor="text1" w:val="000000"/>
@@ -10436,6 +10860,7 @@
     </w:tblStylePr>
     <w:tblStylePr w:type="lastRow">
       <w:rPr>
+        <w:rFonts w:eastAsia="黑体"/>
         <w:b/>
         <w:bCs/>
         <w:color w:themeColor="text1" w:val="000000"/>
@@ -10455,6 +10880,7 @@
     </w:tblStylePr>
     <w:tblStylePr w:type="firstCol">
       <w:rPr>
+        <w:rFonts w:eastAsia="黑体"/>
         <w:b/>
         <w:bCs/>
         <w:color w:themeColor="text1" w:val="000000"/>
@@ -10474,6 +10900,7 @@
     </w:tblStylePr>
     <w:tblStylePr w:type="lastCol">
       <w:rPr>
+        <w:rFonts w:eastAsia="黑体"/>
         <w:b w:val="0"/>
         <w:bCs w:val="0"/>
         <w:color w:themeColor="text1" w:val="000000"/>
@@ -10523,7 +10950,7 @@
       <w:spacing w:after="0" w:line="240" w:lineRule="auto"/>
     </w:pPr>
     <w:rPr>
-      <w:rFonts w:asciiTheme="majorHAnsi" w:cstheme="majorBidi" w:eastAsiaTheme="majorEastAsia" w:hAnsiTheme="majorHAnsi"/>
+      <w:rFonts w:asciiTheme="majorHAnsi" w:cstheme="majorBidi" w:hAnsiTheme="majorHAnsi" w:eastAsia="黑体"/>
       <w:color w:themeColor="text1" w:val="000000"/>
     </w:rPr>
     <w:tblPr>
@@ -10550,6 +10977,7 @@
     </w:tcPr>
     <w:tblStylePr w:type="firstRow">
       <w:rPr>
+        <w:rFonts w:eastAsia="黑体"/>
         <w:b/>
         <w:bCs/>
         <w:color w:themeColor="text1" w:val="000000"/>
@@ -10561,6 +10989,7 @@
     </w:tblStylePr>
     <w:tblStylePr w:type="lastRow">
       <w:rPr>
+        <w:rFonts w:eastAsia="黑体"/>
         <w:b/>
         <w:bCs/>
         <w:color w:themeColor="text1" w:val="000000"/>
@@ -10580,6 +11009,7 @@
     </w:tblStylePr>
     <w:tblStylePr w:type="firstCol">
       <w:rPr>
+        <w:rFonts w:eastAsia="黑体"/>
         <w:b/>
         <w:bCs/>
         <w:color w:themeColor="text1" w:val="000000"/>
@@ -10599,6 +11029,7 @@
     </w:tblStylePr>
     <w:tblStylePr w:type="lastCol">
       <w:rPr>
+        <w:rFonts w:eastAsia="黑体"/>
         <w:b w:val="0"/>
         <w:bCs w:val="0"/>
         <w:color w:themeColor="text1" w:val="000000"/>
@@ -10648,7 +11079,7 @@
       <w:spacing w:after="0" w:line="240" w:lineRule="auto"/>
     </w:pPr>
     <w:rPr>
-      <w:rFonts w:asciiTheme="majorHAnsi" w:cstheme="majorBidi" w:eastAsiaTheme="majorEastAsia" w:hAnsiTheme="majorHAnsi"/>
+      <w:rFonts w:asciiTheme="majorHAnsi" w:cstheme="majorBidi" w:hAnsiTheme="majorHAnsi" w:eastAsia="黑体"/>
       <w:color w:themeColor="text1" w:val="000000"/>
     </w:rPr>
     <w:tblPr>
@@ -10675,6 +11106,7 @@
     </w:tcPr>
     <w:tblStylePr w:type="firstRow">
       <w:rPr>
+        <w:rFonts w:eastAsia="黑体"/>
         <w:b/>
         <w:bCs/>
         <w:color w:themeColor="text1" w:val="000000"/>
@@ -10686,6 +11118,7 @@
     </w:tblStylePr>
     <w:tblStylePr w:type="lastRow">
       <w:rPr>
+        <w:rFonts w:eastAsia="黑体"/>
         <w:b/>
         <w:bCs/>
         <w:color w:themeColor="text1" w:val="000000"/>
@@ -10705,6 +11138,7 @@
     </w:tblStylePr>
     <w:tblStylePr w:type="firstCol">
       <w:rPr>
+        <w:rFonts w:eastAsia="黑体"/>
         <w:b/>
         <w:bCs/>
         <w:color w:themeColor="text1" w:val="000000"/>
@@ -10724,6 +11158,7 @@
     </w:tblStylePr>
     <w:tblStylePr w:type="lastCol">
       <w:rPr>
+        <w:rFonts w:eastAsia="黑体"/>
         <w:b w:val="0"/>
         <w:bCs w:val="0"/>
         <w:color w:themeColor="text1" w:val="000000"/>
@@ -10773,7 +11208,7 @@
       <w:spacing w:after="0" w:line="240" w:lineRule="auto"/>
     </w:pPr>
     <w:rPr>
-      <w:rFonts w:asciiTheme="majorHAnsi" w:cstheme="majorBidi" w:eastAsiaTheme="majorEastAsia" w:hAnsiTheme="majorHAnsi"/>
+      <w:rFonts w:asciiTheme="majorHAnsi" w:cstheme="majorBidi" w:hAnsiTheme="majorHAnsi" w:eastAsia="黑体"/>
       <w:color w:themeColor="text1" w:val="000000"/>
     </w:rPr>
     <w:tblPr>
@@ -10800,6 +11235,7 @@
     </w:tcPr>
     <w:tblStylePr w:type="firstRow">
       <w:rPr>
+        <w:rFonts w:eastAsia="黑体"/>
         <w:b/>
         <w:bCs/>
         <w:color w:themeColor="text1" w:val="000000"/>
@@ -10811,6 +11247,7 @@
     </w:tblStylePr>
     <w:tblStylePr w:type="lastRow">
       <w:rPr>
+        <w:rFonts w:eastAsia="黑体"/>
         <w:b/>
         <w:bCs/>
         <w:color w:themeColor="text1" w:val="000000"/>
@@ -10830,6 +11267,7 @@
     </w:tblStylePr>
     <w:tblStylePr w:type="firstCol">
       <w:rPr>
+        <w:rFonts w:eastAsia="黑体"/>
         <w:b/>
         <w:bCs/>
         <w:color w:themeColor="text1" w:val="000000"/>
@@ -10849,6 +11287,7 @@
     </w:tblStylePr>
     <w:tblStylePr w:type="lastCol">
       <w:rPr>
+        <w:rFonts w:eastAsia="黑体"/>
         <w:b w:val="0"/>
         <w:bCs w:val="0"/>
         <w:color w:themeColor="text1" w:val="000000"/>
@@ -10898,7 +11337,7 @@
       <w:spacing w:after="0" w:line="240" w:lineRule="auto"/>
     </w:pPr>
     <w:rPr>
-      <w:rFonts w:asciiTheme="majorHAnsi" w:cstheme="majorBidi" w:eastAsiaTheme="majorEastAsia" w:hAnsiTheme="majorHAnsi"/>
+      <w:rFonts w:asciiTheme="majorHAnsi" w:cstheme="majorBidi" w:hAnsiTheme="majorHAnsi" w:eastAsia="黑体"/>
       <w:color w:themeColor="text1" w:val="000000"/>
     </w:rPr>
     <w:tblPr>
@@ -10925,6 +11364,7 @@
     </w:tcPr>
     <w:tblStylePr w:type="firstRow">
       <w:rPr>
+        <w:rFonts w:eastAsia="黑体"/>
         <w:b/>
         <w:bCs/>
         <w:color w:themeColor="text1" w:val="000000"/>
@@ -10936,6 +11376,7 @@
     </w:tblStylePr>
     <w:tblStylePr w:type="lastRow">
       <w:rPr>
+        <w:rFonts w:eastAsia="黑体"/>
         <w:b/>
         <w:bCs/>
         <w:color w:themeColor="text1" w:val="000000"/>
@@ -10955,6 +11396,7 @@
     </w:tblStylePr>
     <w:tblStylePr w:type="firstCol">
       <w:rPr>
+        <w:rFonts w:eastAsia="黑体"/>
         <w:b/>
         <w:bCs/>
         <w:color w:themeColor="text1" w:val="000000"/>
@@ -10974,6 +11416,7 @@
     </w:tblStylePr>
     <w:tblStylePr w:type="lastCol">
       <w:rPr>
+        <w:rFonts w:eastAsia="黑体"/>
         <w:b w:val="0"/>
         <w:bCs w:val="0"/>
         <w:color w:themeColor="text1" w:val="000000"/>
@@ -11046,6 +11489,7 @@
     </w:tcPr>
     <w:tblStylePr w:type="firstRow">
       <w:rPr>
+        <w:rFonts w:eastAsia="黑体"/>
         <w:b/>
         <w:bCs/>
         <w:i w:val="0"/>
@@ -11067,6 +11511,7 @@
     </w:tblStylePr>
     <w:tblStylePr w:type="lastRow">
       <w:rPr>
+        <w:rFonts w:eastAsia="黑体"/>
         <w:b/>
         <w:bCs/>
         <w:i w:val="0"/>
@@ -11088,6 +11533,7 @@
     </w:tblStylePr>
     <w:tblStylePr w:type="firstCol">
       <w:rPr>
+        <w:rFonts w:eastAsia="黑体"/>
         <w:b/>
         <w:bCs/>
         <w:i w:val="0"/>
@@ -11107,6 +11553,7 @@
     </w:tblStylePr>
     <w:tblStylePr w:type="lastCol">
       <w:rPr>
+        <w:rFonts w:eastAsia="黑体"/>
         <w:b/>
         <w:bCs/>
         <w:i w:val="0"/>
@@ -11187,6 +11634,7 @@
     </w:tcPr>
     <w:tblStylePr w:type="firstRow">
       <w:rPr>
+        <w:rFonts w:eastAsia="黑体"/>
         <w:b/>
         <w:bCs/>
         <w:i w:val="0"/>
@@ -11208,6 +11656,7 @@
     </w:tblStylePr>
     <w:tblStylePr w:type="lastRow">
       <w:rPr>
+        <w:rFonts w:eastAsia="黑体"/>
         <w:b/>
         <w:bCs/>
         <w:i w:val="0"/>
@@ -11229,6 +11678,7 @@
     </w:tblStylePr>
     <w:tblStylePr w:type="firstCol">
       <w:rPr>
+        <w:rFonts w:eastAsia="黑体"/>
         <w:b/>
         <w:bCs/>
         <w:i w:val="0"/>
@@ -11248,6 +11698,7 @@
     </w:tblStylePr>
     <w:tblStylePr w:type="lastCol">
       <w:rPr>
+        <w:rFonts w:eastAsia="黑体"/>
         <w:b/>
         <w:bCs/>
         <w:i w:val="0"/>
@@ -11328,6 +11779,7 @@
     </w:tcPr>
     <w:tblStylePr w:type="firstRow">
       <w:rPr>
+        <w:rFonts w:eastAsia="黑体"/>
         <w:b/>
         <w:bCs/>
         <w:i w:val="0"/>
@@ -11349,6 +11801,7 @@
     </w:tblStylePr>
     <w:tblStylePr w:type="lastRow">
       <w:rPr>
+        <w:rFonts w:eastAsia="黑体"/>
         <w:b/>
         <w:bCs/>
         <w:i w:val="0"/>
@@ -11370,6 +11823,7 @@
     </w:tblStylePr>
     <w:tblStylePr w:type="firstCol">
       <w:rPr>
+        <w:rFonts w:eastAsia="黑体"/>
         <w:b/>
         <w:bCs/>
         <w:i w:val="0"/>
@@ -11389,6 +11843,7 @@
     </w:tblStylePr>
     <w:tblStylePr w:type="lastCol">
       <w:rPr>
+        <w:rFonts w:eastAsia="黑体"/>
         <w:b/>
         <w:bCs/>
         <w:i w:val="0"/>
@@ -11469,6 +11924,7 @@
     </w:tcPr>
     <w:tblStylePr w:type="firstRow">
       <w:rPr>
+        <w:rFonts w:eastAsia="黑体"/>
         <w:b/>
         <w:bCs/>
         <w:i w:val="0"/>
@@ -11490,6 +11946,7 @@
     </w:tblStylePr>
     <w:tblStylePr w:type="lastRow">
       <w:rPr>
+        <w:rFonts w:eastAsia="黑体"/>
         <w:b/>
         <w:bCs/>
         <w:i w:val="0"/>
@@ -11511,6 +11968,7 @@
     </w:tblStylePr>
     <w:tblStylePr w:type="firstCol">
       <w:rPr>
+        <w:rFonts w:eastAsia="黑体"/>
         <w:b/>
         <w:bCs/>
         <w:i w:val="0"/>
@@ -11530,6 +11988,7 @@
     </w:tblStylePr>
     <w:tblStylePr w:type="lastCol">
       <w:rPr>
+        <w:rFonts w:eastAsia="黑体"/>
         <w:b/>
         <w:bCs/>
         <w:i w:val="0"/>
@@ -11610,6 +12069,7 @@
     </w:tcPr>
     <w:tblStylePr w:type="firstRow">
       <w:rPr>
+        <w:rFonts w:eastAsia="黑体"/>
         <w:b/>
         <w:bCs/>
         <w:i w:val="0"/>
@@ -11631,6 +12091,7 @@
     </w:tblStylePr>
     <w:tblStylePr w:type="lastRow">
       <w:rPr>
+        <w:rFonts w:eastAsia="黑体"/>
         <w:b/>
         <w:bCs/>
         <w:i w:val="0"/>
@@ -11652,6 +12113,7 @@
     </w:tblStylePr>
     <w:tblStylePr w:type="firstCol">
       <w:rPr>
+        <w:rFonts w:eastAsia="黑体"/>
         <w:b/>
         <w:bCs/>
         <w:i w:val="0"/>
@@ -11671,6 +12133,7 @@
     </w:tblStylePr>
     <w:tblStylePr w:type="lastCol">
       <w:rPr>
+        <w:rFonts w:eastAsia="黑体"/>
         <w:b/>
         <w:bCs/>
         <w:i w:val="0"/>
@@ -11751,6 +12214,7 @@
     </w:tcPr>
     <w:tblStylePr w:type="firstRow">
       <w:rPr>
+        <w:rFonts w:eastAsia="黑体"/>
         <w:b/>
         <w:bCs/>
         <w:i w:val="0"/>
@@ -11772,6 +12236,7 @@
     </w:tblStylePr>
     <w:tblStylePr w:type="lastRow">
       <w:rPr>
+        <w:rFonts w:eastAsia="黑体"/>
         <w:b/>
         <w:bCs/>
         <w:i w:val="0"/>
@@ -11793,6 +12258,7 @@
     </w:tblStylePr>
     <w:tblStylePr w:type="firstCol">
       <w:rPr>
+        <w:rFonts w:eastAsia="黑体"/>
         <w:b/>
         <w:bCs/>
         <w:i w:val="0"/>
@@ -11812,6 +12278,7 @@
     </w:tblStylePr>
     <w:tblStylePr w:type="lastCol">
       <w:rPr>
+        <w:rFonts w:eastAsia="黑体"/>
         <w:b/>
         <w:bCs/>
         <w:i w:val="0"/>
@@ -11892,6 +12359,7 @@
     </w:tcPr>
     <w:tblStylePr w:type="firstRow">
       <w:rPr>
+        <w:rFonts w:eastAsia="黑体"/>
         <w:b/>
         <w:bCs/>
         <w:i w:val="0"/>
@@ -11913,6 +12381,7 @@
     </w:tblStylePr>
     <w:tblStylePr w:type="lastRow">
       <w:rPr>
+        <w:rFonts w:eastAsia="黑体"/>
         <w:b/>
         <w:bCs/>
         <w:i w:val="0"/>
@@ -11934,6 +12403,7 @@
     </w:tblStylePr>
     <w:tblStylePr w:type="firstCol">
       <w:rPr>
+        <w:rFonts w:eastAsia="黑体"/>
         <w:b/>
         <w:bCs/>
         <w:i w:val="0"/>
@@ -11953,6 +12423,7 @@
     </w:tblStylePr>
     <w:tblStylePr w:type="lastCol">
       <w:rPr>
+        <w:rFonts w:eastAsia="黑体"/>
         <w:b/>
         <w:bCs/>
         <w:i w:val="0"/>
@@ -12010,6 +12481,7 @@
       <w:spacing w:after="0" w:line="240" w:lineRule="auto"/>
     </w:pPr>
     <w:rPr>
+      <w:rFonts w:eastAsia="黑体"/>
       <w:color w:themeColor="background1" w:val="FFFFFF"/>
     </w:rPr>
     <w:tblPr>
@@ -12028,6 +12500,7 @@
     </w:tcPr>
     <w:tblStylePr w:type="firstRow">
       <w:rPr>
+        <w:rFonts w:eastAsia="黑体"/>
         <w:b/>
         <w:bCs/>
       </w:rPr>
@@ -12124,6 +12597,7 @@
       <w:spacing w:after="0" w:line="240" w:lineRule="auto"/>
     </w:pPr>
     <w:rPr>
+      <w:rFonts w:eastAsia="黑体"/>
       <w:color w:themeColor="background1" w:val="FFFFFF"/>
     </w:rPr>
     <w:tblPr>
@@ -12142,6 +12616,7 @@
     </w:tcPr>
     <w:tblStylePr w:type="firstRow">
       <w:rPr>
+        <w:rFonts w:eastAsia="黑体"/>
         <w:b/>
         <w:bCs/>
       </w:rPr>
@@ -12238,6 +12713,7 @@
       <w:spacing w:after="0" w:line="240" w:lineRule="auto"/>
     </w:pPr>
     <w:rPr>
+      <w:rFonts w:eastAsia="黑体"/>
       <w:color w:themeColor="background1" w:val="FFFFFF"/>
     </w:rPr>
     <w:tblPr>
@@ -12256,6 +12732,7 @@
     </w:tcPr>
     <w:tblStylePr w:type="firstRow">
       <w:rPr>
+        <w:rFonts w:eastAsia="黑体"/>
         <w:b/>
         <w:bCs/>
       </w:rPr>
@@ -12352,6 +12829,7 @@
       <w:spacing w:after="0" w:line="240" w:lineRule="auto"/>
     </w:pPr>
     <w:rPr>
+      <w:rFonts w:eastAsia="黑体"/>
       <w:color w:themeColor="background1" w:val="FFFFFF"/>
     </w:rPr>
     <w:tblPr>
@@ -12370,6 +12848,7 @@
     </w:tcPr>
     <w:tblStylePr w:type="firstRow">
       <w:rPr>
+        <w:rFonts w:eastAsia="黑体"/>
         <w:b/>
         <w:bCs/>
       </w:rPr>
@@ -12466,6 +12945,7 @@
       <w:spacing w:after="0" w:line="240" w:lineRule="auto"/>
     </w:pPr>
     <w:rPr>
+      <w:rFonts w:eastAsia="黑体"/>
       <w:color w:themeColor="background1" w:val="FFFFFF"/>
     </w:rPr>
     <w:tblPr>
@@ -12484,6 +12964,7 @@
     </w:tcPr>
     <w:tblStylePr w:type="firstRow">
       <w:rPr>
+        <w:rFonts w:eastAsia="黑体"/>
         <w:b/>
         <w:bCs/>
       </w:rPr>
@@ -12580,6 +13061,7 @@
       <w:spacing w:after="0" w:line="240" w:lineRule="auto"/>
     </w:pPr>
     <w:rPr>
+      <w:rFonts w:eastAsia="黑体"/>
       <w:color w:themeColor="background1" w:val="FFFFFF"/>
     </w:rPr>
     <w:tblPr>
@@ -12598,6 +13080,7 @@
     </w:tcPr>
     <w:tblStylePr w:type="firstRow">
       <w:rPr>
+        <w:rFonts w:eastAsia="黑体"/>
         <w:b/>
         <w:bCs/>
       </w:rPr>
@@ -12694,6 +13177,7 @@
       <w:spacing w:after="0" w:line="240" w:lineRule="auto"/>
     </w:pPr>
     <w:rPr>
+      <w:rFonts w:eastAsia="黑体"/>
       <w:color w:themeColor="background1" w:val="FFFFFF"/>
     </w:rPr>
     <w:tblPr>
@@ -12712,6 +13196,7 @@
     </w:tcPr>
     <w:tblStylePr w:type="firstRow">
       <w:rPr>
+        <w:rFonts w:eastAsia="黑体"/>
         <w:b/>
         <w:bCs/>
       </w:rPr>
@@ -12808,6 +13293,7 @@
       <w:spacing w:after="0" w:line="240" w:lineRule="auto"/>
     </w:pPr>
     <w:rPr>
+      <w:rFonts w:eastAsia="黑体"/>
       <w:color w:themeColor="text1" w:val="000000"/>
     </w:rPr>
     <w:tblPr>
@@ -12834,6 +13320,7 @@
     </w:tcPr>
     <w:tblStylePr w:type="firstRow">
       <w:rPr>
+        <w:rFonts w:eastAsia="黑体"/>
         <w:b/>
         <w:bCs/>
       </w:rPr>
@@ -12852,6 +13339,7 @@
     </w:tblStylePr>
     <w:tblStylePr w:type="lastRow">
       <w:rPr>
+        <w:rFonts w:eastAsia="黑体"/>
         <w:b/>
         <w:bCs/>
         <w:color w:themeColor="background1" w:val="FFFFFF"/>
@@ -12866,6 +13354,7 @@
     </w:tblStylePr>
     <w:tblStylePr w:type="firstCol">
       <w:rPr>
+        <w:rFonts w:eastAsia="黑体"/>
         <w:color w:themeColor="background1" w:val="FFFFFF"/>
       </w:rPr>
       <w:tblPr/>
@@ -12883,6 +13372,7 @@
     </w:tblStylePr>
     <w:tblStylePr w:type="lastCol">
       <w:rPr>
+        <w:rFonts w:eastAsia="黑体"/>
         <w:color w:themeColor="background1" w:val="FFFFFF"/>
       </w:rPr>
       <w:tblPr/>
@@ -12912,11 +13402,13 @@
     </w:tblStylePr>
     <w:tblStylePr w:type="neCell">
       <w:rPr>
+        <w:rFonts w:eastAsia="黑体"/>
         <w:color w:themeColor="text1" w:val="000000"/>
       </w:rPr>
     </w:tblStylePr>
     <w:tblStylePr w:type="nwCell">
       <w:rPr>
+        <w:rFonts w:eastAsia="黑体"/>
         <w:color w:themeColor="text1" w:val="000000"/>
       </w:rPr>
     </w:tblStylePr>
@@ -12930,6 +13422,7 @@
       <w:spacing w:after="0" w:line="240" w:lineRule="auto"/>
     </w:pPr>
     <w:rPr>
+      <w:rFonts w:eastAsia="黑体"/>
       <w:color w:themeColor="text1" w:val="000000"/>
     </w:rPr>
     <w:tblPr>
@@ -12956,6 +13449,7 @@
     </w:tcPr>
     <w:tblStylePr w:type="firstRow">
       <w:rPr>
+        <w:rFonts w:eastAsia="黑体"/>
         <w:b/>
         <w:bCs/>
       </w:rPr>
@@ -12974,6 +13468,7 @@
     </w:tblStylePr>
     <w:tblStylePr w:type="lastRow">
       <w:rPr>
+        <w:rFonts w:eastAsia="黑体"/>
         <w:b/>
         <w:bCs/>
         <w:color w:themeColor="background1" w:val="FFFFFF"/>
@@ -12988,6 +13483,7 @@
     </w:tblStylePr>
     <w:tblStylePr w:type="firstCol">
       <w:rPr>
+        <w:rFonts w:eastAsia="黑体"/>
         <w:color w:themeColor="background1" w:val="FFFFFF"/>
       </w:rPr>
       <w:tblPr/>
@@ -13005,6 +13501,7 @@
     </w:tblStylePr>
     <w:tblStylePr w:type="lastCol">
       <w:rPr>
+        <w:rFonts w:eastAsia="黑体"/>
         <w:color w:themeColor="background1" w:val="FFFFFF"/>
       </w:rPr>
       <w:tblPr/>
@@ -13034,11 +13531,13 @@
     </w:tblStylePr>
     <w:tblStylePr w:type="neCell">
       <w:rPr>
+        <w:rFonts w:eastAsia="黑体"/>
         <w:color w:themeColor="text1" w:val="000000"/>
       </w:rPr>
     </w:tblStylePr>
     <w:tblStylePr w:type="nwCell">
       <w:rPr>
+        <w:rFonts w:eastAsia="黑体"/>
         <w:color w:themeColor="text1" w:val="000000"/>
       </w:rPr>
     </w:tblStylePr>
@@ -13052,6 +13551,7 @@
       <w:spacing w:after="0" w:line="240" w:lineRule="auto"/>
     </w:pPr>
     <w:rPr>
+      <w:rFonts w:eastAsia="黑体"/>
       <w:color w:themeColor="text1" w:val="000000"/>
     </w:rPr>
     <w:tblPr>
@@ -13078,6 +13578,7 @@
     </w:tcPr>
     <w:tblStylePr w:type="firstRow">
       <w:rPr>
+        <w:rFonts w:eastAsia="黑体"/>
         <w:b/>
         <w:bCs/>
       </w:rPr>
@@ -13096,6 +13597,7 @@
     </w:tblStylePr>
     <w:tblStylePr w:type="lastRow">
       <w:rPr>
+        <w:rFonts w:eastAsia="黑体"/>
         <w:b/>
         <w:bCs/>
         <w:color w:themeColor="background1" w:val="FFFFFF"/>
@@ -13110,6 +13612,7 @@
     </w:tblStylePr>
     <w:tblStylePr w:type="firstCol">
       <w:rPr>
+        <w:rFonts w:eastAsia="黑体"/>
         <w:color w:themeColor="background1" w:val="FFFFFF"/>
       </w:rPr>
       <w:tblPr/>
@@ -13127,6 +13630,7 @@
     </w:tblStylePr>
     <w:tblStylePr w:type="lastCol">
       <w:rPr>
+        <w:rFonts w:eastAsia="黑体"/>
         <w:color w:themeColor="background1" w:val="FFFFFF"/>
       </w:rPr>
       <w:tblPr/>
@@ -13156,11 +13660,13 @@
     </w:tblStylePr>
     <w:tblStylePr w:type="neCell">
       <w:rPr>
+        <w:rFonts w:eastAsia="黑体"/>
         <w:color w:themeColor="text1" w:val="000000"/>
       </w:rPr>
     </w:tblStylePr>
     <w:tblStylePr w:type="nwCell">
       <w:rPr>
+        <w:rFonts w:eastAsia="黑体"/>
         <w:color w:themeColor="text1" w:val="000000"/>
       </w:rPr>
     </w:tblStylePr>
@@ -13174,6 +13680,7 @@
       <w:spacing w:after="0" w:line="240" w:lineRule="auto"/>
     </w:pPr>
     <w:rPr>
+      <w:rFonts w:eastAsia="黑体"/>
       <w:color w:themeColor="text1" w:val="000000"/>
     </w:rPr>
     <w:tblPr>
@@ -13200,6 +13707,7 @@
     </w:tcPr>
     <w:tblStylePr w:type="firstRow">
       <w:rPr>
+        <w:rFonts w:eastAsia="黑体"/>
         <w:b/>
         <w:bCs/>
       </w:rPr>
@@ -13218,6 +13726,7 @@
     </w:tblStylePr>
     <w:tblStylePr w:type="lastRow">
       <w:rPr>
+        <w:rFonts w:eastAsia="黑体"/>
         <w:b/>
         <w:bCs/>
         <w:color w:themeColor="background1" w:val="FFFFFF"/>
@@ -13232,6 +13741,7 @@
     </w:tblStylePr>
     <w:tblStylePr w:type="firstCol">
       <w:rPr>
+        <w:rFonts w:eastAsia="黑体"/>
         <w:color w:themeColor="background1" w:val="FFFFFF"/>
       </w:rPr>
       <w:tblPr/>
@@ -13249,6 +13759,7 @@
     </w:tblStylePr>
     <w:tblStylePr w:type="lastCol">
       <w:rPr>
+        <w:rFonts w:eastAsia="黑体"/>
         <w:color w:themeColor="background1" w:val="FFFFFF"/>
       </w:rPr>
       <w:tblPr/>
@@ -13286,6 +13797,7 @@
       <w:spacing w:after="0" w:line="240" w:lineRule="auto"/>
     </w:pPr>
     <w:rPr>
+      <w:rFonts w:eastAsia="黑体"/>
       <w:color w:themeColor="text1" w:val="000000"/>
     </w:rPr>
     <w:tblPr>
@@ -13312,6 +13824,7 @@
     </w:tcPr>
     <w:tblStylePr w:type="firstRow">
       <w:rPr>
+        <w:rFonts w:eastAsia="黑体"/>
         <w:b/>
         <w:bCs/>
       </w:rPr>
@@ -13330,6 +13843,7 @@
     </w:tblStylePr>
     <w:tblStylePr w:type="lastRow">
       <w:rPr>
+        <w:rFonts w:eastAsia="黑体"/>
         <w:b/>
         <w:bCs/>
         <w:color w:themeColor="background1" w:val="FFFFFF"/>
@@ -13344,6 +13858,7 @@
     </w:tblStylePr>
     <w:tblStylePr w:type="firstCol">
       <w:rPr>
+        <w:rFonts w:eastAsia="黑体"/>
         <w:color w:themeColor="background1" w:val="FFFFFF"/>
       </w:rPr>
       <w:tblPr/>
@@ -13361,6 +13876,7 @@
     </w:tblStylePr>
     <w:tblStylePr w:type="lastCol">
       <w:rPr>
+        <w:rFonts w:eastAsia="黑体"/>
         <w:color w:themeColor="background1" w:val="FFFFFF"/>
       </w:rPr>
       <w:tblPr/>
@@ -13390,11 +13906,13 @@
     </w:tblStylePr>
     <w:tblStylePr w:type="neCell">
       <w:rPr>
+        <w:rFonts w:eastAsia="黑体"/>
         <w:color w:themeColor="text1" w:val="000000"/>
       </w:rPr>
     </w:tblStylePr>
     <w:tblStylePr w:type="nwCell">
       <w:rPr>
+        <w:rFonts w:eastAsia="黑体"/>
         <w:color w:themeColor="text1" w:val="000000"/>
       </w:rPr>
     </w:tblStylePr>
@@ -13408,6 +13926,7 @@
       <w:spacing w:after="0" w:line="240" w:lineRule="auto"/>
     </w:pPr>
     <w:rPr>
+      <w:rFonts w:eastAsia="黑体"/>
       <w:color w:themeColor="text1" w:val="000000"/>
     </w:rPr>
     <w:tblPr>
@@ -13434,6 +13953,7 @@
     </w:tcPr>
     <w:tblStylePr w:type="firstRow">
       <w:rPr>
+        <w:rFonts w:eastAsia="黑体"/>
         <w:b/>
         <w:bCs/>
       </w:rPr>
@@ -13452,6 +13972,7 @@
     </w:tblStylePr>
     <w:tblStylePr w:type="lastRow">
       <w:rPr>
+        <w:rFonts w:eastAsia="黑体"/>
         <w:b/>
         <w:bCs/>
         <w:color w:themeColor="background1" w:val="FFFFFF"/>
@@ -13466,6 +13987,7 @@
     </w:tblStylePr>
     <w:tblStylePr w:type="firstCol">
       <w:rPr>
+        <w:rFonts w:eastAsia="黑体"/>
         <w:color w:themeColor="background1" w:val="FFFFFF"/>
       </w:rPr>
       <w:tblPr/>
@@ -13483,6 +14005,7 @@
     </w:tblStylePr>
     <w:tblStylePr w:type="lastCol">
       <w:rPr>
+        <w:rFonts w:eastAsia="黑体"/>
         <w:color w:themeColor="background1" w:val="FFFFFF"/>
       </w:rPr>
       <w:tblPr/>
@@ -13512,11 +14035,13 @@
     </w:tblStylePr>
     <w:tblStylePr w:type="neCell">
       <w:rPr>
+        <w:rFonts w:eastAsia="黑体"/>
         <w:color w:themeColor="text1" w:val="000000"/>
       </w:rPr>
     </w:tblStylePr>
     <w:tblStylePr w:type="nwCell">
       <w:rPr>
+        <w:rFonts w:eastAsia="黑体"/>
         <w:color w:themeColor="text1" w:val="000000"/>
       </w:rPr>
     </w:tblStylePr>
@@ -13530,6 +14055,7 @@
       <w:spacing w:after="0" w:line="240" w:lineRule="auto"/>
     </w:pPr>
     <w:rPr>
+      <w:rFonts w:eastAsia="黑体"/>
       <w:color w:themeColor="text1" w:val="000000"/>
     </w:rPr>
     <w:tblPr>
@@ -13556,6 +14082,7 @@
     </w:tcPr>
     <w:tblStylePr w:type="firstRow">
       <w:rPr>
+        <w:rFonts w:eastAsia="黑体"/>
         <w:b/>
         <w:bCs/>
       </w:rPr>
@@ -13574,6 +14101,7 @@
     </w:tblStylePr>
     <w:tblStylePr w:type="lastRow">
       <w:rPr>
+        <w:rFonts w:eastAsia="黑体"/>
         <w:b/>
         <w:bCs/>
         <w:color w:themeColor="background1" w:val="FFFFFF"/>
@@ -13588,6 +14116,7 @@
     </w:tblStylePr>
     <w:tblStylePr w:type="firstCol">
       <w:rPr>
+        <w:rFonts w:eastAsia="黑体"/>
         <w:color w:themeColor="background1" w:val="FFFFFF"/>
       </w:rPr>
       <w:tblPr/>
@@ -13605,6 +14134,7 @@
     </w:tblStylePr>
     <w:tblStylePr w:type="lastCol">
       <w:rPr>
+        <w:rFonts w:eastAsia="黑体"/>
         <w:color w:themeColor="background1" w:val="FFFFFF"/>
       </w:rPr>
       <w:tblPr/>
@@ -13634,11 +14164,13 @@
     </w:tblStylePr>
     <w:tblStylePr w:type="neCell">
       <w:rPr>
+        <w:rFonts w:eastAsia="黑体"/>
         <w:color w:themeColor="text1" w:val="000000"/>
       </w:rPr>
     </w:tblStylePr>
     <w:tblStylePr w:type="nwCell">
       <w:rPr>
+        <w:rFonts w:eastAsia="黑体"/>
         <w:color w:themeColor="text1" w:val="000000"/>
       </w:rPr>
     </w:tblStylePr>
@@ -13652,6 +14184,7 @@
       <w:spacing w:after="0" w:line="240" w:lineRule="auto"/>
     </w:pPr>
     <w:rPr>
+      <w:rFonts w:eastAsia="黑体"/>
       <w:color w:themeColor="text1" w:val="000000"/>
     </w:rPr>
     <w:tblPr>
@@ -13670,6 +14203,7 @@
     </w:tcPr>
     <w:tblStylePr w:type="firstRow">
       <w:rPr>
+        <w:rFonts w:eastAsia="黑体"/>
         <w:b/>
         <w:bCs/>
         <w:color w:themeColor="background1" w:val="FFFFFF"/>
@@ -13684,6 +14218,7 @@
     </w:tblStylePr>
     <w:tblStylePr w:type="lastRow">
       <w:rPr>
+        <w:rFonts w:eastAsia="黑体"/>
         <w:b/>
         <w:bCs/>
         <w:color w:themeColor="accent2" w:themeShade="CC" w:val="9E3A38"/>
@@ -13698,12 +14233,14 @@
     </w:tblStylePr>
     <w:tblStylePr w:type="firstCol">
       <w:rPr>
+        <w:rFonts w:eastAsia="黑体"/>
         <w:b/>
         <w:bCs/>
       </w:rPr>
     </w:tblStylePr>
     <w:tblStylePr w:type="lastCol">
       <w:rPr>
+        <w:rFonts w:eastAsia="黑体"/>
         <w:b/>
         <w:bCs/>
       </w:rPr>
@@ -13738,6 +14275,7 @@
       <w:spacing w:after="0" w:line="240" w:lineRule="auto"/>
     </w:pPr>
     <w:rPr>
+      <w:rFonts w:eastAsia="黑体"/>
       <w:color w:themeColor="text1" w:val="000000"/>
     </w:rPr>
     <w:tblPr>
@@ -13756,6 +14294,7 @@
     </w:tcPr>
     <w:tblStylePr w:type="firstRow">
       <w:rPr>
+        <w:rFonts w:eastAsia="黑体"/>
         <w:b/>
         <w:bCs/>
         <w:color w:themeColor="background1" w:val="FFFFFF"/>
@@ -13770,6 +14309,7 @@
     </w:tblStylePr>
     <w:tblStylePr w:type="lastRow">
       <w:rPr>
+        <w:rFonts w:eastAsia="黑体"/>
         <w:b/>
         <w:bCs/>
         <w:color w:themeColor="accent2" w:themeShade="CC" w:val="9E3A38"/>
@@ -13784,12 +14324,14 @@
     </w:tblStylePr>
     <w:tblStylePr w:type="firstCol">
       <w:rPr>
+        <w:rFonts w:eastAsia="黑体"/>
         <w:b/>
         <w:bCs/>
       </w:rPr>
     </w:tblStylePr>
     <w:tblStylePr w:type="lastCol">
       <w:rPr>
+        <w:rFonts w:eastAsia="黑体"/>
         <w:b/>
         <w:bCs/>
       </w:rPr>
@@ -13824,6 +14366,7 @@
       <w:spacing w:after="0" w:line="240" w:lineRule="auto"/>
     </w:pPr>
     <w:rPr>
+      <w:rFonts w:eastAsia="黑体"/>
       <w:color w:themeColor="text1" w:val="000000"/>
     </w:rPr>
     <w:tblPr>
@@ -13842,6 +14385,7 @@
     </w:tcPr>
     <w:tblStylePr w:type="firstRow">
       <w:rPr>
+        <w:rFonts w:eastAsia="黑体"/>
         <w:b/>
         <w:bCs/>
         <w:color w:themeColor="background1" w:val="FFFFFF"/>
@@ -13856,6 +14400,7 @@
     </w:tblStylePr>
     <w:tblStylePr w:type="lastRow">
       <w:rPr>
+        <w:rFonts w:eastAsia="黑体"/>
         <w:b/>
         <w:bCs/>
         <w:color w:themeColor="accent2" w:themeShade="CC" w:val="9E3A38"/>
@@ -13870,12 +14415,14 @@
     </w:tblStylePr>
     <w:tblStylePr w:type="firstCol">
       <w:rPr>
+        <w:rFonts w:eastAsia="黑体"/>
         <w:b/>
         <w:bCs/>
       </w:rPr>
     </w:tblStylePr>
     <w:tblStylePr w:type="lastCol">
       <w:rPr>
+        <w:rFonts w:eastAsia="黑体"/>
         <w:b/>
         <w:bCs/>
       </w:rPr>
@@ -13910,6 +14457,7 @@
       <w:spacing w:after="0" w:line="240" w:lineRule="auto"/>
     </w:pPr>
     <w:rPr>
+      <w:rFonts w:eastAsia="黑体"/>
       <w:color w:themeColor="text1" w:val="000000"/>
     </w:rPr>
     <w:tblPr>
@@ -13928,6 +14476,7 @@
     </w:tcPr>
     <w:tblStylePr w:type="firstRow">
       <w:rPr>
+        <w:rFonts w:eastAsia="黑体"/>
         <w:b/>
         <w:bCs/>
         <w:color w:themeColor="background1" w:val="FFFFFF"/>
@@ -13942,6 +14491,7 @@
     </w:tblStylePr>
     <w:tblStylePr w:type="lastRow">
       <w:rPr>
+        <w:rFonts w:eastAsia="黑体"/>
         <w:b/>
         <w:bCs/>
         <w:color w:themeColor="accent4" w:themeShade="CC" w:val="664E82"/>
@@ -13956,12 +14506,14 @@
     </w:tblStylePr>
     <w:tblStylePr w:type="firstCol">
       <w:rPr>
+        <w:rFonts w:eastAsia="黑体"/>
         <w:b/>
         <w:bCs/>
       </w:rPr>
     </w:tblStylePr>
     <w:tblStylePr w:type="lastCol">
       <w:rPr>
+        <w:rFonts w:eastAsia="黑体"/>
         <w:b/>
         <w:bCs/>
       </w:rPr>
@@ -13996,6 +14548,7 @@
       <w:spacing w:after="0" w:line="240" w:lineRule="auto"/>
     </w:pPr>
     <w:rPr>
+      <w:rFonts w:eastAsia="黑体"/>
       <w:color w:themeColor="text1" w:val="000000"/>
     </w:rPr>
     <w:tblPr>
@@ -14014,6 +14567,7 @@
     </w:tcPr>
     <w:tblStylePr w:type="firstRow">
       <w:rPr>
+        <w:rFonts w:eastAsia="黑体"/>
         <w:b/>
         <w:bCs/>
         <w:color w:themeColor="background1" w:val="FFFFFF"/>
@@ -14028,6 +14582,7 @@
     </w:tblStylePr>
     <w:tblStylePr w:type="lastRow">
       <w:rPr>
+        <w:rFonts w:eastAsia="黑体"/>
         <w:b/>
         <w:bCs/>
         <w:color w:themeColor="accent3" w:themeShade="CC" w:val="7E9C40"/>
@@ -14042,12 +14597,14 @@
     </w:tblStylePr>
     <w:tblStylePr w:type="firstCol">
       <w:rPr>
+        <w:rFonts w:eastAsia="黑体"/>
         <w:b/>
         <w:bCs/>
       </w:rPr>
     </w:tblStylePr>
     <w:tblStylePr w:type="lastCol">
       <w:rPr>
+        <w:rFonts w:eastAsia="黑体"/>
         <w:b/>
         <w:bCs/>
       </w:rPr>
@@ -14082,6 +14639,7 @@
       <w:spacing w:after="0" w:line="240" w:lineRule="auto"/>
     </w:pPr>
     <w:rPr>
+      <w:rFonts w:eastAsia="黑体"/>
       <w:color w:themeColor="text1" w:val="000000"/>
     </w:rPr>
     <w:tblPr>
@@ -14100,6 +14658,7 @@
     </w:tcPr>
     <w:tblStylePr w:type="firstRow">
       <w:rPr>
+        <w:rFonts w:eastAsia="黑体"/>
         <w:b/>
         <w:bCs/>
         <w:color w:themeColor="background1" w:val="FFFFFF"/>
@@ -14114,6 +14673,7 @@
     </w:tblStylePr>
     <w:tblStylePr w:type="lastRow">
       <w:rPr>
+        <w:rFonts w:eastAsia="黑体"/>
         <w:b/>
         <w:bCs/>
         <w:color w:themeColor="accent6" w:themeShade="CC" w:val="F2730A"/>
@@ -14128,12 +14688,14 @@
     </w:tblStylePr>
     <w:tblStylePr w:type="firstCol">
       <w:rPr>
+        <w:rFonts w:eastAsia="黑体"/>
         <w:b/>
         <w:bCs/>
       </w:rPr>
     </w:tblStylePr>
     <w:tblStylePr w:type="lastCol">
       <w:rPr>
+        <w:rFonts w:eastAsia="黑体"/>
         <w:b/>
         <w:bCs/>
       </w:rPr>
@@ -14168,6 +14730,7 @@
       <w:spacing w:after="0" w:line="240" w:lineRule="auto"/>
     </w:pPr>
     <w:rPr>
+      <w:rFonts w:eastAsia="黑体"/>
       <w:color w:themeColor="text1" w:val="000000"/>
     </w:rPr>
     <w:tblPr>
@@ -14186,6 +14749,7 @@
     </w:tcPr>
     <w:tblStylePr w:type="firstRow">
       <w:rPr>
+        <w:rFonts w:eastAsia="黑体"/>
         <w:b/>
         <w:bCs/>
         <w:color w:themeColor="background1" w:val="FFFFFF"/>
@@ -14200,6 +14764,7 @@
     </w:tblStylePr>
     <w:tblStylePr w:type="lastRow">
       <w:rPr>
+        <w:rFonts w:eastAsia="黑体"/>
         <w:b/>
         <w:bCs/>
         <w:color w:themeColor="accent5" w:themeShade="CC" w:val="348DA5"/>
@@ -14214,12 +14779,14 @@
     </w:tblStylePr>
     <w:tblStylePr w:type="firstCol">
       <w:rPr>
+        <w:rFonts w:eastAsia="黑体"/>
         <w:b/>
         <w:bCs/>
       </w:rPr>
     </w:tblStylePr>
     <w:tblStylePr w:type="lastCol">
       <w:rPr>
+        <w:rFonts w:eastAsia="黑体"/>
         <w:b/>
         <w:bCs/>
       </w:rPr>
@@ -14254,6 +14821,7 @@
       <w:spacing w:after="0" w:line="240" w:lineRule="auto"/>
     </w:pPr>
     <w:rPr>
+      <w:rFonts w:eastAsia="黑体"/>
       <w:color w:themeColor="text1" w:val="000000"/>
     </w:rPr>
     <w:tblPr>
@@ -14275,6 +14843,7 @@
     </w:tcPr>
     <w:tblStylePr w:type="firstRow">
       <w:rPr>
+        <w:rFonts w:eastAsia="黑体"/>
         <w:b/>
         <w:bCs/>
       </w:rPr>
@@ -14285,6 +14854,7 @@
     </w:tblStylePr>
     <w:tblStylePr w:type="lastRow">
       <w:rPr>
+        <w:rFonts w:eastAsia="黑体"/>
         <w:b/>
         <w:bCs/>
         <w:color w:themeColor="text1" w:val="000000"/>
@@ -14296,6 +14866,7 @@
     </w:tblStylePr>
     <w:tblStylePr w:type="firstCol">
       <w:rPr>
+        <w:rFonts w:eastAsia="黑体"/>
         <w:color w:themeColor="background1" w:val="FFFFFF"/>
       </w:rPr>
       <w:tblPr/>
@@ -14305,6 +14876,7 @@
     </w:tblStylePr>
     <w:tblStylePr w:type="lastCol">
       <w:rPr>
+        <w:rFonts w:eastAsia="黑体"/>
         <w:color w:themeColor="background1" w:val="FFFFFF"/>
       </w:rPr>
       <w:tblPr/>
@@ -14334,6 +14906,7 @@
       <w:spacing w:after="0" w:line="240" w:lineRule="auto"/>
     </w:pPr>
     <w:rPr>
+      <w:rFonts w:eastAsia="黑体"/>
       <w:color w:themeColor="text1" w:val="000000"/>
     </w:rPr>
     <w:tblPr>
@@ -14355,6 +14928,7 @@
     </w:tcPr>
     <w:tblStylePr w:type="firstRow">
       <w:rPr>
+        <w:rFonts w:eastAsia="黑体"/>
         <w:b/>
         <w:bCs/>
       </w:rPr>
@@ -14365,6 +14939,7 @@
     </w:tblStylePr>
     <w:tblStylePr w:type="lastRow">
       <w:rPr>
+        <w:rFonts w:eastAsia="黑体"/>
         <w:b/>
         <w:bCs/>
         <w:color w:themeColor="text1" w:val="000000"/>
@@ -14376,6 +14951,7 @@
     </w:tblStylePr>
     <w:tblStylePr w:type="firstCol">
       <w:rPr>
+        <w:rFonts w:eastAsia="黑体"/>
         <w:color w:themeColor="background1" w:val="FFFFFF"/>
       </w:rPr>
       <w:tblPr/>
@@ -14385,6 +14961,7 @@
     </w:tblStylePr>
     <w:tblStylePr w:type="lastCol">
       <w:rPr>
+        <w:rFonts w:eastAsia="黑体"/>
         <w:color w:themeColor="background1" w:val="FFFFFF"/>
       </w:rPr>
       <w:tblPr/>
@@ -14414,6 +14991,7 @@
       <w:spacing w:after="0" w:line="240" w:lineRule="auto"/>
     </w:pPr>
     <w:rPr>
+      <w:rFonts w:eastAsia="黑体"/>
       <w:color w:themeColor="text1" w:val="000000"/>
     </w:rPr>
     <w:tblPr>
@@ -14435,6 +15013,7 @@
     </w:tcPr>
     <w:tblStylePr w:type="firstRow">
       <w:rPr>
+        <w:rFonts w:eastAsia="黑体"/>
         <w:b/>
         <w:bCs/>
       </w:rPr>
@@ -14445,6 +15024,7 @@
     </w:tblStylePr>
     <w:tblStylePr w:type="lastRow">
       <w:rPr>
+        <w:rFonts w:eastAsia="黑体"/>
         <w:b/>
         <w:bCs/>
         <w:color w:themeColor="text1" w:val="000000"/>
@@ -14456,6 +15036,7 @@
     </w:tblStylePr>
     <w:tblStylePr w:type="firstCol">
       <w:rPr>
+        <w:rFonts w:eastAsia="黑体"/>
         <w:color w:themeColor="background1" w:val="FFFFFF"/>
       </w:rPr>
       <w:tblPr/>
@@ -14465,6 +15046,7 @@
     </w:tblStylePr>
     <w:tblStylePr w:type="lastCol">
       <w:rPr>
+        <w:rFonts w:eastAsia="黑体"/>
         <w:color w:themeColor="background1" w:val="FFFFFF"/>
       </w:rPr>
       <w:tblPr/>
@@ -14494,6 +15076,7 @@
       <w:spacing w:after="0" w:line="240" w:lineRule="auto"/>
     </w:pPr>
     <w:rPr>
+      <w:rFonts w:eastAsia="黑体"/>
       <w:color w:themeColor="text1" w:val="000000"/>
     </w:rPr>
     <w:tblPr>
@@ -14515,6 +15098,7 @@
     </w:tcPr>
     <w:tblStylePr w:type="firstRow">
       <w:rPr>
+        <w:rFonts w:eastAsia="黑体"/>
         <w:b/>
         <w:bCs/>
       </w:rPr>
@@ -14525,6 +15109,7 @@
     </w:tblStylePr>
     <w:tblStylePr w:type="lastRow">
       <w:rPr>
+        <w:rFonts w:eastAsia="黑体"/>
         <w:b/>
         <w:bCs/>
         <w:color w:themeColor="text1" w:val="000000"/>
@@ -14536,6 +15121,7 @@
     </w:tblStylePr>
     <w:tblStylePr w:type="firstCol">
       <w:rPr>
+        <w:rFonts w:eastAsia="黑体"/>
         <w:color w:themeColor="background1" w:val="FFFFFF"/>
       </w:rPr>
       <w:tblPr/>
@@ -14545,6 +15131,7 @@
     </w:tblStylePr>
     <w:tblStylePr w:type="lastCol">
       <w:rPr>
+        <w:rFonts w:eastAsia="黑体"/>
         <w:color w:themeColor="background1" w:val="FFFFFF"/>
       </w:rPr>
       <w:tblPr/>
@@ -14574,6 +15161,7 @@
       <w:spacing w:after="0" w:line="240" w:lineRule="auto"/>
     </w:pPr>
     <w:rPr>
+      <w:rFonts w:eastAsia="黑体"/>
       <w:color w:themeColor="text1" w:val="000000"/>
     </w:rPr>
     <w:tblPr>
@@ -14595,6 +15183,7 @@
     </w:tcPr>
     <w:tblStylePr w:type="firstRow">
       <w:rPr>
+        <w:rFonts w:eastAsia="黑体"/>
         <w:b/>
         <w:bCs/>
       </w:rPr>
@@ -14605,6 +15194,7 @@
     </w:tblStylePr>
     <w:tblStylePr w:type="lastRow">
       <w:rPr>
+        <w:rFonts w:eastAsia="黑体"/>
         <w:b/>
         <w:bCs/>
         <w:color w:themeColor="text1" w:val="000000"/>
@@ -14616,6 +15206,7 @@
     </w:tblStylePr>
     <w:tblStylePr w:type="firstCol">
       <w:rPr>
+        <w:rFonts w:eastAsia="黑体"/>
         <w:color w:themeColor="background1" w:val="FFFFFF"/>
       </w:rPr>
       <w:tblPr/>
@@ -14625,6 +15216,7 @@
     </w:tblStylePr>
     <w:tblStylePr w:type="lastCol">
       <w:rPr>
+        <w:rFonts w:eastAsia="黑体"/>
         <w:color w:themeColor="background1" w:val="FFFFFF"/>
       </w:rPr>
       <w:tblPr/>
@@ -14654,6 +15246,7 @@
       <w:spacing w:after="0" w:line="240" w:lineRule="auto"/>
     </w:pPr>
     <w:rPr>
+      <w:rFonts w:eastAsia="黑体"/>
       <w:color w:themeColor="text1" w:val="000000"/>
     </w:rPr>
     <w:tblPr>
@@ -14675,6 +15268,7 @@
     </w:tcPr>
     <w:tblStylePr w:type="firstRow">
       <w:rPr>
+        <w:rFonts w:eastAsia="黑体"/>
         <w:b/>
         <w:bCs/>
       </w:rPr>
@@ -14685,6 +15279,7 @@
     </w:tblStylePr>
     <w:tblStylePr w:type="lastRow">
       <w:rPr>
+        <w:rFonts w:eastAsia="黑体"/>
         <w:b/>
         <w:bCs/>
         <w:color w:themeColor="text1" w:val="000000"/>
@@ -14696,6 +15291,7 @@
     </w:tblStylePr>
     <w:tblStylePr w:type="firstCol">
       <w:rPr>
+        <w:rFonts w:eastAsia="黑体"/>
         <w:color w:themeColor="background1" w:val="FFFFFF"/>
       </w:rPr>
       <w:tblPr/>
@@ -14705,6 +15301,7 @@
     </w:tblStylePr>
     <w:tblStylePr w:type="lastCol">
       <w:rPr>
+        <w:rFonts w:eastAsia="黑体"/>
         <w:color w:themeColor="background1" w:val="FFFFFF"/>
       </w:rPr>
       <w:tblPr/>
@@ -14734,6 +15331,7 @@
       <w:spacing w:after="0" w:line="240" w:lineRule="auto"/>
     </w:pPr>
     <w:rPr>
+      <w:rFonts w:eastAsia="黑体"/>
       <w:color w:themeColor="text1" w:val="000000"/>
     </w:rPr>
     <w:tblPr>
@@ -14755,6 +15353,7 @@
     </w:tcPr>
     <w:tblStylePr w:type="firstRow">
       <w:rPr>
+        <w:rFonts w:eastAsia="黑体"/>
         <w:b/>
         <w:bCs/>
       </w:rPr>
@@ -14765,6 +15364,7 @@
     </w:tblStylePr>
     <w:tblStylePr w:type="lastRow">
       <w:rPr>
+        <w:rFonts w:eastAsia="黑体"/>
         <w:b/>
         <w:bCs/>
         <w:color w:themeColor="text1" w:val="000000"/>
@@ -14776,6 +15376,7 @@
     </w:tblStylePr>
     <w:tblStylePr w:type="firstCol">
       <w:rPr>
+        <w:rFonts w:eastAsia="黑体"/>
         <w:color w:themeColor="background1" w:val="FFFFFF"/>
       </w:rPr>
       <w:tblPr/>
@@ -14785,6 +15386,7 @@
     </w:tblStylePr>
     <w:tblStylePr w:type="lastCol">
       <w:rPr>
+        <w:rFonts w:eastAsia="黑体"/>
         <w:color w:themeColor="background1" w:val="FFFFFF"/>
       </w:rPr>
       <w:tblPr/>
@@ -14817,6 +15419,7 @@
     <w:name w:val="KeywordTok"/>
     <w:basedOn w:val="VerbatimChar"/>
     <w:rPr>
+      <w:rFonts w:eastAsia="黑体"/>
       <w:b/>
       <w:color w:val="007020"/>
     </w:rPr>
@@ -14825,6 +15428,7 @@
     <w:name w:val="DataTypeTok"/>
     <w:basedOn w:val="VerbatimChar"/>
     <w:rPr>
+      <w:rFonts w:eastAsia="黑体"/>
       <w:color w:val="902000"/>
     </w:rPr>
   </w:style>
@@ -14832,6 +15436,7 @@
     <w:name w:val="DecValTok"/>
     <w:basedOn w:val="VerbatimChar"/>
     <w:rPr>
+      <w:rFonts w:eastAsia="黑体"/>
       <w:color w:val="40a070"/>
     </w:rPr>
   </w:style>
@@ -14839,6 +15444,7 @@
     <w:name w:val="BaseNTok"/>
     <w:basedOn w:val="VerbatimChar"/>
     <w:rPr>
+      <w:rFonts w:eastAsia="黑体"/>
       <w:color w:val="40a070"/>
     </w:rPr>
   </w:style>
@@ -14846,6 +15452,7 @@
     <w:name w:val="FloatTok"/>
     <w:basedOn w:val="VerbatimChar"/>
     <w:rPr>
+      <w:rFonts w:eastAsia="黑体"/>
       <w:color w:val="40a070"/>
     </w:rPr>
   </w:style>
@@ -14853,6 +15460,7 @@
     <w:name w:val="ConstantTok"/>
     <w:basedOn w:val="VerbatimChar"/>
     <w:rPr>
+      <w:rFonts w:eastAsia="黑体"/>
       <w:color w:val="880000"/>
     </w:rPr>
   </w:style>
@@ -14860,6 +15468,7 @@
     <w:name w:val="CharTok"/>
     <w:basedOn w:val="VerbatimChar"/>
     <w:rPr>
+      <w:rFonts w:eastAsia="黑体"/>
       <w:color w:val="4070a0"/>
     </w:rPr>
   </w:style>
@@ -14867,6 +15476,7 @@
     <w:name w:val="SpecialCharTok"/>
     <w:basedOn w:val="VerbatimChar"/>
     <w:rPr>
+      <w:rFonts w:eastAsia="黑体"/>
       <w:color w:val="4070a0"/>
     </w:rPr>
   </w:style>
@@ -14874,6 +15484,7 @@
     <w:name w:val="StringTok"/>
     <w:basedOn w:val="VerbatimChar"/>
     <w:rPr>
+      <w:rFonts w:eastAsia="黑体"/>
       <w:color w:val="4070a0"/>
     </w:rPr>
   </w:style>
@@ -14881,6 +15492,7 @@
     <w:name w:val="VerbatimStringTok"/>
     <w:basedOn w:val="VerbatimChar"/>
     <w:rPr>
+      <w:rFonts w:eastAsia="黑体"/>
       <w:color w:val="4070a0"/>
     </w:rPr>
   </w:style>
@@ -14888,6 +15500,7 @@
     <w:name w:val="SpecialStringTok"/>
     <w:basedOn w:val="VerbatimChar"/>
     <w:rPr>
+      <w:rFonts w:eastAsia="黑体"/>
       <w:color w:val="bb6688"/>
     </w:rPr>
   </w:style>
@@ -14895,6 +15508,7 @@
     <w:name w:val="ImportTok"/>
     <w:basedOn w:val="VerbatimChar"/>
     <w:rPr>
+      <w:rFonts w:eastAsia="黑体"/>
       <w:b/>
       <w:color w:val="008000"/>
     </w:rPr>
@@ -14903,6 +15517,7 @@
     <w:name w:val="CommentTok"/>
     <w:basedOn w:val="VerbatimChar"/>
     <w:rPr>
+      <w:rFonts w:eastAsia="黑体"/>
       <w:i/>
       <w:color w:val="60a0b0"/>
     </w:rPr>
@@ -14911,6 +15526,7 @@
     <w:name w:val="DocumentationTok"/>
     <w:basedOn w:val="VerbatimChar"/>
     <w:rPr>
+      <w:rFonts w:eastAsia="黑体"/>
       <w:i/>
       <w:color w:val="ba2121"/>
     </w:rPr>
@@ -14919,6 +15535,7 @@
     <w:name w:val="AnnotationTok"/>
     <w:basedOn w:val="VerbatimChar"/>
     <w:rPr>
+      <w:rFonts w:eastAsia="黑体"/>
       <w:b/>
       <w:i/>
       <w:color w:val="60a0b0"/>
@@ -14928,6 +15545,7 @@
     <w:name w:val="CommentVarTok"/>
     <w:basedOn w:val="VerbatimChar"/>
     <w:rPr>
+      <w:rFonts w:eastAsia="黑体"/>
       <w:b/>
       <w:i/>
       <w:color w:val="60a0b0"/>
@@ -14937,6 +15555,7 @@
     <w:name w:val="OtherTok"/>
     <w:basedOn w:val="VerbatimChar"/>
     <w:rPr>
+      <w:rFonts w:eastAsia="黑体"/>
       <w:color w:val="007020"/>
     </w:rPr>
   </w:style>
@@ -14944,6 +15563,7 @@
     <w:name w:val="FunctionTok"/>
     <w:basedOn w:val="VerbatimChar"/>
     <w:rPr>
+      <w:rFonts w:eastAsia="黑体"/>
       <w:color w:val="06287e"/>
     </w:rPr>
   </w:style>
@@ -14951,6 +15571,7 @@
     <w:name w:val="VariableTok"/>
     <w:basedOn w:val="VerbatimChar"/>
     <w:rPr>
+      <w:rFonts w:eastAsia="黑体"/>
       <w:color w:val="19177c"/>
     </w:rPr>
   </w:style>
@@ -14958,6 +15579,7 @@
     <w:name w:val="ControlFlowTok"/>
     <w:basedOn w:val="VerbatimChar"/>
     <w:rPr>
+      <w:rFonts w:eastAsia="黑体"/>
       <w:b/>
       <w:color w:val="007020"/>
     </w:rPr>
@@ -14966,6 +15588,7 @@
     <w:name w:val="OperatorTok"/>
     <w:basedOn w:val="VerbatimChar"/>
     <w:rPr>
+      <w:rFonts w:eastAsia="黑体"/>
       <w:color w:val="666666"/>
     </w:rPr>
   </w:style>
@@ -14973,18 +15596,22 @@
     <w:name w:val="BuiltInTok"/>
     <w:basedOn w:val="VerbatimChar"/>
     <w:rPr>
+      <w:rFonts w:eastAsia="黑体"/>
       <w:color w:val="008000"/>
     </w:rPr>
   </w:style>
   <w:style w:type="character" w:customStyle="1" w:styleId="ExtensionTok">
     <w:name w:val="ExtensionTok"/>
     <w:basedOn w:val="VerbatimChar"/>
-    <w:rPr/>
+    <w:rPr>
+      <w:rFonts w:eastAsia="黑体"/>
+    </w:rPr>
   </w:style>
   <w:style w:type="character" w:customStyle="1" w:styleId="PreprocessorTok">
     <w:name w:val="PreprocessorTok"/>
     <w:basedOn w:val="VerbatimChar"/>
     <w:rPr>
+      <w:rFonts w:eastAsia="黑体"/>
       <w:color w:val="bc7a00"/>
     </w:rPr>
   </w:style>
@@ -14992,18 +15619,22 @@
     <w:name w:val="AttributeTok"/>
     <w:basedOn w:val="VerbatimChar"/>
     <w:rPr>
+      <w:rFonts w:eastAsia="黑体"/>
       <w:color w:val="7d9029"/>
     </w:rPr>
   </w:style>
   <w:style w:type="character" w:customStyle="1" w:styleId="RegionMarkerTok">
     <w:name w:val="RegionMarkerTok"/>
     <w:basedOn w:val="VerbatimChar"/>
-    <w:rPr/>
+    <w:rPr>
+      <w:rFonts w:eastAsia="黑体"/>
+    </w:rPr>
   </w:style>
   <w:style w:type="character" w:customStyle="1" w:styleId="InformationTok">
     <w:name w:val="InformationTok"/>
     <w:basedOn w:val="VerbatimChar"/>
     <w:rPr>
+      <w:rFonts w:eastAsia="黑体"/>
       <w:b/>
       <w:i/>
       <w:color w:val="60a0b0"/>
@@ -15013,6 +15644,7 @@
     <w:name w:val="WarningTok"/>
     <w:basedOn w:val="VerbatimChar"/>
     <w:rPr>
+      <w:rFonts w:eastAsia="黑体"/>
       <w:b/>
       <w:i/>
       <w:color w:val="60a0b0"/>
@@ -15022,6 +15654,7 @@
     <w:name w:val="AlertTok"/>
     <w:basedOn w:val="VerbatimChar"/>
     <w:rPr>
+      <w:rFonts w:eastAsia="黑体"/>
       <w:b/>
       <w:color w:val="ff0000"/>
     </w:rPr>
@@ -15030,6 +15663,7 @@
     <w:name w:val="ErrorTok"/>
     <w:basedOn w:val="VerbatimChar"/>
     <w:rPr>
+      <w:rFonts w:eastAsia="黑体"/>
       <w:b/>
       <w:color w:val="ff0000"/>
     </w:rPr>
@@ -15037,7 +15671,9 @@
   <w:style w:type="character" w:customStyle="1" w:styleId="NormalTok">
     <w:name w:val="NormalTok"/>
     <w:basedOn w:val="VerbatimChar"/>
-    <w:rPr/>
+    <w:rPr>
+      <w:rFonts w:eastAsia="黑体"/>
+    </w:rPr>
   </w:style>
 </w:styles>
 </file>
@@ -15086,12 +15722,12 @@
     <a:fontScheme name="Office">
       <a:majorFont>
         <a:latin typeface="Calibri"/>
-        <a:ea typeface=""/>
+        <a:ea typeface="黑体"/>
         <a:cs typeface=""/>
         <a:font script="Jpan" typeface="ＭＳ ゴシック"/>
         <a:font script="Hang" typeface="맑은 고딕"/>
-        <a:font script="Hans" typeface="宋体"/>
-        <a:font script="Hant" typeface="新細明體"/>
+        <a:font script="Hans" typeface="黑体"/>
+        <a:font script="Hant" typeface="黑体"/>
         <a:font script="Arab" typeface="Times New Roman"/>
         <a:font script="Hebr" typeface="Times New Roman"/>
         <a:font script="Thai" typeface="Angsana New"/>
@@ -15121,12 +15757,12 @@
       </a:majorFont>
       <a:minorFont>
         <a:latin typeface="Cambria"/>
-        <a:ea typeface=""/>
+        <a:ea typeface="黑体"/>
         <a:cs typeface=""/>
         <a:font script="Jpan" typeface="ＭＳ 明朝"/>
         <a:font script="Hang" typeface="맑은 고딕"/>
-        <a:font script="Hans" typeface="宋体"/>
-        <a:font script="Hant" typeface="新細明體"/>
+        <a:font script="Hans" typeface="黑体"/>
+        <a:font script="Hant" typeface="黑体"/>
         <a:font script="Arab" typeface="Arial"/>
         <a:font script="Hebr" typeface="Arial"/>
         <a:font script="Thai" typeface="Cordia New"/>

--- a/11-变流电路/01-整流电路/半控整流电路/半控整流电路.docx
+++ b/11-变流电路/01-整流电路/半控整流电路/半控整流电路.docx
@@ -2651,7 +2651,7 @@
           <w:color w:val="555555"/>
           <w:sz w:val="21"/>
         </w:rPr>
-        <w:t>材料收集者：杜文杰，WX手机：19519196569，QQ:3478827729</w:t>
+        <w:t>材料收集者：杜文杰，微信/手机：19519196569，QQ:3478827729</w:t>
       </w:r>
     </w:p>
     <w:sectPr>
